--- a/courseware/LP-Business Process Automation with Power Automate and Copilot Studio Agents.docx
+++ b/courseware/LP-Business Process Automation with Power Automate and Copilot Studio Agents.docx
@@ -167,7 +167,7 @@
           <w:color w:val="1F6FEB"/>
           <w:sz w:val="24"/>
         </w:rPr>
-        <w:t>Version 3.3</w:t>
+        <w:t>Version 6.0</w:t>
       </w:r>
     </w:p>
     <w:p>
@@ -677,6 +677,238 @@
           </w:p>
         </w:tc>
       </w:tr>
+      <w:tr>
+        <w:tc>
+          <w:tcPr>
+            <w:tcW w:type="dxa" w:w="2160"/>
+          </w:tcPr>
+          <w:p>
+            <w:r/>
+            <w:r>
+              <w:rPr>
+                <w:sz w:val="19"/>
+              </w:rPr>
+              <w:t>5.0</w:t>
+            </w:r>
+          </w:p>
+        </w:tc>
+        <w:tc>
+          <w:tcPr>
+            <w:tcW w:type="dxa" w:w="2160"/>
+          </w:tcPr>
+          <w:p>
+            <w:r/>
+            <w:r>
+              <w:rPr>
+                <w:sz w:val="19"/>
+              </w:rPr>
+              <w:t>25 Jul 2026</w:t>
+            </w:r>
+          </w:p>
+        </w:tc>
+        <w:tc>
+          <w:tcPr>
+            <w:tcW w:type="dxa" w:w="2160"/>
+          </w:tcPr>
+          <w:p>
+            <w:r/>
+            <w:r>
+              <w:rPr>
+                <w:sz w:val="19"/>
+              </w:rPr>
+              <w:t>Rebuilt the course around Forms-driven workflows, specialised IT/HR agents, agent routing, HTTP/webhook websites and a multi-timeframe Finance Advisor capstone.</w:t>
+            </w:r>
+          </w:p>
+        </w:tc>
+        <w:tc>
+          <w:tcPr>
+            <w:tcW w:type="dxa" w:w="2160"/>
+          </w:tcPr>
+          <w:p>
+            <w:r/>
+            <w:r>
+              <w:rPr>
+                <w:sz w:val="19"/>
+              </w:rPr>
+              <w:t>Course Development Team</w:t>
+            </w:r>
+          </w:p>
+        </w:tc>
+      </w:tr>
+      <w:tr>
+        <w:tc>
+          <w:tcPr>
+            <w:tcW w:type="dxa" w:w="2160"/>
+          </w:tcPr>
+          <w:p>
+            <w:r/>
+            <w:r>
+              <w:rPr>
+                <w:sz w:val="19"/>
+              </w:rPr>
+              <w:t>5.1</w:t>
+            </w:r>
+          </w:p>
+        </w:tc>
+        <w:tc>
+          <w:tcPr>
+            <w:tcW w:type="dxa" w:w="2160"/>
+          </w:tcPr>
+          <w:p>
+            <w:r/>
+            <w:r>
+              <w:rPr>
+                <w:sz w:val="19"/>
+              </w:rPr>
+              <w:t>25 Jul 2026</w:t>
+            </w:r>
+          </w:p>
+        </w:tc>
+        <w:tc>
+          <w:tcPr>
+            <w:tcW w:type="dxa" w:w="2160"/>
+          </w:tcPr>
+          <w:p>
+            <w:r/>
+            <w:r>
+              <w:rPr>
+                <w:sz w:val="19"/>
+              </w:rPr>
+              <w:t>Aligned the lesson plan to the Version 5.1 deck and the expanded visual, click-by-click Labs 1-10.</w:t>
+            </w:r>
+          </w:p>
+        </w:tc>
+        <w:tc>
+          <w:tcPr>
+            <w:tcW w:type="dxa" w:w="2160"/>
+          </w:tcPr>
+          <w:p>
+            <w:r/>
+            <w:r>
+              <w:rPr>
+                <w:sz w:val="19"/>
+              </w:rPr>
+              <w:t>Course Development Team</w:t>
+            </w:r>
+          </w:p>
+        </w:tc>
+      </w:tr>
+      <w:tr>
+        <w:tc>
+          <w:tcPr>
+            <w:tcW w:type="dxa" w:w="2160"/>
+          </w:tcPr>
+          <w:p>
+            <w:r/>
+            <w:r>
+              <w:rPr>
+                <w:sz w:val="19"/>
+              </w:rPr>
+              <w:t>5.2</w:t>
+            </w:r>
+          </w:p>
+        </w:tc>
+        <w:tc>
+          <w:tcPr>
+            <w:tcW w:type="dxa" w:w="2160"/>
+          </w:tcPr>
+          <w:p>
+            <w:r/>
+            <w:r>
+              <w:rPr>
+                <w:sz w:val="19"/>
+              </w:rPr>
+              <w:t>25 Jul 2026</w:t>
+            </w:r>
+          </w:p>
+        </w:tc>
+        <w:tc>
+          <w:tcPr>
+            <w:tcW w:type="dxa" w:w="2160"/>
+          </w:tcPr>
+          <w:p>
+            <w:r/>
+            <w:r>
+              <w:rPr>
+                <w:sz w:val="19"/>
+              </w:rPr>
+              <w:t>Standardised canonical Lab 1-10 titles, durations and slide ranges against the shared alignment manifest and Version 5.2 deck.</w:t>
+            </w:r>
+          </w:p>
+        </w:tc>
+        <w:tc>
+          <w:tcPr>
+            <w:tcW w:type="dxa" w:w="2160"/>
+          </w:tcPr>
+          <w:p>
+            <w:r/>
+            <w:r>
+              <w:rPr>
+                <w:sz w:val="19"/>
+              </w:rPr>
+              <w:t>Course Development Team</w:t>
+            </w:r>
+          </w:p>
+        </w:tc>
+      </w:tr>
+      <w:tr>
+        <w:tc>
+          <w:tcPr>
+            <w:tcW w:type="dxa" w:w="2160"/>
+          </w:tcPr>
+          <w:p>
+            <w:r/>
+            <w:r>
+              <w:rPr>
+                <w:sz w:val="19"/>
+              </w:rPr>
+              <w:t>6.0</w:t>
+            </w:r>
+          </w:p>
+        </w:tc>
+        <w:tc>
+          <w:tcPr>
+            <w:tcW w:type="dxa" w:w="2160"/>
+          </w:tcPr>
+          <w:p>
+            <w:r/>
+            <w:r>
+              <w:rPr>
+                <w:sz w:val="19"/>
+              </w:rPr>
+              <w:t>25 Jul 2026</w:t>
+            </w:r>
+          </w:p>
+        </w:tc>
+        <w:tc>
+          <w:tcPr>
+            <w:tcW w:type="dxa" w:w="2160"/>
+          </w:tcPr>
+          <w:p>
+            <w:r/>
+            <w:r>
+              <w:rPr>
+                <w:sz w:val="19"/>
+              </w:rPr>
+              <w:t>Major concept-first overhaul: expanded cloud-flow types, trigger design, agent building blocks, HTTP/webhook foundations and finance-tool governance around the canonical 10-lab sequence and 113-slide deck.</w:t>
+            </w:r>
+          </w:p>
+        </w:tc>
+        <w:tc>
+          <w:tcPr>
+            <w:tcW w:type="dxa" w:w="2160"/>
+          </w:tcPr>
+          <w:p>
+            <w:r/>
+            <w:r>
+              <w:rPr>
+                <w:sz w:val="19"/>
+              </w:rPr>
+              <w:t>Course Development Team</w:t>
+            </w:r>
+          </w:p>
+        </w:tc>
+      </w:tr>
     </w:tbl>
     <w:p>
       <w:r>
@@ -684,25 +916,69 @@
       </w:r>
     </w:p>
     <w:p>
-      <w:pPr>
-        <w:spacing w:after="120"/>
-      </w:pPr>
       <w:r>
         <w:rPr>
           <w:b/>
-          <w:color w:val="111827"/>
+          <w:color w:val="161B26"/>
           <w:sz w:val="24"/>
         </w:rPr>
         <w:t>TABLE OF CONTENTS</w:t>
       </w:r>
     </w:p>
     <w:p>
+      <w:pPr>
+        <w:pStyle w:val="ListBullet"/>
+      </w:pPr>
       <w:r>
-        <w:fldChar w:fldCharType="begin"/>
-        <w:instrText xml:space="preserve">TOC \o "1-1" \h \z \u</w:instrText>
-        <w:fldChar w:fldCharType="separate"/>
-        <w:t>Right-click and choose “Update Field”, or press F9, to build the table of contents.</w:t>
-        <w:fldChar w:fldCharType="end"/>
+        <w:t>Course Overview</w:t>
+      </w:r>
+    </w:p>
+    <w:p>
+      <w:pPr>
+        <w:pStyle w:val="ListBullet"/>
+      </w:pPr>
+      <w:r>
+        <w:t>Learning Outcomes</w:t>
+      </w:r>
+    </w:p>
+    <w:p>
+      <w:pPr>
+        <w:pStyle w:val="ListBullet"/>
+      </w:pPr>
+      <w:r>
+        <w:t>Daily Schedule — Day 1</w:t>
+      </w:r>
+    </w:p>
+    <w:p>
+      <w:pPr>
+        <w:pStyle w:val="ListBullet"/>
+      </w:pPr>
+      <w:r>
+        <w:t>Daily Schedule — Day 2</w:t>
+      </w:r>
+    </w:p>
+    <w:p>
+      <w:pPr>
+        <w:pStyle w:val="ListBullet"/>
+      </w:pPr>
+      <w:r>
+        <w:t>Lab Alignment Reference</w:t>
+      </w:r>
+    </w:p>
+    <w:p>
+      <w:pPr>
+        <w:pStyle w:val="ListBullet"/>
+      </w:pPr>
+      <w:r>
+        <w:t>Tools &amp; Resources</w:t>
+      </w:r>
+    </w:p>
+    <w:p>
+      <w:pPr>
+        <w:pStyle w:val="ListBullet"/>
+      </w:pPr>
+      <w:r>
+        <w:t>Assessment</w:t>
       </w:r>
     </w:p>
     <w:p>
@@ -720,7 +996,7 @@
     </w:p>
     <w:p>
       <w:r>
-        <w:t>This 2-day, hands-on WSQ course teaches participants to automate real business processes by combining Microsoft Power Automate flows with AI agents built in Microsoft Copilot Studio. Day 1 covers workflow automation concepts and Power Automate; Day 2 covers business agents in Copilot Studio and connecting them to flows. Every topic follows a concept → demonstration → hands-on lab pattern; participants finish with working automations and sit the WSQ assessment at the end of Day 2.</w:t>
+        <w:t>This 2-day, hands-on WSQ course teaches participants to automate real business processes by combining Microsoft Power Automate flows with AI agents built in Microsoft Copilot Studio. Day 1 progresses from Forms-driven email, Excel, branching and approval flows to specialised IT and HR agents. Day 2 connects websites to HTTP-triggered agent flows and ends with a multi-timeframe finance-advisor capstone. Every topic follows a concept → demonstration → hands-on lab pattern; participants finish with working automations and sit the WSQ assessment at the end of Day 2.</w:t>
       </w:r>
     </w:p>
     <w:tbl>
@@ -728,7 +1004,6 @@
         <w:tblStyle w:val="TableGrid"/>
         <w:tblW w:type="auto" w:w="0"/>
         <w:jc w:val="center"/>
-        <w:tblLook w:firstColumn="1" w:firstRow="1" w:lastColumn="0" w:lastRow="0" w:noHBand="0" w:noVBand="1" w:val="04A0"/>
         <w:tblBorders>
           <w:top w:val="single" w:sz="6" w:space="0" w:color="7A8190"/>
           <w:left w:val="single" w:sz="6" w:space="0" w:color="7A8190"/>
@@ -737,6 +1012,7 @@
           <w:insideH w:val="single" w:sz="6" w:space="0" w:color="7A8190"/>
           <w:insideV w:val="single" w:sz="6" w:space="0" w:color="7A8190"/>
         </w:tblBorders>
+        <w:tblLook w:firstColumn="1" w:firstRow="1" w:lastColumn="0" w:lastRow="0" w:noHBand="0" w:noVBand="1" w:val="04A0"/>
       </w:tblPr>
       <w:tblGrid>
         <w:gridCol w:w="4320"/>
@@ -961,7 +1237,7 @@
               <w:rPr>
                 <w:sz w:val="20"/>
               </w:rPr>
-              <w:t>13 step-by-step labs across 2 days (8 on Day 1 and 5 on Day 2), plus 3 concept modules</w:t>
+              <w:t>10 step-by-step labs across 2 days (7 on Day 1 and 3 on Day 2), plus 4 concept modules and environment setup</w:t>
             </w:r>
           </w:p>
         </w:tc>
@@ -1025,7 +1301,7 @@
         <w:pStyle w:val="ListBullet"/>
       </w:pPr>
       <w:r>
-        <w:t>Build Power Automate flows that send emails, log data to Excel, run approvals, and use scheduled and form triggers.</w:t>
+        <w:t>Differentiate instant, scheduled and automated cloud flows and choose the correct trigger.</w:t>
       </w:r>
     </w:p>
     <w:p>
@@ -1033,7 +1309,7 @@
         <w:pStyle w:val="ListBullet"/>
       </w:pPr>
       <w:r>
-        <w:t>Create business agents in Copilot Studio, ground them with knowledge (RAG), and give them tools.</w:t>
+        <w:t>Build Forms-driven Power Automate flows that send email, log data, branch and run approvals.</w:t>
       </w:r>
     </w:p>
     <w:p>
@@ -1041,7 +1317,7 @@
         <w:pStyle w:val="ListBullet"/>
       </w:pPr>
       <w:r>
-        <w:t>Connect agents to Power Automate flows and pass structured data between them.</w:t>
+        <w:t>Create IT, HR and Finance agents, ground them with approved knowledge, and deploy appropriate agents to Teams.</w:t>
       </w:r>
     </w:p>
     <w:p>
@@ -1049,7 +1325,15 @@
         <w:pStyle w:val="ListBullet"/>
       </w:pPr>
       <w:r>
-        <w:t>Combine agents and flows into complete end-to-end business automations (e.g. procurement request handling).</w:t>
+        <w:t>Connect websites to HTTP-triggered flows using learner-entered webhook URLs and structured JSON responses.</w:t>
+      </w:r>
+    </w:p>
+    <w:p>
+      <w:pPr>
+        <w:pStyle w:val="ListBullet"/>
+      </w:pPr>
+      <w:r>
+        <w:t>Combine multi-timeframe market-data and news tools in a governed educational Finance Advisor Agent.</w:t>
       </w:r>
     </w:p>
     <w:p>
@@ -1062,7 +1346,7 @@
     </w:p>
     <w:p>
       <w:r>
-        <w:t>The Slides column maps each session to the matching slides in the facilitator deck (Business Process Automation with Power Automate and Copilot Studio Agents-v3.pptx, 86 slides) so trainers can pace delivery against the deck.</w:t>
+        <w:t>The Slides column maps each session to the matching slides in the facilitator deck (Business Process Automation with Power Automate and Copilot Studio Agents-v6.0.pptx, 113 slides) so trainers can pace delivery against the deck.</w:t>
       </w:r>
     </w:p>
     <w:p>
@@ -1083,7 +1367,6 @@
         <w:tblStyle w:val="TableGrid"/>
         <w:tblW w:type="auto" w:w="0"/>
         <w:jc w:val="center"/>
-        <w:tblLook w:firstColumn="1" w:firstRow="1" w:lastColumn="0" w:lastRow="0" w:noHBand="0" w:noVBand="1" w:val="04A0"/>
         <w:tblBorders>
           <w:top w:val="single" w:sz="6" w:space="0" w:color="7A8190"/>
           <w:left w:val="single" w:sz="6" w:space="0" w:color="7A8190"/>
@@ -1092,6 +1375,7 @@
           <w:insideH w:val="single" w:sz="6" w:space="0" w:color="7A8190"/>
           <w:insideV w:val="single" w:sz="6" w:space="0" w:color="7A8190"/>
         </w:tblBorders>
+        <w:tblLook w:firstColumn="1" w:firstRow="1" w:lastColumn="0" w:lastRow="0" w:noHBand="0" w:noVBand="1" w:val="04A0"/>
       </w:tblPr>
       <w:tblGrid>
         <w:gridCol w:w="1728"/>
@@ -1347,7 +1631,7 @@
               <w:rPr>
                 <w:sz w:val="19"/>
               </w:rPr>
-              <w:t>15</w:t>
+              <w:t>14</w:t>
             </w:r>
           </w:p>
         </w:tc>
@@ -1367,7 +1651,7 @@
               <w:rPr>
                 <w:sz w:val="19"/>
               </w:rPr>
-              <w:t>10:00 – 10:45</w:t>
+              <w:t>10:00 – 10:40</w:t>
             </w:r>
           </w:p>
         </w:tc>
@@ -1382,7 +1666,7 @@
               <w:rPr>
                 <w:sz w:val="19"/>
               </w:rPr>
-              <w:t>45 min</w:t>
+              <w:t>40 min</w:t>
             </w:r>
           </w:p>
         </w:tc>
@@ -1398,7 +1682,7 @@
                 <w:b/>
                 <w:sz w:val="19"/>
               </w:rPr>
-              <w:t>Module 1: Introduction to Workflow Automation — triggers, actions, outputs, steps</w:t>
+              <w:t>Modules 1–2: workflow automation, triggers, actions, outputs, and instant, scheduled and automated cloud flows</w:t>
             </w:r>
           </w:p>
         </w:tc>
@@ -1428,1346 +1712,7 @@
               <w:rPr>
                 <w:sz w:val="19"/>
               </w:rPr>
-              <w:t>16–27</w:t>
-            </w:r>
-          </w:p>
-        </w:tc>
-      </w:tr>
-      <w:tr>
-        <w:trPr>
-          <w:cantSplit/>
-        </w:trPr>
-        <w:tc>
-          <w:tcPr>
-            <w:tcW w:type="dxa" w:w="1520"/>
-            <w:shd w:val="clear" w:color="auto" w:fill="FFF4E5"/>
-          </w:tcPr>
-          <w:p>
-            <w:r/>
-            <w:r>
-              <w:rPr>
-                <w:sz w:val="19"/>
-              </w:rPr>
-              <w:t>10:45 – 11:00</w:t>
-            </w:r>
-          </w:p>
-        </w:tc>
-        <w:tc>
-          <w:tcPr>
-            <w:tcW w:type="dxa" w:w="1000"/>
-            <w:shd w:val="clear" w:color="auto" w:fill="FFF4E5"/>
-          </w:tcPr>
-          <w:p>
-            <w:r/>
-            <w:r>
-              <w:rPr>
-                <w:sz w:val="19"/>
-              </w:rPr>
-              <w:t>15 min</w:t>
-            </w:r>
-          </w:p>
-        </w:tc>
-        <w:tc>
-          <w:tcPr>
-            <w:tcW w:type="dxa" w:w="1728"/>
-            <w:shd w:val="clear" w:color="auto" w:fill="FFF4E5"/>
-          </w:tcPr>
-          <w:p>
-            <w:r/>
-            <w:r>
-              <w:rPr>
-                <w:sz w:val="19"/>
-              </w:rPr>
-              <w:t>Tea break</w:t>
-            </w:r>
-          </w:p>
-        </w:tc>
-        <w:tc>
-          <w:tcPr>
-            <w:tcW w:type="dxa" w:w="1760"/>
-            <w:shd w:val="clear" w:color="auto" w:fill="FFF4E5"/>
-          </w:tcPr>
-          <w:p>
-            <w:r/>
-            <w:r>
-              <w:rPr>
-                <w:sz w:val="19"/>
-              </w:rPr>
-              <w:t>—</w:t>
-            </w:r>
-          </w:p>
-        </w:tc>
-        <w:tc>
-          <w:tcPr>
-            <w:tcW w:type="dxa" w:w="1120"/>
-            <w:shd w:val="clear" w:color="auto" w:fill="FFF4E5"/>
-          </w:tcPr>
-          <w:p>
-            <w:r/>
-            <w:r>
-              <w:rPr>
-                <w:sz w:val="19"/>
-              </w:rPr>
-              <w:t>—</w:t>
-            </w:r>
-          </w:p>
-        </w:tc>
-      </w:tr>
-      <w:tr>
-        <w:trPr>
-          <w:cantSplit/>
-        </w:trPr>
-        <w:tc>
-          <w:tcPr>
-            <w:tcW w:type="dxa" w:w="1520"/>
-            <w:shd w:val="clear" w:color="auto" w:fill="EAF1FF"/>
-          </w:tcPr>
-          <w:p>
-            <w:r/>
-            <w:r>
-              <w:rPr>
-                <w:sz w:val="19"/>
-              </w:rPr>
-              <w:t>11:00 – 11:30</w:t>
-            </w:r>
-          </w:p>
-        </w:tc>
-        <w:tc>
-          <w:tcPr>
-            <w:tcW w:type="dxa" w:w="1000"/>
-            <w:shd w:val="clear" w:color="auto" w:fill="EAF1FF"/>
-          </w:tcPr>
-          <w:p>
-            <w:r/>
-            <w:r>
-              <w:rPr>
-                <w:sz w:val="19"/>
-              </w:rPr>
-              <w:t>30 min</w:t>
-            </w:r>
-          </w:p>
-        </w:tc>
-        <w:tc>
-          <w:tcPr>
-            <w:tcW w:type="dxa" w:w="1728"/>
-            <w:shd w:val="clear" w:color="auto" w:fill="EAF1FF"/>
-          </w:tcPr>
-          <w:p>
-            <w:r/>
-            <w:r>
-              <w:rPr>
-                <w:b/>
-                <w:sz w:val="19"/>
-              </w:rPr>
-              <w:t>Module 2: Introduction to Power Automate — flow types, common triggers, connectors</w:t>
-            </w:r>
-          </w:p>
-        </w:tc>
-        <w:tc>
-          <w:tcPr>
-            <w:tcW w:type="dxa" w:w="1760"/>
-            <w:shd w:val="clear" w:color="auto" w:fill="EAF1FF"/>
-          </w:tcPr>
-          <w:p>
-            <w:r/>
-            <w:r>
-              <w:rPr>
-                <w:sz w:val="19"/>
-              </w:rPr>
-              <w:t>Lecture &amp; demo</w:t>
-            </w:r>
-          </w:p>
-        </w:tc>
-        <w:tc>
-          <w:tcPr>
-            <w:tcW w:type="dxa" w:w="1120"/>
-            <w:shd w:val="clear" w:color="auto" w:fill="EAF1FF"/>
-          </w:tcPr>
-          <w:p>
-            <w:r/>
-            <w:r>
-              <w:rPr>
-                <w:sz w:val="19"/>
-              </w:rPr>
-              <w:t>28–40</w:t>
-            </w:r>
-          </w:p>
-        </w:tc>
-      </w:tr>
-      <w:tr>
-        <w:trPr>
-          <w:cantSplit/>
-        </w:trPr>
-        <w:tc>
-          <w:tcPr>
-            <w:tcW w:type="dxa" w:w="1520"/>
-            <w:shd w:val="clear" w:color="auto" w:fill="E8F7EE"/>
-          </w:tcPr>
-          <w:p>
-            <w:r/>
-            <w:r>
-              <w:rPr>
-                <w:sz w:val="19"/>
-              </w:rPr>
-              <w:t>11:30 – 12:15</w:t>
-            </w:r>
-          </w:p>
-        </w:tc>
-        <w:tc>
-          <w:tcPr>
-            <w:tcW w:type="dxa" w:w="1000"/>
-            <w:shd w:val="clear" w:color="auto" w:fill="E8F7EE"/>
-          </w:tcPr>
-          <w:p>
-            <w:r/>
-            <w:r>
-              <w:rPr>
-                <w:sz w:val="19"/>
-              </w:rPr>
-              <w:t>45 min</w:t>
-            </w:r>
-          </w:p>
-        </w:tc>
-        <w:tc>
-          <w:tcPr>
-            <w:tcW w:type="dxa" w:w="1728"/>
-            <w:shd w:val="clear" w:color="auto" w:fill="E8F7EE"/>
-          </w:tcPr>
-          <w:p>
-            <w:r/>
-            <w:r>
-              <w:rPr>
-                <w:b/>
-                <w:sz w:val="19"/>
-              </w:rPr>
-              <w:t>Lab 1: Instant Email Flow — prompt, manual trigger and dynamic input</w:t>
-            </w:r>
-          </w:p>
-        </w:tc>
-        <w:tc>
-          <w:tcPr>
-            <w:tcW w:type="dxa" w:w="1760"/>
-            <w:shd w:val="clear" w:color="auto" w:fill="E8F7EE"/>
-          </w:tcPr>
-          <w:p>
-            <w:r/>
-            <w:r>
-              <w:rPr>
-                <w:sz w:val="19"/>
-              </w:rPr>
-              <w:t>Hands-on lab</w:t>
-            </w:r>
-          </w:p>
-        </w:tc>
-        <w:tc>
-          <w:tcPr>
-            <w:tcW w:type="dxa" w:w="1120"/>
-            <w:shd w:val="clear" w:color="auto" w:fill="E8F7EE"/>
-          </w:tcPr>
-          <w:p>
-            <w:r/>
-            <w:r>
-              <w:rPr>
-                <w:sz w:val="19"/>
-              </w:rPr>
-              <w:t>41–42</w:t>
-            </w:r>
-          </w:p>
-        </w:tc>
-      </w:tr>
-      <w:tr>
-        <w:trPr>
-          <w:cantSplit/>
-        </w:trPr>
-        <w:tc>
-          <w:tcPr>
-            <w:tcW w:type="dxa" w:w="1520"/>
-            <w:shd w:val="clear" w:color="auto" w:fill="E8F7EE"/>
-          </w:tcPr>
-          <w:p>
-            <w:r/>
-            <w:r>
-              <w:rPr>
-                <w:sz w:val="19"/>
-              </w:rPr>
-              <w:t>12:15 – 12:45</w:t>
-            </w:r>
-          </w:p>
-        </w:tc>
-        <w:tc>
-          <w:tcPr>
-            <w:tcW w:type="dxa" w:w="1000"/>
-            <w:shd w:val="clear" w:color="auto" w:fill="E8F7EE"/>
-          </w:tcPr>
-          <w:p>
-            <w:r/>
-            <w:r>
-              <w:rPr>
-                <w:sz w:val="19"/>
-              </w:rPr>
-              <w:t>30 min</w:t>
-            </w:r>
-          </w:p>
-        </w:tc>
-        <w:tc>
-          <w:tcPr>
-            <w:tcW w:type="dxa" w:w="1728"/>
-            <w:shd w:val="clear" w:color="auto" w:fill="E8F7EE"/>
-          </w:tcPr>
-          <w:p>
-            <w:r/>
-            <w:r>
-              <w:rPr>
-                <w:b/>
-                <w:sz w:val="19"/>
-              </w:rPr>
-              <w:t>Lab 2: Instant Excel Flow — inputs, table mapping and fx date</w:t>
-            </w:r>
-          </w:p>
-        </w:tc>
-        <w:tc>
-          <w:tcPr>
-            <w:tcW w:type="dxa" w:w="1760"/>
-            <w:shd w:val="clear" w:color="auto" w:fill="E8F7EE"/>
-          </w:tcPr>
-          <w:p>
-            <w:r/>
-            <w:r>
-              <w:rPr>
-                <w:sz w:val="19"/>
-              </w:rPr>
-              <w:t>Hands-on lab</w:t>
-            </w:r>
-          </w:p>
-        </w:tc>
-        <w:tc>
-          <w:tcPr>
-            <w:tcW w:type="dxa" w:w="1120"/>
-            <w:shd w:val="clear" w:color="auto" w:fill="E8F7EE"/>
-          </w:tcPr>
-          <w:p>
-            <w:r/>
-            <w:r>
-              <w:rPr>
-                <w:sz w:val="19"/>
-              </w:rPr>
-              <w:t>43</w:t>
-            </w:r>
-          </w:p>
-        </w:tc>
-      </w:tr>
-      <w:tr>
-        <w:trPr>
-          <w:cantSplit/>
-        </w:trPr>
-        <w:tc>
-          <w:tcPr>
-            <w:tcW w:type="dxa" w:w="1520"/>
-            <w:shd w:val="clear" w:color="auto" w:fill="FFF4E5"/>
-          </w:tcPr>
-          <w:p>
-            <w:r/>
-            <w:r>
-              <w:rPr>
-                <w:sz w:val="19"/>
-              </w:rPr>
-              <w:t>12:45 – 1:45</w:t>
-            </w:r>
-          </w:p>
-        </w:tc>
-        <w:tc>
-          <w:tcPr>
-            <w:tcW w:type="dxa" w:w="1000"/>
-            <w:shd w:val="clear" w:color="auto" w:fill="FFF4E5"/>
-          </w:tcPr>
-          <w:p>
-            <w:r/>
-            <w:r>
-              <w:rPr>
-                <w:sz w:val="19"/>
-              </w:rPr>
-              <w:t>60 min</w:t>
-            </w:r>
-          </w:p>
-        </w:tc>
-        <w:tc>
-          <w:tcPr>
-            <w:tcW w:type="dxa" w:w="1728"/>
-            <w:shd w:val="clear" w:color="auto" w:fill="FFF4E5"/>
-          </w:tcPr>
-          <w:p>
-            <w:r/>
-            <w:r>
-              <w:rPr>
-                <w:sz w:val="19"/>
-              </w:rPr>
-              <w:t>Lunch</w:t>
-            </w:r>
-          </w:p>
-        </w:tc>
-        <w:tc>
-          <w:tcPr>
-            <w:tcW w:type="dxa" w:w="1760"/>
-            <w:shd w:val="clear" w:color="auto" w:fill="FFF4E5"/>
-          </w:tcPr>
-          <w:p>
-            <w:r/>
-            <w:r>
-              <w:rPr>
-                <w:sz w:val="19"/>
-              </w:rPr>
-              <w:t>—</w:t>
-            </w:r>
-          </w:p>
-        </w:tc>
-        <w:tc>
-          <w:tcPr>
-            <w:tcW w:type="dxa" w:w="1120"/>
-            <w:shd w:val="clear" w:color="auto" w:fill="FFF4E5"/>
-          </w:tcPr>
-          <w:p>
-            <w:r/>
-            <w:r>
-              <w:rPr>
-                <w:sz w:val="19"/>
-              </w:rPr>
-              <w:t>—</w:t>
-            </w:r>
-          </w:p>
-        </w:tc>
-      </w:tr>
-      <w:tr>
-        <w:trPr>
-          <w:cantSplit/>
-        </w:trPr>
-        <w:tc>
-          <w:tcPr>
-            <w:tcW w:type="dxa" w:w="1520"/>
-            <w:shd w:val="clear" w:color="auto" w:fill="E8F7EE"/>
-          </w:tcPr>
-          <w:p>
-            <w:r/>
-            <w:r>
-              <w:rPr>
-                <w:sz w:val="19"/>
-              </w:rPr>
-              <w:t>1:45 – 2:20</w:t>
-            </w:r>
-          </w:p>
-        </w:tc>
-        <w:tc>
-          <w:tcPr>
-            <w:tcW w:type="dxa" w:w="1000"/>
-            <w:shd w:val="clear" w:color="auto" w:fill="E8F7EE"/>
-          </w:tcPr>
-          <w:p>
-            <w:r/>
-            <w:r>
-              <w:rPr>
-                <w:sz w:val="19"/>
-              </w:rPr>
-              <w:t>35 min</w:t>
-            </w:r>
-          </w:p>
-        </w:tc>
-        <w:tc>
-          <w:tcPr>
-            <w:tcW w:type="dxa" w:w="1728"/>
-            <w:shd w:val="clear" w:color="auto" w:fill="E8F7EE"/>
-          </w:tcPr>
-          <w:p>
-            <w:r/>
-            <w:r>
-              <w:rPr>
-                <w:b/>
-                <w:sz w:val="19"/>
-              </w:rPr>
-              <w:t>Lab 3: Scheduled Flow — Recurrence, time zone and reminder</w:t>
-            </w:r>
-          </w:p>
-        </w:tc>
-        <w:tc>
-          <w:tcPr>
-            <w:tcW w:type="dxa" w:w="1760"/>
-            <w:shd w:val="clear" w:color="auto" w:fill="E8F7EE"/>
-          </w:tcPr>
-          <w:p>
-            <w:r/>
-            <w:r>
-              <w:rPr>
-                <w:sz w:val="19"/>
-              </w:rPr>
-              <w:t>Hands-on lab</w:t>
-            </w:r>
-          </w:p>
-        </w:tc>
-        <w:tc>
-          <w:tcPr>
-            <w:tcW w:type="dxa" w:w="1120"/>
-            <w:shd w:val="clear" w:color="auto" w:fill="E8F7EE"/>
-          </w:tcPr>
-          <w:p>
-            <w:r/>
-            <w:r>
-              <w:rPr>
-                <w:sz w:val="19"/>
-              </w:rPr>
-              <w:t>44</w:t>
-            </w:r>
-          </w:p>
-        </w:tc>
-      </w:tr>
-      <w:tr>
-        <w:trPr>
-          <w:cantSplit/>
-        </w:trPr>
-        <w:tc>
-          <w:tcPr>
-            <w:tcW w:type="dxa" w:w="1520"/>
-            <w:shd w:val="clear" w:color="auto" w:fill="E8F7EE"/>
-          </w:tcPr>
-          <w:p>
-            <w:r/>
-            <w:r>
-              <w:rPr>
-                <w:sz w:val="19"/>
-              </w:rPr>
-              <w:t>2:20 – 3:10</w:t>
-            </w:r>
-          </w:p>
-        </w:tc>
-        <w:tc>
-          <w:tcPr>
-            <w:tcW w:type="dxa" w:w="1000"/>
-            <w:shd w:val="clear" w:color="auto" w:fill="E8F7EE"/>
-          </w:tcPr>
-          <w:p>
-            <w:r/>
-            <w:r>
-              <w:rPr>
-                <w:sz w:val="19"/>
-              </w:rPr>
-              <w:t>50 min</w:t>
-            </w:r>
-          </w:p>
-        </w:tc>
-        <w:tc>
-          <w:tcPr>
-            <w:tcW w:type="dxa" w:w="1728"/>
-            <w:shd w:val="clear" w:color="auto" w:fill="E8F7EE"/>
-          </w:tcPr>
-          <w:p>
-            <w:r/>
-            <w:r>
-              <w:rPr>
-                <w:b/>
-                <w:sz w:val="19"/>
-              </w:rPr>
-              <w:t>Lab 4: Automated Form Flow — Forms event, email and Excel</w:t>
-            </w:r>
-          </w:p>
-        </w:tc>
-        <w:tc>
-          <w:tcPr>
-            <w:tcW w:type="dxa" w:w="1760"/>
-            <w:shd w:val="clear" w:color="auto" w:fill="E8F7EE"/>
-          </w:tcPr>
-          <w:p>
-            <w:r/>
-            <w:r>
-              <w:rPr>
-                <w:sz w:val="19"/>
-              </w:rPr>
-              <w:t>Hands-on lab</w:t>
-            </w:r>
-          </w:p>
-        </w:tc>
-        <w:tc>
-          <w:tcPr>
-            <w:tcW w:type="dxa" w:w="1120"/>
-            <w:shd w:val="clear" w:color="auto" w:fill="E8F7EE"/>
-          </w:tcPr>
-          <w:p>
-            <w:r/>
-            <w:r>
-              <w:rPr>
-                <w:sz w:val="19"/>
-              </w:rPr>
-              <w:t>45</w:t>
-            </w:r>
-          </w:p>
-        </w:tc>
-      </w:tr>
-      <w:tr>
-        <w:trPr>
-          <w:cantSplit/>
-        </w:trPr>
-        <w:tc>
-          <w:tcPr>
-            <w:tcW w:type="dxa" w:w="1520"/>
-            <w:shd w:val="clear" w:color="auto" w:fill="FFF4E5"/>
-          </w:tcPr>
-          <w:p>
-            <w:r/>
-            <w:r>
-              <w:rPr>
-                <w:sz w:val="19"/>
-              </w:rPr>
-              <w:t>3:10 – 3:25</w:t>
-            </w:r>
-          </w:p>
-        </w:tc>
-        <w:tc>
-          <w:tcPr>
-            <w:tcW w:type="dxa" w:w="1000"/>
-            <w:shd w:val="clear" w:color="auto" w:fill="FFF4E5"/>
-          </w:tcPr>
-          <w:p>
-            <w:r/>
-            <w:r>
-              <w:rPr>
-                <w:sz w:val="19"/>
-              </w:rPr>
-              <w:t>15 min</w:t>
-            </w:r>
-          </w:p>
-        </w:tc>
-        <w:tc>
-          <w:tcPr>
-            <w:tcW w:type="dxa" w:w="1728"/>
-            <w:shd w:val="clear" w:color="auto" w:fill="FFF4E5"/>
-          </w:tcPr>
-          <w:p>
-            <w:r/>
-            <w:r>
-              <w:rPr>
-                <w:sz w:val="19"/>
-              </w:rPr>
-              <w:t>Tea break</w:t>
-            </w:r>
-          </w:p>
-        </w:tc>
-        <w:tc>
-          <w:tcPr>
-            <w:tcW w:type="dxa" w:w="1760"/>
-            <w:shd w:val="clear" w:color="auto" w:fill="FFF4E5"/>
-          </w:tcPr>
-          <w:p>
-            <w:r/>
-            <w:r>
-              <w:rPr>
-                <w:sz w:val="19"/>
-              </w:rPr>
-              <w:t>—</w:t>
-            </w:r>
-          </w:p>
-        </w:tc>
-        <w:tc>
-          <w:tcPr>
-            <w:tcW w:type="dxa" w:w="1120"/>
-            <w:shd w:val="clear" w:color="auto" w:fill="FFF4E5"/>
-          </w:tcPr>
-          <w:p>
-            <w:r/>
-            <w:r>
-              <w:rPr>
-                <w:sz w:val="19"/>
-              </w:rPr>
-              <w:t>—</w:t>
-            </w:r>
-          </w:p>
-        </w:tc>
-      </w:tr>
-      <w:tr>
-        <w:trPr>
-          <w:cantSplit/>
-        </w:trPr>
-        <w:tc>
-          <w:tcPr>
-            <w:tcW w:type="dxa" w:w="1520"/>
-            <w:shd w:val="clear" w:color="auto" w:fill="E8F7EE"/>
-          </w:tcPr>
-          <w:p>
-            <w:r/>
-            <w:r>
-              <w:rPr>
-                <w:sz w:val="19"/>
-              </w:rPr>
-              <w:t>3:25 – 4:10</w:t>
-            </w:r>
-          </w:p>
-        </w:tc>
-        <w:tc>
-          <w:tcPr>
-            <w:tcW w:type="dxa" w:w="1000"/>
-            <w:shd w:val="clear" w:color="auto" w:fill="E8F7EE"/>
-          </w:tcPr>
-          <w:p>
-            <w:r/>
-            <w:r>
-              <w:rPr>
-                <w:sz w:val="19"/>
-              </w:rPr>
-              <w:t>45 min</w:t>
-            </w:r>
-          </w:p>
-        </w:tc>
-        <w:tc>
-          <w:tcPr>
-            <w:tcW w:type="dxa" w:w="1728"/>
-            <w:shd w:val="clear" w:color="auto" w:fill="E8F7EE"/>
-          </w:tcPr>
-          <w:p>
-            <w:r/>
-            <w:r>
-              <w:rPr>
-                <w:b/>
-                <w:sz w:val="19"/>
-              </w:rPr>
-              <w:t>Lab 5: Human Approval Flow — pause, decision and branching</w:t>
-            </w:r>
-          </w:p>
-        </w:tc>
-        <w:tc>
-          <w:tcPr>
-            <w:tcW w:type="dxa" w:w="1760"/>
-            <w:shd w:val="clear" w:color="auto" w:fill="E8F7EE"/>
-          </w:tcPr>
-          <w:p>
-            <w:r/>
-            <w:r>
-              <w:rPr>
-                <w:sz w:val="19"/>
-              </w:rPr>
-              <w:t>Hands-on lab</w:t>
-            </w:r>
-          </w:p>
-        </w:tc>
-        <w:tc>
-          <w:tcPr>
-            <w:tcW w:type="dxa" w:w="1120"/>
-            <w:shd w:val="clear" w:color="auto" w:fill="E8F7EE"/>
-          </w:tcPr>
-          <w:p>
-            <w:r/>
-            <w:r>
-              <w:rPr>
-                <w:sz w:val="19"/>
-              </w:rPr>
-              <w:t>46</w:t>
-            </w:r>
-          </w:p>
-        </w:tc>
-      </w:tr>
-      <w:tr>
-        <w:trPr>
-          <w:cantSplit/>
-        </w:trPr>
-        <w:tc>
-          <w:tcPr>
-            <w:tcW w:type="dxa" w:w="1520"/>
-            <w:shd w:val="clear" w:color="auto" w:fill="E8F7EE"/>
-          </w:tcPr>
-          <w:p>
-            <w:r/>
-            <w:r>
-              <w:rPr>
-                <w:sz w:val="19"/>
-              </w:rPr>
-              <w:t>4:10 – 5:00</w:t>
-            </w:r>
-          </w:p>
-        </w:tc>
-        <w:tc>
-          <w:tcPr>
-            <w:tcW w:type="dxa" w:w="1000"/>
-            <w:shd w:val="clear" w:color="auto" w:fill="E8F7EE"/>
-          </w:tcPr>
-          <w:p>
-            <w:r/>
-            <w:r>
-              <w:rPr>
-                <w:sz w:val="19"/>
-              </w:rPr>
-              <w:t>50 min</w:t>
-            </w:r>
-          </w:p>
-        </w:tc>
-        <w:tc>
-          <w:tcPr>
-            <w:tcW w:type="dxa" w:w="1728"/>
-            <w:shd w:val="clear" w:color="auto" w:fill="E8F7EE"/>
-          </w:tcPr>
-          <w:p>
-            <w:r/>
-            <w:r>
-              <w:rPr>
-                <w:b/>
-                <w:sz w:val="19"/>
-              </w:rPr>
-              <w:t>Lab 6A: HTTP Enquiry Webhook — website POST and JSON response</w:t>
-            </w:r>
-          </w:p>
-        </w:tc>
-        <w:tc>
-          <w:tcPr>
-            <w:tcW w:type="dxa" w:w="1760"/>
-            <w:shd w:val="clear" w:color="auto" w:fill="E8F7EE"/>
-          </w:tcPr>
-          <w:p>
-            <w:r/>
-            <w:r>
-              <w:rPr>
-                <w:sz w:val="19"/>
-              </w:rPr>
-              <w:t>Hands-on lab</w:t>
-            </w:r>
-          </w:p>
-        </w:tc>
-        <w:tc>
-          <w:tcPr>
-            <w:tcW w:type="dxa" w:w="1120"/>
-            <w:shd w:val="clear" w:color="auto" w:fill="E8F7EE"/>
-          </w:tcPr>
-          <w:p>
-            <w:r/>
-            <w:r>
-              <w:rPr>
-                <w:sz w:val="19"/>
-              </w:rPr>
-              <w:t>46</w:t>
-            </w:r>
-          </w:p>
-        </w:tc>
-      </w:tr>
-      <w:tr>
-        <w:trPr>
-          <w:cantSplit/>
-        </w:trPr>
-        <w:tc>
-          <w:tcPr>
-            <w:tcW w:type="dxa" w:w="1520"/>
-            <w:shd w:val="clear" w:color="auto" w:fill="E8F7EE"/>
-          </w:tcPr>
-          <w:p>
-            <w:r/>
-            <w:r>
-              <w:rPr>
-                <w:sz w:val="19"/>
-              </w:rPr>
-              <w:t>5:00 – 5:45</w:t>
-            </w:r>
-          </w:p>
-        </w:tc>
-        <w:tc>
-          <w:tcPr>
-            <w:tcW w:type="dxa" w:w="1000"/>
-            <w:shd w:val="clear" w:color="auto" w:fill="E8F7EE"/>
-          </w:tcPr>
-          <w:p>
-            <w:r/>
-            <w:r>
-              <w:rPr>
-                <w:sz w:val="19"/>
-              </w:rPr>
-              <w:t>45 min</w:t>
-            </w:r>
-          </w:p>
-        </w:tc>
-        <w:tc>
-          <w:tcPr>
-            <w:tcW w:type="dxa" w:w="1728"/>
-            <w:shd w:val="clear" w:color="auto" w:fill="E8F7EE"/>
-          </w:tcPr>
-          <w:p>
-            <w:r/>
-            <w:r>
-              <w:rPr>
-                <w:b/>
-                <w:sz w:val="19"/>
-              </w:rPr>
-              <w:t>Lab 6B: Deterministic Webhook Chatbot — route and return a reply</w:t>
-            </w:r>
-          </w:p>
-        </w:tc>
-        <w:tc>
-          <w:tcPr>
-            <w:tcW w:type="dxa" w:w="1760"/>
-            <w:shd w:val="clear" w:color="auto" w:fill="E8F7EE"/>
-          </w:tcPr>
-          <w:p>
-            <w:r/>
-            <w:r>
-              <w:rPr>
-                <w:sz w:val="19"/>
-              </w:rPr>
-              <w:t>Hands-on lab</w:t>
-            </w:r>
-          </w:p>
-        </w:tc>
-        <w:tc>
-          <w:tcPr>
-            <w:tcW w:type="dxa" w:w="1120"/>
-            <w:shd w:val="clear" w:color="auto" w:fill="E8F7EE"/>
-          </w:tcPr>
-          <w:p>
-            <w:r/>
-            <w:r>
-              <w:rPr>
-                <w:sz w:val="19"/>
-              </w:rPr>
-              <w:t>46</w:t>
-            </w:r>
-          </w:p>
-        </w:tc>
-      </w:tr>
-      <w:tr>
-        <w:trPr>
-          <w:cantSplit/>
-        </w:trPr>
-        <w:tc>
-          <w:tcPr>
-            <w:tcW w:type="dxa" w:w="1520"/>
-            <w:shd w:val="clear" w:color="auto" w:fill="EAF1FF"/>
-          </w:tcPr>
-          <w:p>
-            <w:r/>
-            <w:r>
-              <w:rPr>
-                <w:sz w:val="19"/>
-              </w:rPr>
-              <w:t>5:45 – 6:00</w:t>
-            </w:r>
-          </w:p>
-        </w:tc>
-        <w:tc>
-          <w:tcPr>
-            <w:tcW w:type="dxa" w:w="1000"/>
-            <w:shd w:val="clear" w:color="auto" w:fill="EAF1FF"/>
-          </w:tcPr>
-          <w:p>
-            <w:r/>
-            <w:r>
-              <w:rPr>
-                <w:sz w:val="19"/>
-              </w:rPr>
-              <w:t>15 min</w:t>
-            </w:r>
-          </w:p>
-        </w:tc>
-        <w:tc>
-          <w:tcPr>
-            <w:tcW w:type="dxa" w:w="1728"/>
-            <w:shd w:val="clear" w:color="auto" w:fill="EAF1FF"/>
-          </w:tcPr>
-          <w:p>
-            <w:r/>
-            <w:r>
-              <w:rPr>
-                <w:b/>
-                <w:sz w:val="19"/>
-              </w:rPr>
-              <w:t>Day 1 recap: compare instant, scheduled, automated, approval and HTTP triggers</w:t>
-            </w:r>
-          </w:p>
-        </w:tc>
-        <w:tc>
-          <w:tcPr>
-            <w:tcW w:type="dxa" w:w="1760"/>
-            <w:shd w:val="clear" w:color="auto" w:fill="EAF1FF"/>
-          </w:tcPr>
-          <w:p>
-            <w:r/>
-            <w:r>
-              <w:rPr>
-                <w:sz w:val="19"/>
-              </w:rPr>
-              <w:t>Facilitated discussion</w:t>
-            </w:r>
-          </w:p>
-        </w:tc>
-        <w:tc>
-          <w:tcPr>
-            <w:tcW w:type="dxa" w:w="1120"/>
-            <w:shd w:val="clear" w:color="auto" w:fill="EAF1FF"/>
-          </w:tcPr>
-          <w:p>
-            <w:r/>
-            <w:r>
-              <w:rPr>
-                <w:sz w:val="19"/>
-              </w:rPr>
-              <w:t>47</w:t>
-            </w:r>
-          </w:p>
-        </w:tc>
-      </w:tr>
-    </w:tbl>
-    <w:p/>
-    <w:p>
-      <w:pPr>
-        <w:pStyle w:val="Heading2"/>
-      </w:pPr>
-      <w:r>
-        <w:t>Day 2 — Building Business Agents with Copilot Studio &amp; Assessment</w:t>
-      </w:r>
-    </w:p>
-    <w:p>
-      <w:r>
-        <w:t>Agents, knowledge/RAG, tools, agent + flow end-to-end, then sit the assessment.</w:t>
-      </w:r>
-    </w:p>
-    <w:tbl>
-      <w:tblPr>
-        <w:tblStyle w:val="TableGrid"/>
-        <w:tblW w:type="auto" w:w="0"/>
-        <w:jc w:val="center"/>
-        <w:tblLook w:firstColumn="1" w:firstRow="1" w:lastColumn="0" w:lastRow="0" w:noHBand="0" w:noVBand="1" w:val="04A0"/>
-        <w:tblBorders>
-          <w:top w:val="single" w:sz="6" w:space="0" w:color="7A8190"/>
-          <w:left w:val="single" w:sz="6" w:space="0" w:color="7A8190"/>
-          <w:bottom w:val="single" w:sz="6" w:space="0" w:color="7A8190"/>
-          <w:right w:val="single" w:sz="6" w:space="0" w:color="7A8190"/>
-          <w:insideH w:val="single" w:sz="6" w:space="0" w:color="7A8190"/>
-          <w:insideV w:val="single" w:sz="6" w:space="0" w:color="7A8190"/>
-        </w:tblBorders>
-      </w:tblPr>
-      <w:tblGrid>
-        <w:gridCol w:w="1728"/>
-        <w:gridCol w:w="1728"/>
-        <w:gridCol w:w="1728"/>
-        <w:gridCol w:w="1728"/>
-        <w:gridCol w:w="1728"/>
-      </w:tblGrid>
-      <w:tr>
-        <w:trPr>
-          <w:cantSplit/>
-        </w:trPr>
-        <w:tc>
-          <w:tcPr>
-            <w:tcW w:type="dxa" w:w="1520"/>
-            <w:shd w:val="clear" w:color="auto" w:fill="1F6FEB"/>
-          </w:tcPr>
-          <w:p>
-            <w:r/>
-            <w:r>
-              <w:rPr>
-                <w:b/>
-                <w:color w:val="FFFFFF"/>
-                <w:sz w:val="19"/>
-              </w:rPr>
-              <w:t>Time</w:t>
-            </w:r>
-          </w:p>
-        </w:tc>
-        <w:tc>
-          <w:tcPr>
-            <w:tcW w:type="dxa" w:w="1000"/>
-            <w:shd w:val="clear" w:color="auto" w:fill="1F6FEB"/>
-          </w:tcPr>
-          <w:p>
-            <w:r/>
-            <w:r>
-              <w:rPr>
-                <w:b/>
-                <w:color w:val="FFFFFF"/>
-                <w:sz w:val="19"/>
-              </w:rPr>
-              <w:t>Duration</w:t>
-            </w:r>
-          </w:p>
-        </w:tc>
-        <w:tc>
-          <w:tcPr>
-            <w:tcW w:type="dxa" w:w="1728"/>
-            <w:shd w:val="clear" w:color="auto" w:fill="1F6FEB"/>
-          </w:tcPr>
-          <w:p>
-            <w:r/>
-            <w:r>
-              <w:rPr>
-                <w:b/>
-                <w:color w:val="FFFFFF"/>
-                <w:sz w:val="19"/>
-              </w:rPr>
-              <w:t>Topic / Activity</w:t>
-            </w:r>
-          </w:p>
-        </w:tc>
-        <w:tc>
-          <w:tcPr>
-            <w:tcW w:type="dxa" w:w="1760"/>
-            <w:shd w:val="clear" w:color="auto" w:fill="1F6FEB"/>
-          </w:tcPr>
-          <w:p>
-            <w:r/>
-            <w:r>
-              <w:rPr>
-                <w:b/>
-                <w:color w:val="FFFFFF"/>
-                <w:sz w:val="19"/>
-              </w:rPr>
-              <w:t>Method</w:t>
-            </w:r>
-          </w:p>
-        </w:tc>
-        <w:tc>
-          <w:tcPr>
-            <w:tcW w:type="dxa" w:w="1120"/>
-            <w:shd w:val="clear" w:color="auto" w:fill="1F6FEB"/>
-          </w:tcPr>
-          <w:p>
-            <w:r/>
-            <w:r>
-              <w:rPr>
-                <w:b/>
-                <w:color w:val="FFFFFF"/>
-                <w:sz w:val="19"/>
-              </w:rPr>
-              <w:t>Slides</w:t>
-            </w:r>
-          </w:p>
-        </w:tc>
-      </w:tr>
-      <w:tr>
-        <w:trPr>
-          <w:cantSplit/>
-        </w:trPr>
-        <w:tc>
-          <w:tcPr>
-            <w:tcW w:type="dxa" w:w="1520"/>
-            <w:shd w:val="clear" w:color="auto" w:fill="EAF1FF"/>
-          </w:tcPr>
-          <w:p>
-            <w:r/>
-            <w:r>
-              <w:rPr>
-                <w:sz w:val="19"/>
-              </w:rPr>
-              <w:t>9:00 – 9:15</w:t>
-            </w:r>
-          </w:p>
-        </w:tc>
-        <w:tc>
-          <w:tcPr>
-            <w:tcW w:type="dxa" w:w="1000"/>
-            <w:shd w:val="clear" w:color="auto" w:fill="EAF1FF"/>
-          </w:tcPr>
-          <w:p>
-            <w:r/>
-            <w:r>
-              <w:rPr>
-                <w:sz w:val="19"/>
-              </w:rPr>
-              <w:t>15 min</w:t>
-            </w:r>
-          </w:p>
-        </w:tc>
-        <w:tc>
-          <w:tcPr>
-            <w:tcW w:type="dxa" w:w="1728"/>
-            <w:shd w:val="clear" w:color="auto" w:fill="EAF1FF"/>
-          </w:tcPr>
-          <w:p>
-            <w:r/>
-            <w:r>
-              <w:rPr>
-                <w:b/>
-                <w:sz w:val="19"/>
-              </w:rPr>
-              <w:t>Day 1 recap &amp; Q&amp;A</w:t>
-            </w:r>
-          </w:p>
-        </w:tc>
-        <w:tc>
-          <w:tcPr>
-            <w:tcW w:type="dxa" w:w="1760"/>
-            <w:shd w:val="clear" w:color="auto" w:fill="EAF1FF"/>
-          </w:tcPr>
-          <w:p>
-            <w:r/>
-            <w:r>
-              <w:rPr>
-                <w:sz w:val="19"/>
-              </w:rPr>
-              <w:t>Facilitated discussion</w:t>
-            </w:r>
-          </w:p>
-        </w:tc>
-        <w:tc>
-          <w:tcPr>
-            <w:tcW w:type="dxa" w:w="1120"/>
-            <w:shd w:val="clear" w:color="auto" w:fill="EAF1FF"/>
-          </w:tcPr>
-          <w:p>
-            <w:r/>
-            <w:r>
-              <w:rPr>
-                <w:sz w:val="19"/>
-              </w:rPr>
-              <w:t>47–49</w:t>
-            </w:r>
-          </w:p>
-        </w:tc>
-      </w:tr>
-      <w:tr>
-        <w:trPr>
-          <w:cantSplit/>
-        </w:trPr>
-        <w:tc>
-          <w:tcPr>
-            <w:tcW w:type="dxa" w:w="1520"/>
-            <w:shd w:val="clear" w:color="auto" w:fill="EAF1FF"/>
-          </w:tcPr>
-          <w:p>
-            <w:r/>
-            <w:r>
-              <w:rPr>
-                <w:sz w:val="19"/>
-              </w:rPr>
-              <w:t>9:15 – 10:00</w:t>
-            </w:r>
-          </w:p>
-        </w:tc>
-        <w:tc>
-          <w:tcPr>
-            <w:tcW w:type="dxa" w:w="1000"/>
-            <w:shd w:val="clear" w:color="auto" w:fill="EAF1FF"/>
-          </w:tcPr>
-          <w:p>
-            <w:r/>
-            <w:r>
-              <w:rPr>
-                <w:sz w:val="19"/>
-              </w:rPr>
-              <w:t>45 min</w:t>
-            </w:r>
-          </w:p>
-        </w:tc>
-        <w:tc>
-          <w:tcPr>
-            <w:tcW w:type="dxa" w:w="1728"/>
-            <w:shd w:val="clear" w:color="auto" w:fill="EAF1FF"/>
-          </w:tcPr>
-          <w:p>
-            <w:r/>
-            <w:r>
-              <w:rPr>
-                <w:b/>
-                <w:sz w:val="19"/>
-              </w:rPr>
-              <w:t>Module 3: Building Business Agents with Copilot Studio — prompt design for structured output</w:t>
-            </w:r>
-          </w:p>
-        </w:tc>
-        <w:tc>
-          <w:tcPr>
-            <w:tcW w:type="dxa" w:w="1760"/>
-            <w:shd w:val="clear" w:color="auto" w:fill="EAF1FF"/>
-          </w:tcPr>
-          <w:p>
-            <w:r/>
-            <w:r>
-              <w:rPr>
-                <w:sz w:val="19"/>
-              </w:rPr>
-              <w:t>Lecture &amp; demo</w:t>
-            </w:r>
-          </w:p>
-        </w:tc>
-        <w:tc>
-          <w:tcPr>
-            <w:tcW w:type="dxa" w:w="1120"/>
-            <w:shd w:val="clear" w:color="auto" w:fill="EAF1FF"/>
-          </w:tcPr>
-          <w:p>
-            <w:r/>
-            <w:r>
-              <w:rPr>
-                <w:sz w:val="19"/>
-              </w:rPr>
-              <w:t>50–59</w:t>
-            </w:r>
-          </w:p>
-        </w:tc>
-      </w:tr>
-      <w:tr>
-        <w:trPr>
-          <w:cantSplit/>
-        </w:trPr>
-        <w:tc>
-          <w:tcPr>
-            <w:tcW w:type="dxa" w:w="1520"/>
-            <w:shd w:val="clear" w:color="auto" w:fill="E8F7EE"/>
-          </w:tcPr>
-          <w:p>
-            <w:r/>
-            <w:r>
-              <w:rPr>
-                <w:sz w:val="19"/>
-              </w:rPr>
-              <w:t>10:00 – 10:40</w:t>
-            </w:r>
-          </w:p>
-        </w:tc>
-        <w:tc>
-          <w:tcPr>
-            <w:tcW w:type="dxa" w:w="1000"/>
-            <w:shd w:val="clear" w:color="auto" w:fill="E8F7EE"/>
-          </w:tcPr>
-          <w:p>
-            <w:r/>
-            <w:r>
-              <w:rPr>
-                <w:sz w:val="19"/>
-              </w:rPr>
-              <w:t>40 min</w:t>
-            </w:r>
-          </w:p>
-        </w:tc>
-        <w:tc>
-          <w:tcPr>
-            <w:tcW w:type="dxa" w:w="1728"/>
-            <w:shd w:val="clear" w:color="auto" w:fill="E8F7EE"/>
-          </w:tcPr>
-          <w:p>
-            <w:r/>
-            <w:r>
-              <w:rPr>
-                <w:b/>
-                <w:sz w:val="19"/>
-              </w:rPr>
-              <w:t>Lab 7A: Create the IT Support agent — instructions, boundaries and Preview/Test</w:t>
-            </w:r>
-          </w:p>
-        </w:tc>
-        <w:tc>
-          <w:tcPr>
-            <w:tcW w:type="dxa" w:w="1760"/>
-            <w:shd w:val="clear" w:color="auto" w:fill="E8F7EE"/>
-          </w:tcPr>
-          <w:p>
-            <w:r/>
-            <w:r>
-              <w:rPr>
-                <w:sz w:val="19"/>
-              </w:rPr>
-              <w:t>Hands-on lab</w:t>
-            </w:r>
-          </w:p>
-        </w:tc>
-        <w:tc>
-          <w:tcPr>
-            <w:tcW w:type="dxa" w:w="1120"/>
-            <w:shd w:val="clear" w:color="auto" w:fill="E8F7EE"/>
-          </w:tcPr>
-          <w:p>
-            <w:r/>
-            <w:r>
-              <w:rPr>
-                <w:sz w:val="19"/>
-              </w:rPr>
-              <w:t>65–66</w:t>
+              <w:t>15–24</w:t>
             </w:r>
           </w:p>
         </w:tc>
@@ -2898,7 +1843,7 @@
                 <w:b/>
                 <w:sz w:val="19"/>
               </w:rPr>
-              <w:t>Lab 7B: Ground the IT Support agent — FAQ RAG, citations and evaluation</w:t>
+              <w:t>Lab 1 — Form to Email Confirmation — build and verify the form-to-email flow</w:t>
             </w:r>
           </w:p>
         </w:tc>
@@ -2928,7 +1873,7 @@
               <w:rPr>
                 <w:sz w:val="19"/>
               </w:rPr>
-              <w:t>67</w:t>
+              <w:t>25–28</w:t>
             </w:r>
           </w:p>
         </w:tc>
@@ -2948,7 +1893,572 @@
               <w:rPr>
                 <w:sz w:val="19"/>
               </w:rPr>
-              <w:t>11:35 – 12:15</w:t>
+              <w:t>11:35 – 12:20</w:t>
+            </w:r>
+          </w:p>
+        </w:tc>
+        <w:tc>
+          <w:tcPr>
+            <w:tcW w:type="dxa" w:w="1000"/>
+            <w:shd w:val="clear" w:color="auto" w:fill="E8F7EE"/>
+          </w:tcPr>
+          <w:p>
+            <w:r/>
+            <w:r>
+              <w:rPr>
+                <w:sz w:val="19"/>
+              </w:rPr>
+              <w:t>45 min</w:t>
+            </w:r>
+          </w:p>
+        </w:tc>
+        <w:tc>
+          <w:tcPr>
+            <w:tcW w:type="dxa" w:w="1728"/>
+            <w:shd w:val="clear" w:color="auto" w:fill="E8F7EE"/>
+          </w:tcPr>
+          <w:p>
+            <w:r/>
+            <w:r>
+              <w:rPr>
+                <w:b/>
+                <w:sz w:val="19"/>
+              </w:rPr>
+              <w:t>Lab 2 — Log the Enquiry and Send Email — add the Enquiry Log.xlsx audit row</w:t>
+            </w:r>
+          </w:p>
+        </w:tc>
+        <w:tc>
+          <w:tcPr>
+            <w:tcW w:type="dxa" w:w="1760"/>
+            <w:shd w:val="clear" w:color="auto" w:fill="E8F7EE"/>
+          </w:tcPr>
+          <w:p>
+            <w:r/>
+            <w:r>
+              <w:rPr>
+                <w:sz w:val="19"/>
+              </w:rPr>
+              <w:t>Hands-on lab</w:t>
+            </w:r>
+          </w:p>
+        </w:tc>
+        <w:tc>
+          <w:tcPr>
+            <w:tcW w:type="dxa" w:w="1120"/>
+            <w:shd w:val="clear" w:color="auto" w:fill="E8F7EE"/>
+          </w:tcPr>
+          <w:p>
+            <w:r/>
+            <w:r>
+              <w:rPr>
+                <w:sz w:val="19"/>
+              </w:rPr>
+              <w:t>31–34</w:t>
+            </w:r>
+          </w:p>
+        </w:tc>
+      </w:tr>
+      <w:tr>
+        <w:trPr>
+          <w:cantSplit/>
+        </w:trPr>
+        <w:tc>
+          <w:tcPr>
+            <w:tcW w:type="dxa" w:w="1520"/>
+            <w:shd w:val="clear" w:color="auto" w:fill="E8F7EE"/>
+          </w:tcPr>
+          <w:p>
+            <w:r/>
+            <w:r>
+              <w:rPr>
+                <w:sz w:val="19"/>
+              </w:rPr>
+              <w:t>12:20 – 12:45</w:t>
+            </w:r>
+          </w:p>
+        </w:tc>
+        <w:tc>
+          <w:tcPr>
+            <w:tcW w:type="dxa" w:w="1000"/>
+            <w:shd w:val="clear" w:color="auto" w:fill="E8F7EE"/>
+          </w:tcPr>
+          <w:p>
+            <w:r/>
+            <w:r>
+              <w:rPr>
+                <w:sz w:val="19"/>
+              </w:rPr>
+              <w:t>25 min</w:t>
+            </w:r>
+          </w:p>
+        </w:tc>
+        <w:tc>
+          <w:tcPr>
+            <w:tcW w:type="dxa" w:w="1728"/>
+            <w:shd w:val="clear" w:color="auto" w:fill="E8F7EE"/>
+          </w:tcPr>
+          <w:p>
+            <w:r/>
+            <w:r>
+              <w:rPr>
+                <w:b/>
+                <w:sz w:val="19"/>
+              </w:rPr>
+              <w:t>Lab 3 — Event Registration Branching — Part A: condition concepts, form and test design</w:t>
+            </w:r>
+          </w:p>
+        </w:tc>
+        <w:tc>
+          <w:tcPr>
+            <w:tcW w:type="dxa" w:w="1760"/>
+            <w:shd w:val="clear" w:color="auto" w:fill="E8F7EE"/>
+          </w:tcPr>
+          <w:p>
+            <w:r/>
+            <w:r>
+              <w:rPr>
+                <w:sz w:val="19"/>
+              </w:rPr>
+              <w:t>Lecture &amp; demo</w:t>
+            </w:r>
+          </w:p>
+        </w:tc>
+        <w:tc>
+          <w:tcPr>
+            <w:tcW w:type="dxa" w:w="1120"/>
+            <w:shd w:val="clear" w:color="auto" w:fill="E8F7EE"/>
+          </w:tcPr>
+          <w:p>
+            <w:r/>
+            <w:r>
+              <w:rPr>
+                <w:sz w:val="19"/>
+              </w:rPr>
+              <w:t>35–37</w:t>
+            </w:r>
+          </w:p>
+        </w:tc>
+      </w:tr>
+      <w:tr>
+        <w:trPr>
+          <w:cantSplit/>
+        </w:trPr>
+        <w:tc>
+          <w:tcPr>
+            <w:tcW w:type="dxa" w:w="1520"/>
+            <w:shd w:val="clear" w:color="auto" w:fill="FFF4E5"/>
+          </w:tcPr>
+          <w:p>
+            <w:r/>
+            <w:r>
+              <w:rPr>
+                <w:sz w:val="19"/>
+              </w:rPr>
+              <w:t>12:45 – 1:45</w:t>
+            </w:r>
+          </w:p>
+        </w:tc>
+        <w:tc>
+          <w:tcPr>
+            <w:tcW w:type="dxa" w:w="1000"/>
+            <w:shd w:val="clear" w:color="auto" w:fill="FFF4E5"/>
+          </w:tcPr>
+          <w:p>
+            <w:r/>
+            <w:r>
+              <w:rPr>
+                <w:sz w:val="19"/>
+              </w:rPr>
+              <w:t>60 min</w:t>
+            </w:r>
+          </w:p>
+        </w:tc>
+        <w:tc>
+          <w:tcPr>
+            <w:tcW w:type="dxa" w:w="1728"/>
+            <w:shd w:val="clear" w:color="auto" w:fill="FFF4E5"/>
+          </w:tcPr>
+          <w:p>
+            <w:r/>
+            <w:r>
+              <w:rPr>
+                <w:sz w:val="19"/>
+              </w:rPr>
+              <w:t>Lunch</w:t>
+            </w:r>
+          </w:p>
+        </w:tc>
+        <w:tc>
+          <w:tcPr>
+            <w:tcW w:type="dxa" w:w="1760"/>
+            <w:shd w:val="clear" w:color="auto" w:fill="FFF4E5"/>
+          </w:tcPr>
+          <w:p>
+            <w:r/>
+            <w:r>
+              <w:rPr>
+                <w:sz w:val="19"/>
+              </w:rPr>
+              <w:t>—</w:t>
+            </w:r>
+          </w:p>
+        </w:tc>
+        <w:tc>
+          <w:tcPr>
+            <w:tcW w:type="dxa" w:w="1120"/>
+            <w:shd w:val="clear" w:color="auto" w:fill="FFF4E5"/>
+          </w:tcPr>
+          <w:p>
+            <w:r/>
+            <w:r>
+              <w:rPr>
+                <w:sz w:val="19"/>
+              </w:rPr>
+              <w:t>—</w:t>
+            </w:r>
+          </w:p>
+        </w:tc>
+      </w:tr>
+      <w:tr>
+        <w:trPr>
+          <w:cantSplit/>
+        </w:trPr>
+        <w:tc>
+          <w:tcPr>
+            <w:tcW w:type="dxa" w:w="1520"/>
+            <w:shd w:val="clear" w:color="auto" w:fill="E8F7EE"/>
+          </w:tcPr>
+          <w:p>
+            <w:r/>
+            <w:r>
+              <w:rPr>
+                <w:sz w:val="19"/>
+              </w:rPr>
+              <w:t>1:45 – 2:30</w:t>
+            </w:r>
+          </w:p>
+        </w:tc>
+        <w:tc>
+          <w:tcPr>
+            <w:tcW w:type="dxa" w:w="1000"/>
+            <w:shd w:val="clear" w:color="auto" w:fill="E8F7EE"/>
+          </w:tcPr>
+          <w:p>
+            <w:r/>
+            <w:r>
+              <w:rPr>
+                <w:sz w:val="19"/>
+              </w:rPr>
+              <w:t>45 min</w:t>
+            </w:r>
+          </w:p>
+        </w:tc>
+        <w:tc>
+          <w:tcPr>
+            <w:tcW w:type="dxa" w:w="1728"/>
+            <w:shd w:val="clear" w:color="auto" w:fill="E8F7EE"/>
+          </w:tcPr>
+          <w:p>
+            <w:r/>
+            <w:r>
+              <w:rPr>
+                <w:b/>
+                <w:sz w:val="19"/>
+              </w:rPr>
+              <w:t>Lab 3 — Event Registration Branching — Part B: build and test both branches</w:t>
+            </w:r>
+          </w:p>
+        </w:tc>
+        <w:tc>
+          <w:tcPr>
+            <w:tcW w:type="dxa" w:w="1760"/>
+            <w:shd w:val="clear" w:color="auto" w:fill="E8F7EE"/>
+          </w:tcPr>
+          <w:p>
+            <w:r/>
+            <w:r>
+              <w:rPr>
+                <w:sz w:val="19"/>
+              </w:rPr>
+              <w:t>Hands-on lab</w:t>
+            </w:r>
+          </w:p>
+        </w:tc>
+        <w:tc>
+          <w:tcPr>
+            <w:tcW w:type="dxa" w:w="1120"/>
+            <w:shd w:val="clear" w:color="auto" w:fill="E8F7EE"/>
+          </w:tcPr>
+          <w:p>
+            <w:r/>
+            <w:r>
+              <w:rPr>
+                <w:sz w:val="19"/>
+              </w:rPr>
+              <w:t>37–40</w:t>
+            </w:r>
+          </w:p>
+        </w:tc>
+      </w:tr>
+      <w:tr>
+        <w:trPr>
+          <w:cantSplit/>
+        </w:trPr>
+        <w:tc>
+          <w:tcPr>
+            <w:tcW w:type="dxa" w:w="1520"/>
+            <w:shd w:val="clear" w:color="auto" w:fill="E8F7EE"/>
+          </w:tcPr>
+          <w:p>
+            <w:r/>
+            <w:r>
+              <w:rPr>
+                <w:sz w:val="19"/>
+              </w:rPr>
+              <w:t>2:30 – 3:15</w:t>
+            </w:r>
+          </w:p>
+        </w:tc>
+        <w:tc>
+          <w:tcPr>
+            <w:tcW w:type="dxa" w:w="1000"/>
+            <w:shd w:val="clear" w:color="auto" w:fill="E8F7EE"/>
+          </w:tcPr>
+          <w:p>
+            <w:r/>
+            <w:r>
+              <w:rPr>
+                <w:sz w:val="19"/>
+              </w:rPr>
+              <w:t>45 min</w:t>
+            </w:r>
+          </w:p>
+        </w:tc>
+        <w:tc>
+          <w:tcPr>
+            <w:tcW w:type="dxa" w:w="1728"/>
+            <w:shd w:val="clear" w:color="auto" w:fill="E8F7EE"/>
+          </w:tcPr>
+          <w:p>
+            <w:r/>
+            <w:r>
+              <w:rPr>
+                <w:b/>
+                <w:sz w:val="19"/>
+              </w:rPr>
+              <w:t>Lab 4 — Leave Application Approval — build and verify approval/rejection paths</w:t>
+            </w:r>
+          </w:p>
+        </w:tc>
+        <w:tc>
+          <w:tcPr>
+            <w:tcW w:type="dxa" w:w="1760"/>
+            <w:shd w:val="clear" w:color="auto" w:fill="E8F7EE"/>
+          </w:tcPr>
+          <w:p>
+            <w:r/>
+            <w:r>
+              <w:rPr>
+                <w:sz w:val="19"/>
+              </w:rPr>
+              <w:t>Hands-on lab</w:t>
+            </w:r>
+          </w:p>
+        </w:tc>
+        <w:tc>
+          <w:tcPr>
+            <w:tcW w:type="dxa" w:w="1120"/>
+            <w:shd w:val="clear" w:color="auto" w:fill="E8F7EE"/>
+          </w:tcPr>
+          <w:p>
+            <w:r/>
+            <w:r>
+              <w:rPr>
+                <w:sz w:val="19"/>
+              </w:rPr>
+              <w:t>43–46</w:t>
+            </w:r>
+          </w:p>
+        </w:tc>
+      </w:tr>
+      <w:tr>
+        <w:trPr>
+          <w:cantSplit/>
+        </w:trPr>
+        <w:tc>
+          <w:tcPr>
+            <w:tcW w:type="dxa" w:w="1520"/>
+            <w:shd w:val="clear" w:color="auto" w:fill="FFF4E5"/>
+          </w:tcPr>
+          <w:p>
+            <w:r/>
+            <w:r>
+              <w:rPr>
+                <w:sz w:val="19"/>
+              </w:rPr>
+              <w:t>3:15 – 3:30</w:t>
+            </w:r>
+          </w:p>
+        </w:tc>
+        <w:tc>
+          <w:tcPr>
+            <w:tcW w:type="dxa" w:w="1000"/>
+            <w:shd w:val="clear" w:color="auto" w:fill="FFF4E5"/>
+          </w:tcPr>
+          <w:p>
+            <w:r/>
+            <w:r>
+              <w:rPr>
+                <w:sz w:val="19"/>
+              </w:rPr>
+              <w:t>15 min</w:t>
+            </w:r>
+          </w:p>
+        </w:tc>
+        <w:tc>
+          <w:tcPr>
+            <w:tcW w:type="dxa" w:w="1728"/>
+            <w:shd w:val="clear" w:color="auto" w:fill="FFF4E5"/>
+          </w:tcPr>
+          <w:p>
+            <w:r/>
+            <w:r>
+              <w:rPr>
+                <w:sz w:val="19"/>
+              </w:rPr>
+              <w:t>Tea break</w:t>
+            </w:r>
+          </w:p>
+        </w:tc>
+        <w:tc>
+          <w:tcPr>
+            <w:tcW w:type="dxa" w:w="1760"/>
+            <w:shd w:val="clear" w:color="auto" w:fill="FFF4E5"/>
+          </w:tcPr>
+          <w:p>
+            <w:r/>
+            <w:r>
+              <w:rPr>
+                <w:sz w:val="19"/>
+              </w:rPr>
+              <w:t>—</w:t>
+            </w:r>
+          </w:p>
+        </w:tc>
+        <w:tc>
+          <w:tcPr>
+            <w:tcW w:type="dxa" w:w="1120"/>
+            <w:shd w:val="clear" w:color="auto" w:fill="FFF4E5"/>
+          </w:tcPr>
+          <w:p>
+            <w:r/>
+            <w:r>
+              <w:rPr>
+                <w:sz w:val="19"/>
+              </w:rPr>
+              <w:t>—</w:t>
+            </w:r>
+          </w:p>
+        </w:tc>
+      </w:tr>
+      <w:tr>
+        <w:trPr>
+          <w:cantSplit/>
+        </w:trPr>
+        <w:tc>
+          <w:tcPr>
+            <w:tcW w:type="dxa" w:w="1520"/>
+            <w:shd w:val="clear" w:color="auto" w:fill="EAF1FF"/>
+          </w:tcPr>
+          <w:p>
+            <w:r/>
+            <w:r>
+              <w:rPr>
+                <w:sz w:val="19"/>
+              </w:rPr>
+              <w:t>3:30 – 4:00</w:t>
+            </w:r>
+          </w:p>
+        </w:tc>
+        <w:tc>
+          <w:tcPr>
+            <w:tcW w:type="dxa" w:w="1000"/>
+            <w:shd w:val="clear" w:color="auto" w:fill="EAF1FF"/>
+          </w:tcPr>
+          <w:p>
+            <w:r/>
+            <w:r>
+              <w:rPr>
+                <w:sz w:val="19"/>
+              </w:rPr>
+              <w:t>30 min</w:t>
+            </w:r>
+          </w:p>
+        </w:tc>
+        <w:tc>
+          <w:tcPr>
+            <w:tcW w:type="dxa" w:w="1728"/>
+            <w:shd w:val="clear" w:color="auto" w:fill="EAF1FF"/>
+          </w:tcPr>
+          <w:p>
+            <w:r/>
+            <w:r>
+              <w:rPr>
+                <w:b/>
+                <w:sz w:val="19"/>
+              </w:rPr>
+              <w:t>Copilot agent building blocks: knowledge, skills, tools, memory, model and system instructions</w:t>
+            </w:r>
+          </w:p>
+        </w:tc>
+        <w:tc>
+          <w:tcPr>
+            <w:tcW w:type="dxa" w:w="1760"/>
+            <w:shd w:val="clear" w:color="auto" w:fill="EAF1FF"/>
+          </w:tcPr>
+          <w:p>
+            <w:r/>
+            <w:r>
+              <w:rPr>
+                <w:sz w:val="19"/>
+              </w:rPr>
+              <w:t>Lecture &amp; demo</w:t>
+            </w:r>
+          </w:p>
+        </w:tc>
+        <w:tc>
+          <w:tcPr>
+            <w:tcW w:type="dxa" w:w="1120"/>
+            <w:shd w:val="clear" w:color="auto" w:fill="EAF1FF"/>
+          </w:tcPr>
+          <w:p>
+            <w:r/>
+            <w:r>
+              <w:rPr>
+                <w:sz w:val="19"/>
+              </w:rPr>
+              <w:t>47–56</w:t>
+            </w:r>
+          </w:p>
+        </w:tc>
+      </w:tr>
+      <w:tr>
+        <w:trPr>
+          <w:cantSplit/>
+        </w:trPr>
+        <w:tc>
+          <w:tcPr>
+            <w:tcW w:type="dxa" w:w="1520"/>
+            <w:shd w:val="clear" w:color="auto" w:fill="E8F7EE"/>
+          </w:tcPr>
+          <w:p>
+            <w:r/>
+            <w:r>
+              <w:rPr>
+                <w:sz w:val="19"/>
+              </w:rPr>
+              <w:t>4:00 – 4:40</w:t>
             </w:r>
           </w:p>
         </w:tc>
@@ -2979,7 +2489,7 @@
                 <w:b/>
                 <w:sz w:val="19"/>
               </w:rPr>
-              <w:t>Lab 8: Deploy the shared Marina Trust agent to Teams and connect the website HTTP flow</w:t>
+              <w:t>Lab 5 — IT Support Agent — add FAQ knowledge, test and deploy to Teams</w:t>
             </w:r>
           </w:p>
         </w:tc>
@@ -3009,7 +2519,862 @@
               <w:rPr>
                 <w:sz w:val="19"/>
               </w:rPr>
-              <w:t>68</w:t>
+              <w:t>57–59</w:t>
+            </w:r>
+          </w:p>
+        </w:tc>
+      </w:tr>
+      <w:tr>
+        <w:trPr>
+          <w:cantSplit/>
+        </w:trPr>
+        <w:tc>
+          <w:tcPr>
+            <w:tcW w:type="dxa" w:w="1520"/>
+            <w:shd w:val="clear" w:color="auto" w:fill="E8F7EE"/>
+          </w:tcPr>
+          <w:p>
+            <w:r/>
+            <w:r>
+              <w:rPr>
+                <w:sz w:val="19"/>
+              </w:rPr>
+              <w:t>4:40 – 5:20</w:t>
+            </w:r>
+          </w:p>
+        </w:tc>
+        <w:tc>
+          <w:tcPr>
+            <w:tcW w:type="dxa" w:w="1000"/>
+            <w:shd w:val="clear" w:color="auto" w:fill="E8F7EE"/>
+          </w:tcPr>
+          <w:p>
+            <w:r/>
+            <w:r>
+              <w:rPr>
+                <w:sz w:val="19"/>
+              </w:rPr>
+              <w:t>40 min</w:t>
+            </w:r>
+          </w:p>
+        </w:tc>
+        <w:tc>
+          <w:tcPr>
+            <w:tcW w:type="dxa" w:w="1728"/>
+            <w:shd w:val="clear" w:color="auto" w:fill="E8F7EE"/>
+          </w:tcPr>
+          <w:p>
+            <w:r/>
+            <w:r>
+              <w:rPr>
+                <w:b/>
+                <w:sz w:val="19"/>
+              </w:rPr>
+              <w:t>Lab 6 — HR Support Agent — add SharePoint policy knowledge and deploy to Teams</w:t>
+            </w:r>
+          </w:p>
+        </w:tc>
+        <w:tc>
+          <w:tcPr>
+            <w:tcW w:type="dxa" w:w="1760"/>
+            <w:shd w:val="clear" w:color="auto" w:fill="E8F7EE"/>
+          </w:tcPr>
+          <w:p>
+            <w:r/>
+            <w:r>
+              <w:rPr>
+                <w:sz w:val="19"/>
+              </w:rPr>
+              <w:t>Hands-on lab</w:t>
+            </w:r>
+          </w:p>
+        </w:tc>
+        <w:tc>
+          <w:tcPr>
+            <w:tcW w:type="dxa" w:w="1120"/>
+            <w:shd w:val="clear" w:color="auto" w:fill="E8F7EE"/>
+          </w:tcPr>
+          <w:p>
+            <w:r/>
+            <w:r>
+              <w:rPr>
+                <w:sz w:val="19"/>
+              </w:rPr>
+              <w:t>61–63</w:t>
+            </w:r>
+          </w:p>
+        </w:tc>
+      </w:tr>
+      <w:tr>
+        <w:trPr>
+          <w:cantSplit/>
+        </w:trPr>
+        <w:tc>
+          <w:tcPr>
+            <w:tcW w:type="dxa" w:w="1520"/>
+            <w:shd w:val="clear" w:color="auto" w:fill="E8F7EE"/>
+          </w:tcPr>
+          <w:p>
+            <w:r/>
+            <w:r>
+              <w:rPr>
+                <w:sz w:val="19"/>
+              </w:rPr>
+              <w:t>5:20 – 5:50</w:t>
+            </w:r>
+          </w:p>
+        </w:tc>
+        <w:tc>
+          <w:tcPr>
+            <w:tcW w:type="dxa" w:w="1000"/>
+            <w:shd w:val="clear" w:color="auto" w:fill="E8F7EE"/>
+          </w:tcPr>
+          <w:p>
+            <w:r/>
+            <w:r>
+              <w:rPr>
+                <w:sz w:val="19"/>
+              </w:rPr>
+              <w:t>30 min</w:t>
+            </w:r>
+          </w:p>
+        </w:tc>
+        <w:tc>
+          <w:tcPr>
+            <w:tcW w:type="dxa" w:w="1728"/>
+            <w:shd w:val="clear" w:color="auto" w:fill="E8F7EE"/>
+          </w:tcPr>
+          <w:p>
+            <w:r/>
+            <w:r>
+              <w:rPr>
+                <w:b/>
+                <w:sz w:val="19"/>
+              </w:rPr>
+              <w:t>Lab 7 — Support Request Routing — route to IT or HR and email the reply</w:t>
+            </w:r>
+          </w:p>
+        </w:tc>
+        <w:tc>
+          <w:tcPr>
+            <w:tcW w:type="dxa" w:w="1760"/>
+            <w:shd w:val="clear" w:color="auto" w:fill="E8F7EE"/>
+          </w:tcPr>
+          <w:p>
+            <w:r/>
+            <w:r>
+              <w:rPr>
+                <w:sz w:val="19"/>
+              </w:rPr>
+              <w:t>Hands-on lab</w:t>
+            </w:r>
+          </w:p>
+        </w:tc>
+        <w:tc>
+          <w:tcPr>
+            <w:tcW w:type="dxa" w:w="1120"/>
+            <w:shd w:val="clear" w:color="auto" w:fill="E8F7EE"/>
+          </w:tcPr>
+          <w:p>
+            <w:r/>
+            <w:r>
+              <w:rPr>
+                <w:sz w:val="19"/>
+              </w:rPr>
+              <w:t>66–69</w:t>
+            </w:r>
+          </w:p>
+        </w:tc>
+      </w:tr>
+      <w:tr>
+        <w:trPr>
+          <w:cantSplit/>
+        </w:trPr>
+        <w:tc>
+          <w:tcPr>
+            <w:tcW w:type="dxa" w:w="1520"/>
+            <w:shd w:val="clear" w:color="auto" w:fill="EAF1FF"/>
+          </w:tcPr>
+          <w:p>
+            <w:r/>
+            <w:r>
+              <w:rPr>
+                <w:sz w:val="19"/>
+              </w:rPr>
+              <w:t>5:50 – 6:00</w:t>
+            </w:r>
+          </w:p>
+        </w:tc>
+        <w:tc>
+          <w:tcPr>
+            <w:tcW w:type="dxa" w:w="1000"/>
+            <w:shd w:val="clear" w:color="auto" w:fill="EAF1FF"/>
+          </w:tcPr>
+          <w:p>
+            <w:r/>
+            <w:r>
+              <w:rPr>
+                <w:sz w:val="19"/>
+              </w:rPr>
+              <w:t>10 min</w:t>
+            </w:r>
+          </w:p>
+        </w:tc>
+        <w:tc>
+          <w:tcPr>
+            <w:tcW w:type="dxa" w:w="1728"/>
+            <w:shd w:val="clear" w:color="auto" w:fill="EAF1FF"/>
+          </w:tcPr>
+          <w:p>
+            <w:r/>
+            <w:r>
+              <w:rPr>
+                <w:b/>
+                <w:sz w:val="19"/>
+              </w:rPr>
+              <w:t>Day 1 recap and evidence check</w:t>
+            </w:r>
+          </w:p>
+        </w:tc>
+        <w:tc>
+          <w:tcPr>
+            <w:tcW w:type="dxa" w:w="1760"/>
+            <w:shd w:val="clear" w:color="auto" w:fill="EAF1FF"/>
+          </w:tcPr>
+          <w:p>
+            <w:r/>
+            <w:r>
+              <w:rPr>
+                <w:sz w:val="19"/>
+              </w:rPr>
+              <w:t>Facilitated discussion</w:t>
+            </w:r>
+          </w:p>
+        </w:tc>
+        <w:tc>
+          <w:tcPr>
+            <w:tcW w:type="dxa" w:w="1120"/>
+            <w:shd w:val="clear" w:color="auto" w:fill="EAF1FF"/>
+          </w:tcPr>
+          <w:p>
+            <w:r/>
+            <w:r>
+              <w:rPr>
+                <w:sz w:val="19"/>
+              </w:rPr>
+              <w:t>69</w:t>
+            </w:r>
+          </w:p>
+        </w:tc>
+      </w:tr>
+    </w:tbl>
+    <w:p/>
+    <w:p>
+      <w:pPr>
+        <w:pStyle w:val="Heading2"/>
+      </w:pPr>
+      <w:r>
+        <w:t>Day 2 — Building Business Agents with Copilot Studio &amp; Assessment</w:t>
+      </w:r>
+    </w:p>
+    <w:p>
+      <w:r>
+        <w:t>Agents, knowledge/RAG, tools, agent + flow end-to-end, then sit the assessment.</w:t>
+      </w:r>
+    </w:p>
+    <w:tbl>
+      <w:tblPr>
+        <w:tblStyle w:val="TableGrid"/>
+        <w:tblW w:type="auto" w:w="0"/>
+        <w:jc w:val="center"/>
+        <w:tblBorders>
+          <w:top w:val="single" w:sz="6" w:space="0" w:color="7A8190"/>
+          <w:left w:val="single" w:sz="6" w:space="0" w:color="7A8190"/>
+          <w:bottom w:val="single" w:sz="6" w:space="0" w:color="7A8190"/>
+          <w:right w:val="single" w:sz="6" w:space="0" w:color="7A8190"/>
+          <w:insideH w:val="single" w:sz="6" w:space="0" w:color="7A8190"/>
+          <w:insideV w:val="single" w:sz="6" w:space="0" w:color="7A8190"/>
+        </w:tblBorders>
+        <w:tblLook w:firstColumn="1" w:firstRow="1" w:lastColumn="0" w:lastRow="0" w:noHBand="0" w:noVBand="1" w:val="04A0"/>
+      </w:tblPr>
+      <w:tblGrid>
+        <w:gridCol w:w="1728"/>
+        <w:gridCol w:w="1728"/>
+        <w:gridCol w:w="1728"/>
+        <w:gridCol w:w="1728"/>
+        <w:gridCol w:w="1728"/>
+      </w:tblGrid>
+      <w:tr>
+        <w:trPr>
+          <w:cantSplit/>
+        </w:trPr>
+        <w:tc>
+          <w:tcPr>
+            <w:tcW w:type="dxa" w:w="1520"/>
+            <w:shd w:val="clear" w:color="auto" w:fill="1F6FEB"/>
+          </w:tcPr>
+          <w:p>
+            <w:r/>
+            <w:r>
+              <w:rPr>
+                <w:b/>
+                <w:color w:val="FFFFFF"/>
+                <w:sz w:val="19"/>
+              </w:rPr>
+              <w:t>Time</w:t>
+            </w:r>
+          </w:p>
+        </w:tc>
+        <w:tc>
+          <w:tcPr>
+            <w:tcW w:type="dxa" w:w="1000"/>
+            <w:shd w:val="clear" w:color="auto" w:fill="1F6FEB"/>
+          </w:tcPr>
+          <w:p>
+            <w:r/>
+            <w:r>
+              <w:rPr>
+                <w:b/>
+                <w:color w:val="FFFFFF"/>
+                <w:sz w:val="19"/>
+              </w:rPr>
+              <w:t>Duration</w:t>
+            </w:r>
+          </w:p>
+        </w:tc>
+        <w:tc>
+          <w:tcPr>
+            <w:tcW w:type="dxa" w:w="1728"/>
+            <w:shd w:val="clear" w:color="auto" w:fill="1F6FEB"/>
+          </w:tcPr>
+          <w:p>
+            <w:r/>
+            <w:r>
+              <w:rPr>
+                <w:b/>
+                <w:color w:val="FFFFFF"/>
+                <w:sz w:val="19"/>
+              </w:rPr>
+              <w:t>Topic / Activity</w:t>
+            </w:r>
+          </w:p>
+        </w:tc>
+        <w:tc>
+          <w:tcPr>
+            <w:tcW w:type="dxa" w:w="1760"/>
+            <w:shd w:val="clear" w:color="auto" w:fill="1F6FEB"/>
+          </w:tcPr>
+          <w:p>
+            <w:r/>
+            <w:r>
+              <w:rPr>
+                <w:b/>
+                <w:color w:val="FFFFFF"/>
+                <w:sz w:val="19"/>
+              </w:rPr>
+              <w:t>Method</w:t>
+            </w:r>
+          </w:p>
+        </w:tc>
+        <w:tc>
+          <w:tcPr>
+            <w:tcW w:type="dxa" w:w="1120"/>
+            <w:shd w:val="clear" w:color="auto" w:fill="1F6FEB"/>
+          </w:tcPr>
+          <w:p>
+            <w:r/>
+            <w:r>
+              <w:rPr>
+                <w:b/>
+                <w:color w:val="FFFFFF"/>
+                <w:sz w:val="19"/>
+              </w:rPr>
+              <w:t>Slides</w:t>
+            </w:r>
+          </w:p>
+        </w:tc>
+      </w:tr>
+      <w:tr>
+        <w:trPr>
+          <w:cantSplit/>
+        </w:trPr>
+        <w:tc>
+          <w:tcPr>
+            <w:tcW w:type="dxa" w:w="1520"/>
+            <w:shd w:val="clear" w:color="auto" w:fill="EAF1FF"/>
+          </w:tcPr>
+          <w:p>
+            <w:r/>
+            <w:r>
+              <w:rPr>
+                <w:sz w:val="19"/>
+              </w:rPr>
+              <w:t>9:00 – 9:20</w:t>
+            </w:r>
+          </w:p>
+        </w:tc>
+        <w:tc>
+          <w:tcPr>
+            <w:tcW w:type="dxa" w:w="1000"/>
+            <w:shd w:val="clear" w:color="auto" w:fill="EAF1FF"/>
+          </w:tcPr>
+          <w:p>
+            <w:r/>
+            <w:r>
+              <w:rPr>
+                <w:sz w:val="19"/>
+              </w:rPr>
+              <w:t>20 min</w:t>
+            </w:r>
+          </w:p>
+        </w:tc>
+        <w:tc>
+          <w:tcPr>
+            <w:tcW w:type="dxa" w:w="1728"/>
+            <w:shd w:val="clear" w:color="auto" w:fill="EAF1FF"/>
+          </w:tcPr>
+          <w:p>
+            <w:r/>
+            <w:r>
+              <w:rPr>
+                <w:b/>
+                <w:sz w:val="19"/>
+              </w:rPr>
+              <w:t>Day 1 recap and Q&amp;A</w:t>
+            </w:r>
+          </w:p>
+        </w:tc>
+        <w:tc>
+          <w:tcPr>
+            <w:tcW w:type="dxa" w:w="1760"/>
+            <w:shd w:val="clear" w:color="auto" w:fill="EAF1FF"/>
+          </w:tcPr>
+          <w:p>
+            <w:r/>
+            <w:r>
+              <w:rPr>
+                <w:sz w:val="19"/>
+              </w:rPr>
+              <w:t>Facilitated discussion</w:t>
+            </w:r>
+          </w:p>
+        </w:tc>
+        <w:tc>
+          <w:tcPr>
+            <w:tcW w:type="dxa" w:w="1120"/>
+            <w:shd w:val="clear" w:color="auto" w:fill="EAF1FF"/>
+          </w:tcPr>
+          <w:p>
+            <w:r/>
+            <w:r>
+              <w:rPr>
+                <w:sz w:val="19"/>
+              </w:rPr>
+              <w:t>69–70</w:t>
+            </w:r>
+          </w:p>
+        </w:tc>
+      </w:tr>
+      <w:tr>
+        <w:trPr>
+          <w:cantSplit/>
+        </w:trPr>
+        <w:tc>
+          <w:tcPr>
+            <w:tcW w:type="dxa" w:w="1520"/>
+            <w:shd w:val="clear" w:color="auto" w:fill="EAF1FF"/>
+          </w:tcPr>
+          <w:p>
+            <w:r/>
+            <w:r>
+              <w:rPr>
+                <w:sz w:val="19"/>
+              </w:rPr>
+              <w:t>9:20 – 10:05</w:t>
+            </w:r>
+          </w:p>
+        </w:tc>
+        <w:tc>
+          <w:tcPr>
+            <w:tcW w:type="dxa" w:w="1000"/>
+            <w:shd w:val="clear" w:color="auto" w:fill="EAF1FF"/>
+          </w:tcPr>
+          <w:p>
+            <w:r/>
+            <w:r>
+              <w:rPr>
+                <w:sz w:val="19"/>
+              </w:rPr>
+              <w:t>45 min</w:t>
+            </w:r>
+          </w:p>
+        </w:tc>
+        <w:tc>
+          <w:tcPr>
+            <w:tcW w:type="dxa" w:w="1728"/>
+            <w:shd w:val="clear" w:color="auto" w:fill="EAF1FF"/>
+          </w:tcPr>
+          <w:p>
+            <w:r/>
+            <w:r>
+              <w:rPr>
+                <w:b/>
+                <w:sz w:val="19"/>
+              </w:rPr>
+              <w:t>Module 4: HTTP requests, methods, webhooks, JSON contracts, CORS and safe URL handling</w:t>
+            </w:r>
+          </w:p>
+        </w:tc>
+        <w:tc>
+          <w:tcPr>
+            <w:tcW w:type="dxa" w:w="1760"/>
+            <w:shd w:val="clear" w:color="auto" w:fill="EAF1FF"/>
+          </w:tcPr>
+          <w:p>
+            <w:r/>
+            <w:r>
+              <w:rPr>
+                <w:sz w:val="19"/>
+              </w:rPr>
+              <w:t>Lecture &amp; demo</w:t>
+            </w:r>
+          </w:p>
+        </w:tc>
+        <w:tc>
+          <w:tcPr>
+            <w:tcW w:type="dxa" w:w="1120"/>
+            <w:shd w:val="clear" w:color="auto" w:fill="EAF1FF"/>
+          </w:tcPr>
+          <w:p>
+            <w:r/>
+            <w:r>
+              <w:rPr>
+                <w:sz w:val="19"/>
+              </w:rPr>
+              <w:t>71–76</w:t>
+            </w:r>
+          </w:p>
+        </w:tc>
+      </w:tr>
+      <w:tr>
+        <w:trPr>
+          <w:cantSplit/>
+        </w:trPr>
+        <w:tc>
+          <w:tcPr>
+            <w:tcW w:type="dxa" w:w="1520"/>
+            <w:shd w:val="clear" w:color="auto" w:fill="E8F7EE"/>
+          </w:tcPr>
+          <w:p>
+            <w:r/>
+            <w:r>
+              <w:rPr>
+                <w:sz w:val="19"/>
+              </w:rPr>
+              <w:t>10:05 – 10:40</w:t>
+            </w:r>
+          </w:p>
+        </w:tc>
+        <w:tc>
+          <w:tcPr>
+            <w:tcW w:type="dxa" w:w="1000"/>
+            <w:shd w:val="clear" w:color="auto" w:fill="E8F7EE"/>
+          </w:tcPr>
+          <w:p>
+            <w:r/>
+            <w:r>
+              <w:rPr>
+                <w:sz w:val="19"/>
+              </w:rPr>
+              <w:t>35 min</w:t>
+            </w:r>
+          </w:p>
+        </w:tc>
+        <w:tc>
+          <w:tcPr>
+            <w:tcW w:type="dxa" w:w="1728"/>
+            <w:shd w:val="clear" w:color="auto" w:fill="E8F7EE"/>
+          </w:tcPr>
+          <w:p>
+            <w:r/>
+            <w:r>
+              <w:rPr>
+                <w:b/>
+                <w:sz w:val="19"/>
+              </w:rPr>
+              <w:t>Lab 8 — Website HTTP Enquiry — Part A: request contract and HTTP trigger</w:t>
+            </w:r>
+          </w:p>
+        </w:tc>
+        <w:tc>
+          <w:tcPr>
+            <w:tcW w:type="dxa" w:w="1760"/>
+            <w:shd w:val="clear" w:color="auto" w:fill="E8F7EE"/>
+          </w:tcPr>
+          <w:p>
+            <w:r/>
+            <w:r>
+              <w:rPr>
+                <w:sz w:val="19"/>
+              </w:rPr>
+              <w:t>Hands-on lab</w:t>
+            </w:r>
+          </w:p>
+        </w:tc>
+        <w:tc>
+          <w:tcPr>
+            <w:tcW w:type="dxa" w:w="1120"/>
+            <w:shd w:val="clear" w:color="auto" w:fill="E8F7EE"/>
+          </w:tcPr>
+          <w:p>
+            <w:r/>
+            <w:r>
+              <w:rPr>
+                <w:sz w:val="19"/>
+              </w:rPr>
+              <w:t>77–79</w:t>
+            </w:r>
+          </w:p>
+        </w:tc>
+      </w:tr>
+      <w:tr>
+        <w:trPr>
+          <w:cantSplit/>
+        </w:trPr>
+        <w:tc>
+          <w:tcPr>
+            <w:tcW w:type="dxa" w:w="1520"/>
+            <w:shd w:val="clear" w:color="auto" w:fill="FFF4E5"/>
+          </w:tcPr>
+          <w:p>
+            <w:r/>
+            <w:r>
+              <w:rPr>
+                <w:sz w:val="19"/>
+              </w:rPr>
+              <w:t>10:40 – 10:55</w:t>
+            </w:r>
+          </w:p>
+        </w:tc>
+        <w:tc>
+          <w:tcPr>
+            <w:tcW w:type="dxa" w:w="1000"/>
+            <w:shd w:val="clear" w:color="auto" w:fill="FFF4E5"/>
+          </w:tcPr>
+          <w:p>
+            <w:r/>
+            <w:r>
+              <w:rPr>
+                <w:sz w:val="19"/>
+              </w:rPr>
+              <w:t>15 min</w:t>
+            </w:r>
+          </w:p>
+        </w:tc>
+        <w:tc>
+          <w:tcPr>
+            <w:tcW w:type="dxa" w:w="1728"/>
+            <w:shd w:val="clear" w:color="auto" w:fill="FFF4E5"/>
+          </w:tcPr>
+          <w:p>
+            <w:r/>
+            <w:r>
+              <w:rPr>
+                <w:sz w:val="19"/>
+              </w:rPr>
+              <w:t>Tea break</w:t>
+            </w:r>
+          </w:p>
+        </w:tc>
+        <w:tc>
+          <w:tcPr>
+            <w:tcW w:type="dxa" w:w="1760"/>
+            <w:shd w:val="clear" w:color="auto" w:fill="FFF4E5"/>
+          </w:tcPr>
+          <w:p>
+            <w:r/>
+            <w:r>
+              <w:rPr>
+                <w:sz w:val="19"/>
+              </w:rPr>
+              <w:t>—</w:t>
+            </w:r>
+          </w:p>
+        </w:tc>
+        <w:tc>
+          <w:tcPr>
+            <w:tcW w:type="dxa" w:w="1120"/>
+            <w:shd w:val="clear" w:color="auto" w:fill="FFF4E5"/>
+          </w:tcPr>
+          <w:p>
+            <w:r/>
+            <w:r>
+              <w:rPr>
+                <w:sz w:val="19"/>
+              </w:rPr>
+              <w:t>—</w:t>
+            </w:r>
+          </w:p>
+        </w:tc>
+      </w:tr>
+      <w:tr>
+        <w:trPr>
+          <w:cantSplit/>
+        </w:trPr>
+        <w:tc>
+          <w:tcPr>
+            <w:tcW w:type="dxa" w:w="1520"/>
+            <w:shd w:val="clear" w:color="auto" w:fill="E8F7EE"/>
+          </w:tcPr>
+          <w:p>
+            <w:r/>
+            <w:r>
+              <w:rPr>
+                <w:sz w:val="19"/>
+              </w:rPr>
+              <w:t>10:55 – 11:40</w:t>
+            </w:r>
+          </w:p>
+        </w:tc>
+        <w:tc>
+          <w:tcPr>
+            <w:tcW w:type="dxa" w:w="1000"/>
+            <w:shd w:val="clear" w:color="auto" w:fill="E8F7EE"/>
+          </w:tcPr>
+          <w:p>
+            <w:r/>
+            <w:r>
+              <w:rPr>
+                <w:sz w:val="19"/>
+              </w:rPr>
+              <w:t>45 min</w:t>
+            </w:r>
+          </w:p>
+        </w:tc>
+        <w:tc>
+          <w:tcPr>
+            <w:tcW w:type="dxa" w:w="1728"/>
+            <w:shd w:val="clear" w:color="auto" w:fill="E8F7EE"/>
+          </w:tcPr>
+          <w:p>
+            <w:r/>
+            <w:r>
+              <w:rPr>
+                <w:b/>
+                <w:sz w:val="19"/>
+              </w:rPr>
+              <w:t>Lab 8 — Website HTTP Enquiry — Part B: connect and test the website</w:t>
+            </w:r>
+          </w:p>
+        </w:tc>
+        <w:tc>
+          <w:tcPr>
+            <w:tcW w:type="dxa" w:w="1760"/>
+            <w:shd w:val="clear" w:color="auto" w:fill="E8F7EE"/>
+          </w:tcPr>
+          <w:p>
+            <w:r/>
+            <w:r>
+              <w:rPr>
+                <w:sz w:val="19"/>
+              </w:rPr>
+              <w:t>Hands-on lab</w:t>
+            </w:r>
+          </w:p>
+        </w:tc>
+        <w:tc>
+          <w:tcPr>
+            <w:tcW w:type="dxa" w:w="1120"/>
+            <w:shd w:val="clear" w:color="auto" w:fill="E8F7EE"/>
+          </w:tcPr>
+          <w:p>
+            <w:r/>
+            <w:r>
+              <w:rPr>
+                <w:sz w:val="19"/>
+              </w:rPr>
+              <w:t>80–81</w:t>
+            </w:r>
+          </w:p>
+        </w:tc>
+      </w:tr>
+      <w:tr>
+        <w:trPr>
+          <w:cantSplit/>
+        </w:trPr>
+        <w:tc>
+          <w:tcPr>
+            <w:tcW w:type="dxa" w:w="1520"/>
+            <w:shd w:val="clear" w:color="auto" w:fill="E8F7EE"/>
+          </w:tcPr>
+          <w:p>
+            <w:r/>
+            <w:r>
+              <w:rPr>
+                <w:sz w:val="19"/>
+              </w:rPr>
+              <w:t>11:40 – 12:15</w:t>
+            </w:r>
+          </w:p>
+        </w:tc>
+        <w:tc>
+          <w:tcPr>
+            <w:tcW w:type="dxa" w:w="1000"/>
+            <w:shd w:val="clear" w:color="auto" w:fill="E8F7EE"/>
+          </w:tcPr>
+          <w:p>
+            <w:r/>
+            <w:r>
+              <w:rPr>
+                <w:sz w:val="19"/>
+              </w:rPr>
+              <w:t>35 min</w:t>
+            </w:r>
+          </w:p>
+        </w:tc>
+        <w:tc>
+          <w:tcPr>
+            <w:tcW w:type="dxa" w:w="1728"/>
+            <w:shd w:val="clear" w:color="auto" w:fill="E8F7EE"/>
+          </w:tcPr>
+          <w:p>
+            <w:r/>
+            <w:r>
+              <w:rPr>
+                <w:b/>
+                <w:sz w:val="19"/>
+              </w:rPr>
+              <w:t>Lab 9 — Finance Agent Web Chat — Part A: RAG concepts, create and ground the Finance Agent</w:t>
+            </w:r>
+          </w:p>
+        </w:tc>
+        <w:tc>
+          <w:tcPr>
+            <w:tcW w:type="dxa" w:w="1760"/>
+            <w:shd w:val="clear" w:color="auto" w:fill="E8F7EE"/>
+          </w:tcPr>
+          <w:p>
+            <w:r/>
+            <w:r>
+              <w:rPr>
+                <w:sz w:val="19"/>
+              </w:rPr>
+              <w:t>Hands-on lab</w:t>
+            </w:r>
+          </w:p>
+        </w:tc>
+        <w:tc>
+          <w:tcPr>
+            <w:tcW w:type="dxa" w:w="1120"/>
+            <w:shd w:val="clear" w:color="auto" w:fill="E8F7EE"/>
+          </w:tcPr>
+          <w:p>
+            <w:r/>
+            <w:r>
+              <w:rPr>
+                <w:sz w:val="19"/>
+              </w:rPr>
+              <w:t>82–85</w:t>
             </w:r>
           </w:p>
         </w:tc>
@@ -3140,7 +3505,7 @@
                 <w:b/>
                 <w:sz w:val="19"/>
               </w:rPr>
-              <w:t>Lab 9: Teams + Website Agent Flow — both chatbot channels call a deterministic agent flow</w:t>
+              <w:t>Lab 9 — Finance Agent Web Chat — Part B: connect and test the HTTP web chat</w:t>
             </w:r>
           </w:p>
         </w:tc>
@@ -3170,7 +3535,7 @@
               <w:rPr>
                 <w:sz w:val="19"/>
               </w:rPr>
-              <w:t>69</w:t>
+              <w:t>86–89</w:t>
             </w:r>
           </w:p>
         </w:tc>
@@ -3221,7 +3586,7 @@
                 <w:b/>
                 <w:sz w:val="19"/>
               </w:rPr>
-              <w:t>Lab 10: Teams + Website Prompt Flow — both chatbot channels call a guarded AI Builder prompt flow</w:t>
+              <w:t>Lab 10 — AI Trading Advisor Website — Part A: tools, APIs, market timeframes, news and Finance Advisor configuration</w:t>
             </w:r>
           </w:p>
         </w:tc>
@@ -3251,7 +3616,7 @@
               <w:rPr>
                 <w:sz w:val="19"/>
               </w:rPr>
-              <w:t>60–64, 70</w:t>
+              <w:t>90–98</w:t>
             </w:r>
           </w:p>
         </w:tc>
@@ -3343,7 +3708,7 @@
         <w:tc>
           <w:tcPr>
             <w:tcW w:type="dxa" w:w="1520"/>
-            <w:shd w:val="clear" w:color="auto" w:fill="EAF1FF"/>
+            <w:shd w:val="clear" w:color="auto" w:fill="E8F7EE"/>
           </w:tcPr>
           <w:p>
             <w:r/>
@@ -3358,7 +3723,7 @@
         <w:tc>
           <w:tcPr>
             <w:tcW w:type="dxa" w:w="1000"/>
-            <w:shd w:val="clear" w:color="auto" w:fill="EAF1FF"/>
+            <w:shd w:val="clear" w:color="auto" w:fill="E8F7EE"/>
           </w:tcPr>
           <w:p>
             <w:r/>
@@ -3373,7 +3738,7 @@
         <w:tc>
           <w:tcPr>
             <w:tcW w:type="dxa" w:w="1728"/>
-            <w:shd w:val="clear" w:color="auto" w:fill="EAF1FF"/>
+            <w:shd w:val="clear" w:color="auto" w:fill="E8F7EE"/>
           </w:tcPr>
           <w:p>
             <w:r/>
@@ -3382,14 +3747,14 @@
                 <w:b/>
                 <w:sz w:val="19"/>
               </w:rPr>
-              <w:t>Integrated testing: compare HTTP, agent and prompt flows; troubleshoot Teams/website channels; Day 2 recap and assessment briefing</w:t>
+              <w:t>Lab 10 — AI Trading Advisor Website — Part B: connect, test and review safeguards</w:t>
             </w:r>
           </w:p>
         </w:tc>
         <w:tc>
           <w:tcPr>
             <w:tcW w:type="dxa" w:w="1760"/>
-            <w:shd w:val="clear" w:color="auto" w:fill="EAF1FF"/>
+            <w:shd w:val="clear" w:color="auto" w:fill="E8F7EE"/>
           </w:tcPr>
           <w:p>
             <w:r/>
@@ -3397,14 +3762,14 @@
               <w:rPr>
                 <w:sz w:val="19"/>
               </w:rPr>
-              <w:t>Facilitated discussion</w:t>
+              <w:t>Hands-on lab</w:t>
             </w:r>
           </w:p>
         </w:tc>
         <w:tc>
           <w:tcPr>
             <w:tcW w:type="dxa" w:w="1120"/>
-            <w:shd w:val="clear" w:color="auto" w:fill="EAF1FF"/>
+            <w:shd w:val="clear" w:color="auto" w:fill="E8F7EE"/>
           </w:tcPr>
           <w:p>
             <w:r/>
@@ -3412,7 +3777,7 @@
               <w:rPr>
                 <w:sz w:val="19"/>
               </w:rPr>
-              <w:t>71–85</w:t>
+              <w:t>99–104</w:t>
             </w:r>
           </w:p>
         </w:tc>
@@ -3586,6 +3951,165 @@
         <w:pStyle w:val="Heading1"/>
       </w:pPr>
       <w:r>
+        <w:t>Lab Alignment Reference</w:t>
+      </w:r>
+    </w:p>
+    <w:p>
+      <w:r>
+        <w:t>This reference repeats the canonical lab title, duration and slide range used in the facilitator deck, Learner Guide and hands-on lab files. Use it to confirm that the correct activity is being delivered at each point in the schedule.</w:t>
+      </w:r>
+    </w:p>
+    <w:p>
+      <w:pPr>
+        <w:pStyle w:val="Heading2"/>
+      </w:pPr>
+      <w:r>
+        <w:t>Day 1 Labs</w:t>
+      </w:r>
+    </w:p>
+    <w:p>
+      <w:pPr>
+        <w:pStyle w:val="Heading3"/>
+      </w:pPr>
+      <w:r>
+        <w:t>Lab 1 — Form to Email Confirmation · Slides 25–28</w:t>
+      </w:r>
+    </w:p>
+    <w:p>
+      <w:r>
+        <w:t>Duration: 40 minutes. Follow the matching detailed, step-by-step lab and its shared workflow visual in the Learner Guide.</w:t>
+      </w:r>
+    </w:p>
+    <w:p>
+      <w:pPr>
+        <w:pStyle w:val="Heading3"/>
+      </w:pPr>
+      <w:r>
+        <w:t>Lab 2 — Log the Enquiry and Send Email · Slides 31–34</w:t>
+      </w:r>
+    </w:p>
+    <w:p>
+      <w:r>
+        <w:t>Duration: 45 minutes. Follow the matching detailed, step-by-step lab and its shared workflow visual in the Learner Guide.</w:t>
+      </w:r>
+    </w:p>
+    <w:p>
+      <w:pPr>
+        <w:pStyle w:val="Heading3"/>
+      </w:pPr>
+      <w:r>
+        <w:t>Lab 3 — Event Registration Branching · Slides 37–40</w:t>
+      </w:r>
+    </w:p>
+    <w:p>
+      <w:r>
+        <w:t>Duration: 70 minutes. Follow the matching detailed, step-by-step lab and its shared workflow visual in the Learner Guide.</w:t>
+      </w:r>
+    </w:p>
+    <w:p>
+      <w:pPr>
+        <w:pStyle w:val="Heading3"/>
+      </w:pPr>
+      <w:r>
+        <w:t>Lab 4 — Leave Application Approval · Slides 43–46</w:t>
+      </w:r>
+    </w:p>
+    <w:p>
+      <w:r>
+        <w:t>Duration: 45 minutes. Follow the matching detailed, step-by-step lab and its shared workflow visual in the Learner Guide.</w:t>
+      </w:r>
+    </w:p>
+    <w:p>
+      <w:pPr>
+        <w:pStyle w:val="Heading3"/>
+      </w:pPr>
+      <w:r>
+        <w:t>Lab 5 — IT Support Agent · Slides 57–59</w:t>
+      </w:r>
+    </w:p>
+    <w:p>
+      <w:r>
+        <w:t>Duration: 40 minutes. Follow the matching detailed, step-by-step lab and its shared workflow visual in the Learner Guide.</w:t>
+      </w:r>
+    </w:p>
+    <w:p>
+      <w:pPr>
+        <w:pStyle w:val="Heading3"/>
+      </w:pPr>
+      <w:r>
+        <w:t>Lab 6 — HR Support Agent · Slides 61–63</w:t>
+      </w:r>
+    </w:p>
+    <w:p>
+      <w:r>
+        <w:t>Duration: 40 minutes. Follow the matching detailed, step-by-step lab and its shared workflow visual in the Learner Guide.</w:t>
+      </w:r>
+    </w:p>
+    <w:p>
+      <w:pPr>
+        <w:pStyle w:val="Heading3"/>
+      </w:pPr>
+      <w:r>
+        <w:t>Lab 7 — Support Request Routing · Slides 66–69</w:t>
+      </w:r>
+    </w:p>
+    <w:p>
+      <w:r>
+        <w:t>Duration: 30 minutes. Follow the matching detailed, step-by-step lab and its shared workflow visual in the Learner Guide.</w:t>
+      </w:r>
+    </w:p>
+    <w:p>
+      <w:pPr>
+        <w:pStyle w:val="Heading2"/>
+      </w:pPr>
+      <w:r>
+        <w:t>Day 2 Labs</w:t>
+      </w:r>
+    </w:p>
+    <w:p>
+      <w:pPr>
+        <w:pStyle w:val="Heading3"/>
+      </w:pPr>
+      <w:r>
+        <w:t>Lab 8 — Website HTTP Enquiry · Slides 77–81</w:t>
+      </w:r>
+    </w:p>
+    <w:p>
+      <w:r>
+        <w:t>Duration: 80 minutes. Follow the matching detailed, step-by-step lab and its shared workflow visual in the Learner Guide.</w:t>
+      </w:r>
+    </w:p>
+    <w:p>
+      <w:pPr>
+        <w:pStyle w:val="Heading3"/>
+      </w:pPr>
+      <w:r>
+        <w:t>Lab 9 — Finance Agent Web Chat · Slides 85–89</w:t>
+      </w:r>
+    </w:p>
+    <w:p>
+      <w:r>
+        <w:t>Duration: 80 minutes. Follow the matching detailed, step-by-step lab and its shared workflow visual in the Learner Guide.</w:t>
+      </w:r>
+    </w:p>
+    <w:p>
+      <w:pPr>
+        <w:pStyle w:val="Heading3"/>
+      </w:pPr>
+      <w:r>
+        <w:t>Lab 10 — AI Trading Advisor Website · Slides 95–104</w:t>
+      </w:r>
+    </w:p>
+    <w:p>
+      <w:r>
+        <w:t>Duration: 110 minutes. Follow the matching detailed, step-by-step lab and its shared workflow visual in the Learner Guide.</w:t>
+      </w:r>
+    </w:p>
+    <w:p>
+      <w:pPr>
+        <w:pStyle w:val="Heading1"/>
+      </w:pPr>
+      <w:r>
         <w:t>Tools &amp; Resources</w:t>
       </w:r>
     </w:p>
@@ -3594,7 +4118,6 @@
         <w:tblStyle w:val="TableGrid"/>
         <w:tblW w:type="auto" w:w="0"/>
         <w:jc w:val="center"/>
-        <w:tblLook w:firstColumn="1" w:firstRow="1" w:lastColumn="0" w:lastRow="0" w:noHBand="0" w:noVBand="1" w:val="04A0"/>
         <w:tblBorders>
           <w:top w:val="single" w:sz="6" w:space="0" w:color="7A8190"/>
           <w:left w:val="single" w:sz="6" w:space="0" w:color="7A8190"/>
@@ -3603,6 +4126,7 @@
           <w:insideH w:val="single" w:sz="6" w:space="0" w:color="7A8190"/>
           <w:insideV w:val="single" w:sz="6" w:space="0" w:color="7A8190"/>
         </w:tblBorders>
+        <w:tblLook w:firstColumn="1" w:firstRow="1" w:lastColumn="0" w:lastRow="0" w:noHBand="0" w:noVBand="1" w:val="04A0"/>
       </w:tblPr>
       <w:tblGrid>
         <w:gridCol w:w="4320"/>

--- a/courseware/LP-Business Process Automation with Power Automate and Copilot Studio Agents.docx
+++ b/courseware/LP-Business Process Automation with Power Automate and Copilot Studio Agents.docx
@@ -167,7 +167,7 @@
           <w:color w:val="1F6FEB"/>
           <w:sz w:val="24"/>
         </w:rPr>
-        <w:t>Version 6.0</w:t>
+        <w:t>Version 7.0</w:t>
       </w:r>
     </w:p>
     <w:p>
@@ -909,10 +909,77 @@
           </w:p>
         </w:tc>
       </w:tr>
+      <w:tr>
+        <w:tc>
+          <w:tcPr>
+            <w:tcW w:type="dxa" w:w="2160"/>
+          </w:tcPr>
+          <w:p>
+            <w:r/>
+            <w:r>
+              <w:rPr>
+                <w:sz w:val="19"/>
+              </w:rPr>
+              <w:t>7.0</w:t>
+            </w:r>
+          </w:p>
+        </w:tc>
+        <w:tc>
+          <w:tcPr>
+            <w:tcW w:type="dxa" w:w="2160"/>
+          </w:tcPr>
+          <w:p>
+            <w:r/>
+            <w:r>
+              <w:rPr>
+                <w:sz w:val="19"/>
+              </w:rPr>
+              <w:t>2 Aug 2026</w:t>
+            </w:r>
+          </w:p>
+        </w:tc>
+        <w:tc>
+          <w:tcPr>
+            <w:tcW w:type="dxa" w:w="2160"/>
+          </w:tcPr>
+          <w:p>
+            <w:r/>
+            <w:r>
+              <w:rPr>
+                <w:sz w:val="19"/>
+              </w:rPr>
+              <w:t>Realigned to the rebuilt Lab 0-10 sequence (Copilot Studio Training Developer environment; trigger/actions, Excel logging, leave approval, Copilot Studio agents, agent invocation, three HTTP labs and two RAG labs). Deck rebuilt as five concept modules plus synthesis, with a workflow diagram slide for every lab, covering Power Automate, Copilot Studio, workflows, agent anatomy, multi-agent orchestration, every trigger and action family, RAG and human-in-the-loop.</w:t>
+            </w:r>
+          </w:p>
+        </w:tc>
+        <w:tc>
+          <w:tcPr>
+            <w:tcW w:type="dxa" w:w="2160"/>
+          </w:tcPr>
+          <w:p>
+            <w:r/>
+            <w:r>
+              <w:rPr>
+                <w:sz w:val="19"/>
+              </w:rPr>
+              <w:t>Course Development Team</w:t>
+            </w:r>
+          </w:p>
+        </w:tc>
+      </w:tr>
     </w:tbl>
     <w:p>
       <w:r>
         <w:br w:type="page"/>
+      </w:r>
+    </w:p>
+    <w:p>
+      <w:r>
+        <w:fldChar w:fldCharType="begin"/>
+        <w:instrText xml:space="preserve">TOC \o "1-3" \h \z \u</w:instrText>
+        <w:fldChar w:fldCharType="separate"/>
+        <w:t/>
+        <w:fldChar w:fldCharType="end"/>
       </w:r>
     </w:p>
     <w:p>
@@ -996,7 +1063,7 @@
     </w:p>
     <w:p>
       <w:r>
-        <w:t>This 2-day, hands-on WSQ course teaches participants to automate real business processes by combining Microsoft Power Automate flows with AI agents built in Microsoft Copilot Studio. Day 1 progresses from Forms-driven email, Excel, branching and approval flows to specialised IT and HR agents. Day 2 connects websites to HTTP-triggered agent flows and ends with a multi-timeframe finance-advisor capstone. Every topic follows a concept → demonstration → hands-on lab pattern; participants finish with working automations and sit the WSQ assessment at the end of Day 2.</w:t>
+        <w:t>This 2-day, hands-on WSQ course teaches participants to automate real business processes by combining Microsoft Power Automate flows with AI agents built in Microsoft Copilot Studio. The course is taught concepts first: five concept modules each introduce the ideas and the decision rules, and the labs that follow apply them. Day 1 moves from deterministic Forms-driven flows (email, Excel logging, approval branching) to Copilot Studio agents assembled from instructions, skills, knowledge, tools and connected agents. Day 2 puts an agent behind a website over HTTP, adds a human review gate, and grounds an agent in documents with RAG — first with built-in knowledge, then with an external Pinecone vector store. Participants finish with working automations and sit the WSQ assessment at the end of Day 2.</w:t>
       </w:r>
     </w:p>
     <w:tbl>
@@ -1205,7 +1272,7 @@
               <w:rPr>
                 <w:sz w:val="20"/>
               </w:rPr>
-              <w:t>Basic Microsoft 365 familiarity (Outlook, Excel); a Power Platform environment (see Lab 0)</w:t>
+              <w:t>Basic Microsoft 365 familiarity (Outlook, Excel); a Microsoft 365 work or school account and a Power Platform Developer environment with Copilot Credits (see Lab 0)</w:t>
             </w:r>
           </w:p>
         </w:tc>
@@ -1237,7 +1304,7 @@
               <w:rPr>
                 <w:sz w:val="20"/>
               </w:rPr>
-              <w:t>10 step-by-step labs across 2 days (7 on Day 1 and 3 on Day 2), plus 4 concept modules and environment setup</w:t>
+              <w:t>11 step-by-step labs across 2 days (Lab 0 setup plus Labs 1–10: five on Day 1 and six on Day 2), driven by 5 concept modules</w:t>
             </w:r>
           </w:p>
         </w:tc>
@@ -1293,7 +1360,7 @@
         <w:pStyle w:val="ListBullet"/>
       </w:pPr>
       <w:r>
-        <w:t>Explain business workflow automation and the Trigger → Actions → Output model.</w:t>
+        <w:t>Explain business process automation and the Trigger → Actions → Output model, and identify the four trigger families and the six action families.</w:t>
       </w:r>
     </w:p>
     <w:p>
@@ -1301,7 +1368,7 @@
         <w:pStyle w:val="ListBullet"/>
       </w:pPr>
       <w:r>
-        <w:t>Differentiate instant, scheduled and automated cloud flows and choose the correct trigger.</w:t>
+        <w:t>Build Forms-driven Power Automate flows that send email, log data to Excel, branch on a condition and suspend for a human approval.</w:t>
       </w:r>
     </w:p>
     <w:p>
@@ -1309,7 +1376,7 @@
         <w:pStyle w:val="ListBullet"/>
       </w:pPr>
       <w:r>
-        <w:t>Build Forms-driven Power Automate flows that send email, log data, branch and run approvals.</w:t>
+        <w:t>Describe an agent as instructions, skills, knowledge, tools and connected agents, and state which of those the model can ignore.</w:t>
       </w:r>
     </w:p>
     <w:p>
@@ -1317,7 +1384,7 @@
         <w:pStyle w:val="ListBullet"/>
       </w:pPr>
       <w:r>
-        <w:t>Create IT, HR and Finance agents, ground them with approved knowledge, and deploy appropriate agents to Teams.</w:t>
+        <w:t>Create and ground Copilot Studio agents in approved SharePoint knowledge, test their refusals, and publish them to Microsoft Teams.</w:t>
       </w:r>
     </w:p>
     <w:p>
@@ -1325,7 +1392,7 @@
         <w:pStyle w:val="ListBullet"/>
       </w:pPr>
       <w:r>
-        <w:t>Connect websites to HTTP-triggered flows using learner-entered webhook URLs and structured JSON responses.</w:t>
+        <w:t>Connect a website to an HTTP-triggered agent flow, apply a JSON schema and use structured output to branch on the agent's decision.</w:t>
       </w:r>
     </w:p>
     <w:p>
@@ -1333,7 +1400,15 @@
         <w:pStyle w:val="ListBullet"/>
       </w:pPr>
       <w:r>
-        <w:t>Combine multi-timeframe market-data and news tools in a governed educational Finance Advisor Agent.</w:t>
+        <w:t>Apply the boundary of agency and human-in-the-loop patterns so consequential actions require a person before they take effect.</w:t>
+      </w:r>
+    </w:p>
+    <w:p>
+      <w:pPr>
+        <w:pStyle w:val="ListBullet"/>
+      </w:pPr>
+      <w:r>
+        <w:t>Build a Retrieval Augmented Generation chatbot with built-in knowledge and with an external Pinecone vector store, and justify the choice between them.</w:t>
       </w:r>
     </w:p>
     <w:p>
@@ -1346,7 +1421,7 @@
     </w:p>
     <w:p>
       <w:r>
-        <w:t>The Slides column maps each session to the matching slides in the facilitator deck (Business Process Automation with Power Automate and Copilot Studio Agents-v6.0.pptx, 113 slides) so trainers can pace delivery against the deck.</w:t>
+        <w:t>The Slides column maps each session to the matching slides in the facilitator deck (Business Process Automation with Power Automate and Copilot Studio Agents-v7.0.pptx, 68 slides) so trainers can pace delivery against the deck.</w:t>
       </w:r>
     </w:p>
     <w:p>
@@ -1354,12 +1429,12 @@
         <w:pStyle w:val="Heading2"/>
       </w:pPr>
       <w:r>
-        <w:t>Day 1 — Foundations &amp; Power Automate</w:t>
+        <w:t>Day 1 — Workflows, then Agents</w:t>
       </w:r>
     </w:p>
     <w:p>
       <w:r>
-        <w:t>Workflow concepts + your first five flows.</w:t>
+        <w:t>Modules 1–3: automation concepts, triggers and actions, control flow and human in the loop, then agent anatomy — Labs 0–4.</w:t>
       </w:r>
     </w:p>
     <w:tbl>
@@ -1489,7 +1564,7 @@
               <w:rPr>
                 <w:sz w:val="19"/>
               </w:rPr>
-              <w:t>9:00 – 9:30</w:t>
+              <w:t>9:00 – 9:45</w:t>
             </w:r>
           </w:p>
         </w:tc>
@@ -1504,7 +1579,7 @@
               <w:rPr>
                 <w:sz w:val="19"/>
               </w:rPr>
-              <w:t>30 min</w:t>
+              <w:t>45 min</w:t>
             </w:r>
           </w:p>
         </w:tc>
@@ -1520,7 +1595,7 @@
                 <w:b/>
                 <w:sz w:val="19"/>
               </w:rPr>
-              <w:t>Welcome, WSQ admin &amp; digital attendance, introductions, ground rules, course overview</w:t>
+              <w:t>Welcome, WSQ admin &amp; digital attendance, introductions, ground rules, course overview and lab map</w:t>
             </w:r>
           </w:p>
         </w:tc>
@@ -1550,88 +1625,7 @@
               <w:rPr>
                 <w:sz w:val="19"/>
               </w:rPr>
-              <w:t>1–14</w:t>
-            </w:r>
-          </w:p>
-        </w:tc>
-      </w:tr>
-      <w:tr>
-        <w:trPr>
-          <w:cantSplit/>
-        </w:trPr>
-        <w:tc>
-          <w:tcPr>
-            <w:tcW w:type="dxa" w:w="1520"/>
-            <w:shd w:val="clear" w:color="auto" w:fill="E8F7EE"/>
-          </w:tcPr>
-          <w:p>
-            <w:r/>
-            <w:r>
-              <w:rPr>
-                <w:sz w:val="19"/>
-              </w:rPr>
-              <w:t>9:30 – 10:00</w:t>
-            </w:r>
-          </w:p>
-        </w:tc>
-        <w:tc>
-          <w:tcPr>
-            <w:tcW w:type="dxa" w:w="1000"/>
-            <w:shd w:val="clear" w:color="auto" w:fill="E8F7EE"/>
-          </w:tcPr>
-          <w:p>
-            <w:r/>
-            <w:r>
-              <w:rPr>
-                <w:sz w:val="19"/>
-              </w:rPr>
-              <w:t>30 min</w:t>
-            </w:r>
-          </w:p>
-        </w:tc>
-        <w:tc>
-          <w:tcPr>
-            <w:tcW w:type="dxa" w:w="1728"/>
-            <w:shd w:val="clear" w:color="auto" w:fill="E8F7EE"/>
-          </w:tcPr>
-          <w:p>
-            <w:r/>
-            <w:r>
-              <w:rPr>
-                <w:b/>
-                <w:sz w:val="19"/>
-              </w:rPr>
-              <w:t>Lab 0: Environment Setup — accounts, Course Sandbox environment check</w:t>
-            </w:r>
-          </w:p>
-        </w:tc>
-        <w:tc>
-          <w:tcPr>
-            <w:tcW w:type="dxa" w:w="1760"/>
-            <w:shd w:val="clear" w:color="auto" w:fill="E8F7EE"/>
-          </w:tcPr>
-          <w:p>
-            <w:r/>
-            <w:r>
-              <w:rPr>
-                <w:sz w:val="19"/>
-              </w:rPr>
-              <w:t>Hands-on lab</w:t>
-            </w:r>
-          </w:p>
-        </w:tc>
-        <w:tc>
-          <w:tcPr>
-            <w:tcW w:type="dxa" w:w="1120"/>
-            <w:shd w:val="clear" w:color="auto" w:fill="E8F7EE"/>
-          </w:tcPr>
-          <w:p>
-            <w:r/>
-            <w:r>
-              <w:rPr>
-                <w:sz w:val="19"/>
-              </w:rPr>
-              <w:t>14</w:t>
+              <w:t>7–11</w:t>
             </w:r>
           </w:p>
         </w:tc>
@@ -1651,7 +1645,7 @@
               <w:rPr>
                 <w:sz w:val="19"/>
               </w:rPr>
-              <w:t>10:00 – 10:40</w:t>
+              <w:t>9:45 – 10:40</w:t>
             </w:r>
           </w:p>
         </w:tc>
@@ -1666,7 +1660,7 @@
               <w:rPr>
                 <w:sz w:val="19"/>
               </w:rPr>
-              <w:t>40 min</w:t>
+              <w:t>55 min</w:t>
             </w:r>
           </w:p>
         </w:tc>
@@ -1682,7 +1676,7 @@
                 <w:b/>
                 <w:sz w:val="19"/>
               </w:rPr>
-              <w:t>Modules 1–2: workflow automation, triggers, actions, outputs, and instant, scheduled and automated cloud flows</w:t>
+              <w:t>Module 1: business process automation, the Power Platform and the environment, flow anatomy, trigger families, action families</w:t>
             </w:r>
           </w:p>
         </w:tc>
@@ -1712,7 +1706,7 @@
               <w:rPr>
                 <w:sz w:val="19"/>
               </w:rPr>
-              <w:t>15–24</w:t>
+              <w:t>12–17</w:t>
             </w:r>
           </w:p>
         </w:tc>
@@ -1843,7 +1837,7 @@
                 <w:b/>
                 <w:sz w:val="19"/>
               </w:rPr>
-              <w:t>Lab 1 — Form to Email Confirmation — build and verify the form-to-email flow</w:t>
+              <w:t>Lab 0 — Environment Setup — create the Copilot Studio Training (Developer) environment and verify connections</w:t>
             </w:r>
           </w:p>
         </w:tc>
@@ -1873,7 +1867,7 @@
               <w:rPr>
                 <w:sz w:val="19"/>
               </w:rPr>
-              <w:t>25–28</w:t>
+              <w:t>21</w:t>
             </w:r>
           </w:p>
         </w:tc>
@@ -1893,7 +1887,7 @@
               <w:rPr>
                 <w:sz w:val="19"/>
               </w:rPr>
-              <w:t>11:35 – 12:20</w:t>
+              <w:t>11:35 – 12:15</w:t>
             </w:r>
           </w:p>
         </w:tc>
@@ -1908,7 +1902,7 @@
               <w:rPr>
                 <w:sz w:val="19"/>
               </w:rPr>
-              <w:t>45 min</w:t>
+              <w:t>40 min</w:t>
             </w:r>
           </w:p>
         </w:tc>
@@ -1924,7 +1918,7 @@
                 <w:b/>
                 <w:sz w:val="19"/>
               </w:rPr>
-              <w:t>Lab 2 — Log the Enquiry and Send Email — add the Enquiry Log.xlsx audit row</w:t>
+              <w:t>Lab 1 — Trigger and Actions — build and verify the form-to-email flow</w:t>
             </w:r>
           </w:p>
         </w:tc>
@@ -1954,7 +1948,7 @@
               <w:rPr>
                 <w:sz w:val="19"/>
               </w:rPr>
-              <w:t>31–34</w:t>
+              <w:t>22</w:t>
             </w:r>
           </w:p>
         </w:tc>
@@ -1966,7 +1960,7 @@
         <w:tc>
           <w:tcPr>
             <w:tcW w:type="dxa" w:w="1520"/>
-            <w:shd w:val="clear" w:color="auto" w:fill="E8F7EE"/>
+            <w:shd w:val="clear" w:color="auto" w:fill="EAF1FF"/>
           </w:tcPr>
           <w:p>
             <w:r/>
@@ -1974,14 +1968,14 @@
               <w:rPr>
                 <w:sz w:val="19"/>
               </w:rPr>
-              <w:t>12:20 – 12:45</w:t>
+              <w:t>12:15 – 12:45</w:t>
             </w:r>
           </w:p>
         </w:tc>
         <w:tc>
           <w:tcPr>
             <w:tcW w:type="dxa" w:w="1000"/>
-            <w:shd w:val="clear" w:color="auto" w:fill="E8F7EE"/>
+            <w:shd w:val="clear" w:color="auto" w:fill="EAF1FF"/>
           </w:tcPr>
           <w:p>
             <w:r/>
@@ -1989,14 +1983,14 @@
               <w:rPr>
                 <w:sz w:val="19"/>
               </w:rPr>
-              <w:t>25 min</w:t>
+              <w:t>30 min</w:t>
             </w:r>
           </w:p>
         </w:tc>
         <w:tc>
           <w:tcPr>
             <w:tcW w:type="dxa" w:w="1728"/>
-            <w:shd w:val="clear" w:color="auto" w:fill="E8F7EE"/>
+            <w:shd w:val="clear" w:color="auto" w:fill="EAF1FF"/>
           </w:tcPr>
           <w:p>
             <w:r/>
@@ -2005,14 +1999,14 @@
                 <w:b/>
                 <w:sz w:val="19"/>
               </w:rPr>
-              <w:t>Lab 3 — Event Registration Branching — Part A: condition concepts, form and test design</w:t>
+              <w:t>Module 1 continued: dynamic content, the run history, and why order matters (commit before you confirm)</w:t>
             </w:r>
           </w:p>
         </w:tc>
         <w:tc>
           <w:tcPr>
             <w:tcW w:type="dxa" w:w="1760"/>
-            <w:shd w:val="clear" w:color="auto" w:fill="E8F7EE"/>
+            <w:shd w:val="clear" w:color="auto" w:fill="EAF1FF"/>
           </w:tcPr>
           <w:p>
             <w:r/>
@@ -2027,7 +2021,7 @@
         <w:tc>
           <w:tcPr>
             <w:tcW w:type="dxa" w:w="1120"/>
-            <w:shd w:val="clear" w:color="auto" w:fill="E8F7EE"/>
+            <w:shd w:val="clear" w:color="auto" w:fill="EAF1FF"/>
           </w:tcPr>
           <w:p>
             <w:r/>
@@ -2035,7 +2029,7 @@
               <w:rPr>
                 <w:sz w:val="19"/>
               </w:rPr>
-              <w:t>35–37</w:t>
+              <w:t>18–20</w:t>
             </w:r>
           </w:p>
         </w:tc>
@@ -2166,7 +2160,7 @@
                 <w:b/>
                 <w:sz w:val="19"/>
               </w:rPr>
-              <w:t>Lab 3 — Event Registration Branching — Part B: build and test both branches</w:t>
+              <w:t>Lab 2 — Log to Excel — write the audit row before sending the confirmation</w:t>
             </w:r>
           </w:p>
         </w:tc>
@@ -2196,7 +2190,7 @@
               <w:rPr>
                 <w:sz w:val="19"/>
               </w:rPr>
-              <w:t>37–40</w:t>
+              <w:t>23</w:t>
             </w:r>
           </w:p>
         </w:tc>
@@ -2208,7 +2202,7 @@
         <w:tc>
           <w:tcPr>
             <w:tcW w:type="dxa" w:w="1520"/>
-            <w:shd w:val="clear" w:color="auto" w:fill="E8F7EE"/>
+            <w:shd w:val="clear" w:color="auto" w:fill="EAF1FF"/>
           </w:tcPr>
           <w:p>
             <w:r/>
@@ -2223,7 +2217,7 @@
         <w:tc>
           <w:tcPr>
             <w:tcW w:type="dxa" w:w="1000"/>
-            <w:shd w:val="clear" w:color="auto" w:fill="E8F7EE"/>
+            <w:shd w:val="clear" w:color="auto" w:fill="EAF1FF"/>
           </w:tcPr>
           <w:p>
             <w:r/>
@@ -2238,7 +2232,7 @@
         <w:tc>
           <w:tcPr>
             <w:tcW w:type="dxa" w:w="1728"/>
-            <w:shd w:val="clear" w:color="auto" w:fill="E8F7EE"/>
+            <w:shd w:val="clear" w:color="auto" w:fill="EAF1FF"/>
           </w:tcPr>
           <w:p>
             <w:r/>
@@ -2247,14 +2241,14 @@
                 <w:b/>
                 <w:sz w:val="19"/>
               </w:rPr>
-              <w:t>Lab 4 — Leave Application Approval — build and verify approval/rejection paths</w:t>
+              <w:t>Module 2: conditions and branching; human in, on and out of the loop; how an approval suspends a running flow</w:t>
             </w:r>
           </w:p>
         </w:tc>
         <w:tc>
           <w:tcPr>
             <w:tcW w:type="dxa" w:w="1760"/>
-            <w:shd w:val="clear" w:color="auto" w:fill="E8F7EE"/>
+            <w:shd w:val="clear" w:color="auto" w:fill="EAF1FF"/>
           </w:tcPr>
           <w:p>
             <w:r/>
@@ -2262,14 +2256,14 @@
               <w:rPr>
                 <w:sz w:val="19"/>
               </w:rPr>
-              <w:t>Hands-on lab</w:t>
+              <w:t>Lecture &amp; demo</w:t>
             </w:r>
           </w:p>
         </w:tc>
         <w:tc>
           <w:tcPr>
             <w:tcW w:type="dxa" w:w="1120"/>
-            <w:shd w:val="clear" w:color="auto" w:fill="E8F7EE"/>
+            <w:shd w:val="clear" w:color="auto" w:fill="EAF1FF"/>
           </w:tcPr>
           <w:p>
             <w:r/>
@@ -2277,7 +2271,7 @@
               <w:rPr>
                 <w:sz w:val="19"/>
               </w:rPr>
-              <w:t>43–46</w:t>
+              <w:t>24–27</w:t>
             </w:r>
           </w:p>
         </w:tc>
@@ -2369,6 +2363,87 @@
         <w:tc>
           <w:tcPr>
             <w:tcW w:type="dxa" w:w="1520"/>
+            <w:shd w:val="clear" w:color="auto" w:fill="E8F7EE"/>
+          </w:tcPr>
+          <w:p>
+            <w:r/>
+            <w:r>
+              <w:rPr>
+                <w:sz w:val="19"/>
+              </w:rPr>
+              <w:t>3:30 – 4:15</w:t>
+            </w:r>
+          </w:p>
+        </w:tc>
+        <w:tc>
+          <w:tcPr>
+            <w:tcW w:type="dxa" w:w="1000"/>
+            <w:shd w:val="clear" w:color="auto" w:fill="E8F7EE"/>
+          </w:tcPr>
+          <w:p>
+            <w:r/>
+            <w:r>
+              <w:rPr>
+                <w:sz w:val="19"/>
+              </w:rPr>
+              <w:t>45 min</w:t>
+            </w:r>
+          </w:p>
+        </w:tc>
+        <w:tc>
+          <w:tcPr>
+            <w:tcW w:type="dxa" w:w="1728"/>
+            <w:shd w:val="clear" w:color="auto" w:fill="E8F7EE"/>
+          </w:tcPr>
+          <w:p>
+            <w:r/>
+            <w:r>
+              <w:rPr>
+                <w:b/>
+                <w:sz w:val="19"/>
+              </w:rPr>
+              <w:t>Lab 3 — Leave Application Approval — build and test the approved and rejected branches</w:t>
+            </w:r>
+          </w:p>
+        </w:tc>
+        <w:tc>
+          <w:tcPr>
+            <w:tcW w:type="dxa" w:w="1760"/>
+            <w:shd w:val="clear" w:color="auto" w:fill="E8F7EE"/>
+          </w:tcPr>
+          <w:p>
+            <w:r/>
+            <w:r>
+              <w:rPr>
+                <w:sz w:val="19"/>
+              </w:rPr>
+              <w:t>Hands-on lab</w:t>
+            </w:r>
+          </w:p>
+        </w:tc>
+        <w:tc>
+          <w:tcPr>
+            <w:tcW w:type="dxa" w:w="1120"/>
+            <w:shd w:val="clear" w:color="auto" w:fill="E8F7EE"/>
+          </w:tcPr>
+          <w:p>
+            <w:r/>
+            <w:r>
+              <w:rPr>
+                <w:sz w:val="19"/>
+              </w:rPr>
+              <w:t>28</w:t>
+            </w:r>
+          </w:p>
+        </w:tc>
+      </w:tr>
+      <w:tr>
+        <w:trPr>
+          <w:cantSplit/>
+        </w:trPr>
+        <w:tc>
+          <w:tcPr>
+            <w:tcW w:type="dxa" w:w="1520"/>
             <w:shd w:val="clear" w:color="auto" w:fill="EAF1FF"/>
           </w:tcPr>
           <w:p>
@@ -2377,7 +2452,7 @@
               <w:rPr>
                 <w:sz w:val="19"/>
               </w:rPr>
-              <w:t>3:30 – 4:00</w:t>
+              <w:t>4:15 – 5:05</w:t>
             </w:r>
           </w:p>
         </w:tc>
@@ -2392,7 +2467,7 @@
               <w:rPr>
                 <w:sz w:val="19"/>
               </w:rPr>
-              <w:t>30 min</w:t>
+              <w:t>50 min</w:t>
             </w:r>
           </w:p>
         </w:tc>
@@ -2408,7 +2483,7 @@
                 <w:b/>
                 <w:sz w:val="19"/>
               </w:rPr>
-              <w:t>Copilot agent building blocks: knowledge, skills, tools, memory, model and system instructions</w:t>
+              <w:t>Module 3: workflow versus agent; agent anatomy — instructions, skills, knowledge, tools; what is actually enforced; connected agents; publishing</w:t>
             </w:r>
           </w:p>
         </w:tc>
@@ -2438,7 +2513,7 @@
               <w:rPr>
                 <w:sz w:val="19"/>
               </w:rPr>
-              <w:t>47–56</w:t>
+              <w:t>29–37</w:t>
             </w:r>
           </w:p>
         </w:tc>
@@ -2458,7 +2533,7 @@
               <w:rPr>
                 <w:sz w:val="19"/>
               </w:rPr>
-              <w:t>4:00 – 4:40</w:t>
+              <w:t>5:05 – 5:50</w:t>
             </w:r>
           </w:p>
         </w:tc>
@@ -2473,7 +2548,7 @@
               <w:rPr>
                 <w:sz w:val="19"/>
               </w:rPr>
-              <w:t>40 min</w:t>
+              <w:t>45 min</w:t>
             </w:r>
           </w:p>
         </w:tc>
@@ -2489,7 +2564,7 @@
                 <w:b/>
                 <w:sz w:val="19"/>
               </w:rPr>
-              <w:t>Lab 5 — IT Support Agent — add FAQ knowledge, test and deploy to Teams</w:t>
+              <w:t>Lab 4 — Agents — assemble the Procurement, HR, Sales and IT Support agents</w:t>
             </w:r>
           </w:p>
         </w:tc>
@@ -2519,169 +2594,7 @@
               <w:rPr>
                 <w:sz w:val="19"/>
               </w:rPr>
-              <w:t>57–59</w:t>
-            </w:r>
-          </w:p>
-        </w:tc>
-      </w:tr>
-      <w:tr>
-        <w:trPr>
-          <w:cantSplit/>
-        </w:trPr>
-        <w:tc>
-          <w:tcPr>
-            <w:tcW w:type="dxa" w:w="1520"/>
-            <w:shd w:val="clear" w:color="auto" w:fill="E8F7EE"/>
-          </w:tcPr>
-          <w:p>
-            <w:r/>
-            <w:r>
-              <w:rPr>
-                <w:sz w:val="19"/>
-              </w:rPr>
-              <w:t>4:40 – 5:20</w:t>
-            </w:r>
-          </w:p>
-        </w:tc>
-        <w:tc>
-          <w:tcPr>
-            <w:tcW w:type="dxa" w:w="1000"/>
-            <w:shd w:val="clear" w:color="auto" w:fill="E8F7EE"/>
-          </w:tcPr>
-          <w:p>
-            <w:r/>
-            <w:r>
-              <w:rPr>
-                <w:sz w:val="19"/>
-              </w:rPr>
-              <w:t>40 min</w:t>
-            </w:r>
-          </w:p>
-        </w:tc>
-        <w:tc>
-          <w:tcPr>
-            <w:tcW w:type="dxa" w:w="1728"/>
-            <w:shd w:val="clear" w:color="auto" w:fill="E8F7EE"/>
-          </w:tcPr>
-          <w:p>
-            <w:r/>
-            <w:r>
-              <w:rPr>
-                <w:b/>
-                <w:sz w:val="19"/>
-              </w:rPr>
-              <w:t>Lab 6 — HR Support Agent — add SharePoint policy knowledge and deploy to Teams</w:t>
-            </w:r>
-          </w:p>
-        </w:tc>
-        <w:tc>
-          <w:tcPr>
-            <w:tcW w:type="dxa" w:w="1760"/>
-            <w:shd w:val="clear" w:color="auto" w:fill="E8F7EE"/>
-          </w:tcPr>
-          <w:p>
-            <w:r/>
-            <w:r>
-              <w:rPr>
-                <w:sz w:val="19"/>
-              </w:rPr>
-              <w:t>Hands-on lab</w:t>
-            </w:r>
-          </w:p>
-        </w:tc>
-        <w:tc>
-          <w:tcPr>
-            <w:tcW w:type="dxa" w:w="1120"/>
-            <w:shd w:val="clear" w:color="auto" w:fill="E8F7EE"/>
-          </w:tcPr>
-          <w:p>
-            <w:r/>
-            <w:r>
-              <w:rPr>
-                <w:sz w:val="19"/>
-              </w:rPr>
-              <w:t>61–63</w:t>
-            </w:r>
-          </w:p>
-        </w:tc>
-      </w:tr>
-      <w:tr>
-        <w:trPr>
-          <w:cantSplit/>
-        </w:trPr>
-        <w:tc>
-          <w:tcPr>
-            <w:tcW w:type="dxa" w:w="1520"/>
-            <w:shd w:val="clear" w:color="auto" w:fill="E8F7EE"/>
-          </w:tcPr>
-          <w:p>
-            <w:r/>
-            <w:r>
-              <w:rPr>
-                <w:sz w:val="19"/>
-              </w:rPr>
-              <w:t>5:20 – 5:50</w:t>
-            </w:r>
-          </w:p>
-        </w:tc>
-        <w:tc>
-          <w:tcPr>
-            <w:tcW w:type="dxa" w:w="1000"/>
-            <w:shd w:val="clear" w:color="auto" w:fill="E8F7EE"/>
-          </w:tcPr>
-          <w:p>
-            <w:r/>
-            <w:r>
-              <w:rPr>
-                <w:sz w:val="19"/>
-              </w:rPr>
-              <w:t>30 min</w:t>
-            </w:r>
-          </w:p>
-        </w:tc>
-        <w:tc>
-          <w:tcPr>
-            <w:tcW w:type="dxa" w:w="1728"/>
-            <w:shd w:val="clear" w:color="auto" w:fill="E8F7EE"/>
-          </w:tcPr>
-          <w:p>
-            <w:r/>
-            <w:r>
-              <w:rPr>
-                <w:b/>
-                <w:sz w:val="19"/>
-              </w:rPr>
-              <w:t>Lab 7 — Support Request Routing — route to IT or HR and email the reply</w:t>
-            </w:r>
-          </w:p>
-        </w:tc>
-        <w:tc>
-          <w:tcPr>
-            <w:tcW w:type="dxa" w:w="1760"/>
-            <w:shd w:val="clear" w:color="auto" w:fill="E8F7EE"/>
-          </w:tcPr>
-          <w:p>
-            <w:r/>
-            <w:r>
-              <w:rPr>
-                <w:sz w:val="19"/>
-              </w:rPr>
-              <w:t>Hands-on lab</w:t>
-            </w:r>
-          </w:p>
-        </w:tc>
-        <w:tc>
-          <w:tcPr>
-            <w:tcW w:type="dxa" w:w="1120"/>
-            <w:shd w:val="clear" w:color="auto" w:fill="E8F7EE"/>
-          </w:tcPr>
-          <w:p>
-            <w:r/>
-            <w:r>
-              <w:rPr>
-                <w:sz w:val="19"/>
-              </w:rPr>
-              <w:t>66–69</w:t>
+              <w:t>38</w:t>
             </w:r>
           </w:p>
         </w:tc>
@@ -2762,7 +2675,7 @@
               <w:rPr>
                 <w:sz w:val="19"/>
               </w:rPr>
-              <w:t>69</w:t>
+              <w:t>37</w:t>
             </w:r>
           </w:p>
         </w:tc>
@@ -2774,12 +2687,12 @@
         <w:pStyle w:val="Heading2"/>
       </w:pPr>
       <w:r>
-        <w:t>Day 2 — Building Business Agents with Copilot Studio &amp; Assessment</w:t>
+        <w:t>Day 2 — Agent Flows, Human Review, RAG &amp; Assessment</w:t>
       </w:r>
     </w:p>
     <w:p>
       <w:r>
-        <w:t>Agents, knowledge/RAG, tools, agent + flow end-to-end, then sit the assessment.</w:t>
+        <w:t>Modules 4–5: HTTP and the boundary of agency, the human review gate, and RAG twice over — Labs 5–10, then the assessment.</w:t>
       </w:r>
     </w:p>
     <w:tbl>
@@ -2909,7 +2822,7 @@
               <w:rPr>
                 <w:sz w:val="19"/>
               </w:rPr>
-              <w:t>9:00 – 9:20</w:t>
+              <w:t>9:00 – 9:10</w:t>
             </w:r>
           </w:p>
         </w:tc>
@@ -2924,7 +2837,7 @@
               <w:rPr>
                 <w:sz w:val="19"/>
               </w:rPr>
-              <w:t>20 min</w:t>
+              <w:t>10 min</w:t>
             </w:r>
           </w:p>
         </w:tc>
@@ -2970,7 +2883,88 @@
               <w:rPr>
                 <w:sz w:val="19"/>
               </w:rPr>
-              <w:t>69–70</w:t>
+              <w:t>29–37</w:t>
+            </w:r>
+          </w:p>
+        </w:tc>
+      </w:tr>
+      <w:tr>
+        <w:trPr>
+          <w:cantSplit/>
+        </w:trPr>
+        <w:tc>
+          <w:tcPr>
+            <w:tcW w:type="dxa" w:w="1520"/>
+            <w:shd w:val="clear" w:color="auto" w:fill="E8F7EE"/>
+          </w:tcPr>
+          <w:p>
+            <w:r/>
+            <w:r>
+              <w:rPr>
+                <w:sz w:val="19"/>
+              </w:rPr>
+              <w:t>9:10 – 9:40</w:t>
+            </w:r>
+          </w:p>
+        </w:tc>
+        <w:tc>
+          <w:tcPr>
+            <w:tcW w:type="dxa" w:w="1000"/>
+            <w:shd w:val="clear" w:color="auto" w:fill="E8F7EE"/>
+          </w:tcPr>
+          <w:p>
+            <w:r/>
+            <w:r>
+              <w:rPr>
+                <w:sz w:val="19"/>
+              </w:rPr>
+              <w:t>30 min</w:t>
+            </w:r>
+          </w:p>
+        </w:tc>
+        <w:tc>
+          <w:tcPr>
+            <w:tcW w:type="dxa" w:w="1728"/>
+            <w:shd w:val="clear" w:color="auto" w:fill="E8F7EE"/>
+          </w:tcPr>
+          <w:p>
+            <w:r/>
+            <w:r>
+              <w:rPr>
+                <w:b/>
+                <w:sz w:val="19"/>
+              </w:rPr>
+              <w:t>Lab 5 — Invoke Agents — ground the HR agent in SharePoint, test its refusals, publish to Teams</w:t>
+            </w:r>
+          </w:p>
+        </w:tc>
+        <w:tc>
+          <w:tcPr>
+            <w:tcW w:type="dxa" w:w="1760"/>
+            <w:shd w:val="clear" w:color="auto" w:fill="E8F7EE"/>
+          </w:tcPr>
+          <w:p>
+            <w:r/>
+            <w:r>
+              <w:rPr>
+                <w:sz w:val="19"/>
+              </w:rPr>
+              <w:t>Hands-on lab</w:t>
+            </w:r>
+          </w:p>
+        </w:tc>
+        <w:tc>
+          <w:tcPr>
+            <w:tcW w:type="dxa" w:w="1120"/>
+            <w:shd w:val="clear" w:color="auto" w:fill="E8F7EE"/>
+          </w:tcPr>
+          <w:p>
+            <w:r/>
+            <w:r>
+              <w:rPr>
+                <w:sz w:val="19"/>
+              </w:rPr>
+              <w:t>39</w:t>
             </w:r>
           </w:p>
         </w:tc>
@@ -2990,7 +2984,7 @@
               <w:rPr>
                 <w:sz w:val="19"/>
               </w:rPr>
-              <w:t>9:20 – 10:05</w:t>
+              <w:t>9:40 – 10:10</w:t>
             </w:r>
           </w:p>
         </w:tc>
@@ -3005,7 +2999,7 @@
               <w:rPr>
                 <w:sz w:val="19"/>
               </w:rPr>
-              <w:t>45 min</w:t>
+              <w:t>30 min</w:t>
             </w:r>
           </w:p>
         </w:tc>
@@ -3021,7 +3015,7 @@
                 <w:b/>
                 <w:sz w:val="19"/>
               </w:rPr>
-              <w:t>Module 4: HTTP requests, methods, webhooks, JSON contracts, CORS and safe URL handling</w:t>
+              <w:t>Module 4: agent flows and the Agent node, HTTP request and response, JSON schema, structured output, the boundary of agency</w:t>
             </w:r>
           </w:p>
         </w:tc>
@@ -3051,7 +3045,7 @@
               <w:rPr>
                 <w:sz w:val="19"/>
               </w:rPr>
-              <w:t>71–76</w:t>
+              <w:t>40–46</w:t>
             </w:r>
           </w:p>
         </w:tc>
@@ -3071,7 +3065,7 @@
               <w:rPr>
                 <w:sz w:val="19"/>
               </w:rPr>
-              <w:t>10:05 – 10:40</w:t>
+              <w:t>10:10 – 11:10</w:t>
             </w:r>
           </w:p>
         </w:tc>
@@ -3086,7 +3080,7 @@
               <w:rPr>
                 <w:sz w:val="19"/>
               </w:rPr>
-              <w:t>35 min</w:t>
+              <w:t>60 min</w:t>
             </w:r>
           </w:p>
         </w:tc>
@@ -3102,7 +3096,7 @@
                 <w:b/>
                 <w:sz w:val="19"/>
               </w:rPr>
-              <w:t>Lab 8 — Website HTTP Enquiry — Part A: request contract and HTTP trigger</w:t>
+              <w:t>Lab 6 — HTTP and Application Approval Agent — web form to agent flow, six ordered rules, four decisions</w:t>
             </w:r>
           </w:p>
         </w:tc>
@@ -3132,7 +3126,7 @@
               <w:rPr>
                 <w:sz w:val="19"/>
               </w:rPr>
-              <w:t>77–79</w:t>
+              <w:t>47</w:t>
             </w:r>
           </w:p>
         </w:tc>
@@ -3152,7 +3146,7 @@
               <w:rPr>
                 <w:sz w:val="19"/>
               </w:rPr>
-              <w:t>10:40 – 10:55</w:t>
+              <w:t>11:10 – 11:25</w:t>
             </w:r>
           </w:p>
         </w:tc>
@@ -3232,7 +3226,7 @@
               <w:rPr>
                 <w:sz w:val="19"/>
               </w:rPr>
-              <w:t>10:55 – 11:40</w:t>
+              <w:t>11:25 – 12:05</w:t>
             </w:r>
           </w:p>
         </w:tc>
@@ -3247,7 +3241,7 @@
               <w:rPr>
                 <w:sz w:val="19"/>
               </w:rPr>
-              <w:t>45 min</w:t>
+              <w:t>40 min</w:t>
             </w:r>
           </w:p>
         </w:tc>
@@ -3263,7 +3257,7 @@
                 <w:b/>
                 <w:sz w:val="19"/>
               </w:rPr>
-              <w:t>Lab 8 — Website HTTP Enquiry — Part B: connect and test the website</w:t>
+              <w:t>Lab 7 — HTTP and Chatbot — the agent alone in public, and the probes that break it</w:t>
             </w:r>
           </w:p>
         </w:tc>
@@ -3293,88 +3287,7 @@
               <w:rPr>
                 <w:sz w:val="19"/>
               </w:rPr>
-              <w:t>80–81</w:t>
-            </w:r>
-          </w:p>
-        </w:tc>
-      </w:tr>
-      <w:tr>
-        <w:trPr>
-          <w:cantSplit/>
-        </w:trPr>
-        <w:tc>
-          <w:tcPr>
-            <w:tcW w:type="dxa" w:w="1520"/>
-            <w:shd w:val="clear" w:color="auto" w:fill="E8F7EE"/>
-          </w:tcPr>
-          <w:p>
-            <w:r/>
-            <w:r>
-              <w:rPr>
-                <w:sz w:val="19"/>
-              </w:rPr>
-              <w:t>11:40 – 12:15</w:t>
-            </w:r>
-          </w:p>
-        </w:tc>
-        <w:tc>
-          <w:tcPr>
-            <w:tcW w:type="dxa" w:w="1000"/>
-            <w:shd w:val="clear" w:color="auto" w:fill="E8F7EE"/>
-          </w:tcPr>
-          <w:p>
-            <w:r/>
-            <w:r>
-              <w:rPr>
-                <w:sz w:val="19"/>
-              </w:rPr>
-              <w:t>35 min</w:t>
-            </w:r>
-          </w:p>
-        </w:tc>
-        <w:tc>
-          <w:tcPr>
-            <w:tcW w:type="dxa" w:w="1728"/>
-            <w:shd w:val="clear" w:color="auto" w:fill="E8F7EE"/>
-          </w:tcPr>
-          <w:p>
-            <w:r/>
-            <w:r>
-              <w:rPr>
-                <w:b/>
-                <w:sz w:val="19"/>
-              </w:rPr>
-              <w:t>Lab 9 — Finance Agent Web Chat — Part A: RAG concepts, create and ground the Finance Agent</w:t>
-            </w:r>
-          </w:p>
-        </w:tc>
-        <w:tc>
-          <w:tcPr>
-            <w:tcW w:type="dxa" w:w="1760"/>
-            <w:shd w:val="clear" w:color="auto" w:fill="E8F7EE"/>
-          </w:tcPr>
-          <w:p>
-            <w:r/>
-            <w:r>
-              <w:rPr>
-                <w:sz w:val="19"/>
-              </w:rPr>
-              <w:t>Hands-on lab</w:t>
-            </w:r>
-          </w:p>
-        </w:tc>
-        <w:tc>
-          <w:tcPr>
-            <w:tcW w:type="dxa" w:w="1120"/>
-            <w:shd w:val="clear" w:color="auto" w:fill="E8F7EE"/>
-          </w:tcPr>
-          <w:p>
-            <w:r/>
-            <w:r>
-              <w:rPr>
-                <w:sz w:val="19"/>
-              </w:rPr>
-              <w:t>82–85</w:t>
+              <w:t>48</w:t>
             </w:r>
           </w:p>
         </w:tc>
@@ -3394,7 +3307,7 @@
               <w:rPr>
                 <w:sz w:val="19"/>
               </w:rPr>
-              <w:t>12:15 – 1:15</w:t>
+              <w:t>12:05 – 1:05</w:t>
             </w:r>
           </w:p>
         </w:tc>
@@ -3474,7 +3387,7 @@
               <w:rPr>
                 <w:sz w:val="19"/>
               </w:rPr>
-              <w:t>1:15 – 2:00</w:t>
+              <w:t>1:05 – 2:05</w:t>
             </w:r>
           </w:p>
         </w:tc>
@@ -3489,7 +3402,7 @@
               <w:rPr>
                 <w:sz w:val="19"/>
               </w:rPr>
-              <w:t>45 min</w:t>
+              <w:t>60 min</w:t>
             </w:r>
           </w:p>
         </w:tc>
@@ -3505,7 +3418,7 @@
                 <w:b/>
                 <w:sz w:val="19"/>
               </w:rPr>
-              <w:t>Lab 9 — Finance Agent Web Chat — Part B: connect and test the HTTP web chat</w:t>
+              <w:t>Lab 8 — HTTP and Human Review — the Human review gate and the run that will not proceed</w:t>
             </w:r>
           </w:p>
         </w:tc>
@@ -3535,7 +3448,88 @@
               <w:rPr>
                 <w:sz w:val="19"/>
               </w:rPr>
-              <w:t>86–89</w:t>
+              <w:t>49</w:t>
+            </w:r>
+          </w:p>
+        </w:tc>
+      </w:tr>
+      <w:tr>
+        <w:trPr>
+          <w:cantSplit/>
+        </w:trPr>
+        <w:tc>
+          <w:tcPr>
+            <w:tcW w:type="dxa" w:w="1520"/>
+            <w:shd w:val="clear" w:color="auto" w:fill="EAF1FF"/>
+          </w:tcPr>
+          <w:p>
+            <w:r/>
+            <w:r>
+              <w:rPr>
+                <w:sz w:val="19"/>
+              </w:rPr>
+              <w:t>2:05 – 2:20</w:t>
+            </w:r>
+          </w:p>
+        </w:tc>
+        <w:tc>
+          <w:tcPr>
+            <w:tcW w:type="dxa" w:w="1000"/>
+            <w:shd w:val="clear" w:color="auto" w:fill="EAF1FF"/>
+          </w:tcPr>
+          <w:p>
+            <w:r/>
+            <w:r>
+              <w:rPr>
+                <w:sz w:val="19"/>
+              </w:rPr>
+              <w:t>15 min</w:t>
+            </w:r>
+          </w:p>
+        </w:tc>
+        <w:tc>
+          <w:tcPr>
+            <w:tcW w:type="dxa" w:w="1728"/>
+            <w:shd w:val="clear" w:color="auto" w:fill="EAF1FF"/>
+          </w:tcPr>
+          <w:p>
+            <w:r/>
+            <w:r>
+              <w:rPr>
+                <w:b/>
+                <w:sz w:val="19"/>
+              </w:rPr>
+              <w:t>Module 5: why retrieval rather than a bigger prompt; the RAG pipeline; chunking, embeddings and top_k</w:t>
+            </w:r>
+          </w:p>
+        </w:tc>
+        <w:tc>
+          <w:tcPr>
+            <w:tcW w:type="dxa" w:w="1760"/>
+            <w:shd w:val="clear" w:color="auto" w:fill="EAF1FF"/>
+          </w:tcPr>
+          <w:p>
+            <w:r/>
+            <w:r>
+              <w:rPr>
+                <w:sz w:val="19"/>
+              </w:rPr>
+              <w:t>Lecture &amp; demo</w:t>
+            </w:r>
+          </w:p>
+        </w:tc>
+        <w:tc>
+          <w:tcPr>
+            <w:tcW w:type="dxa" w:w="1120"/>
+            <w:shd w:val="clear" w:color="auto" w:fill="EAF1FF"/>
+          </w:tcPr>
+          <w:p>
+            <w:r/>
+            <w:r>
+              <w:rPr>
+                <w:sz w:val="19"/>
+              </w:rPr>
+              <w:t>50–54</w:t>
             </w:r>
           </w:p>
         </w:tc>
@@ -3555,7 +3549,7 @@
               <w:rPr>
                 <w:sz w:val="19"/>
               </w:rPr>
-              <w:t>2:00 – 2:50</w:t>
+              <w:t>2:20 – 3:00</w:t>
             </w:r>
           </w:p>
         </w:tc>
@@ -3570,7 +3564,7 @@
               <w:rPr>
                 <w:sz w:val="19"/>
               </w:rPr>
-              <w:t>50 min</w:t>
+              <w:t>40 min</w:t>
             </w:r>
           </w:p>
         </w:tc>
@@ -3586,7 +3580,7 @@
                 <w:b/>
                 <w:sz w:val="19"/>
               </w:rPr>
-              <w:t>Lab 10 — AI Trading Advisor Website — Part A: tools, APIs, market timeframes, news and Finance Advisor configuration</w:t>
+              <w:t>Lab 9 — RAG with Knowledge Base — RAG as a product setting: three nodes, no ingestion</w:t>
             </w:r>
           </w:p>
         </w:tc>
@@ -3616,7 +3610,7 @@
               <w:rPr>
                 <w:sz w:val="19"/>
               </w:rPr>
-              <w:t>90–98</w:t>
+              <w:t>55</w:t>
             </w:r>
           </w:p>
         </w:tc>
@@ -3636,7 +3630,7 @@
               <w:rPr>
                 <w:sz w:val="19"/>
               </w:rPr>
-              <w:t>2:50 – 3:00</w:t>
+              <w:t>3:00 – 3:15</w:t>
             </w:r>
           </w:p>
         </w:tc>
@@ -3651,7 +3645,7 @@
               <w:rPr>
                 <w:sz w:val="19"/>
               </w:rPr>
-              <w:t>10 min</w:t>
+              <w:t>15 min</w:t>
             </w:r>
           </w:p>
         </w:tc>
@@ -3716,7 +3710,7 @@
               <w:rPr>
                 <w:sz w:val="19"/>
               </w:rPr>
-              <w:t>3:00 – 4:00</w:t>
+              <w:t>3:15 – 3:55</w:t>
             </w:r>
           </w:p>
         </w:tc>
@@ -3731,7 +3725,7 @@
               <w:rPr>
                 <w:sz w:val="19"/>
               </w:rPr>
-              <w:t>60 min</w:t>
+              <w:t>40 min</w:t>
             </w:r>
           </w:p>
         </w:tc>
@@ -3747,7 +3741,7 @@
                 <w:b/>
                 <w:sz w:val="19"/>
               </w:rPr>
-              <w:t>Lab 10 — AI Trading Advisor Website — Part B: connect, test and review safeguards</w:t>
+              <w:t>Lab 10 — RAG with Pinecone — rebuild the same chatbot on Pinecone and compare the levers</w:t>
             </w:r>
           </w:p>
         </w:tc>
@@ -3777,7 +3771,88 @@
               <w:rPr>
                 <w:sz w:val="19"/>
               </w:rPr>
-              <w:t>99–104</w:t>
+              <w:t>56</w:t>
+            </w:r>
+          </w:p>
+        </w:tc>
+      </w:tr>
+      <w:tr>
+        <w:trPr>
+          <w:cantSplit/>
+        </w:trPr>
+        <w:tc>
+          <w:tcPr>
+            <w:tcW w:type="dxa" w:w="1520"/>
+            <w:shd w:val="clear" w:color="auto" w:fill="EAF1FF"/>
+          </w:tcPr>
+          <w:p>
+            <w:r/>
+            <w:r>
+              <w:rPr>
+                <w:sz w:val="19"/>
+              </w:rPr>
+              <w:t>3:55 – 4:00</w:t>
+            </w:r>
+          </w:p>
+        </w:tc>
+        <w:tc>
+          <w:tcPr>
+            <w:tcW w:type="dxa" w:w="1000"/>
+            <w:shd w:val="clear" w:color="auto" w:fill="EAF1FF"/>
+          </w:tcPr>
+          <w:p>
+            <w:r/>
+            <w:r>
+              <w:rPr>
+                <w:sz w:val="19"/>
+              </w:rPr>
+              <w:t>5 min</w:t>
+            </w:r>
+          </w:p>
+        </w:tc>
+        <w:tc>
+          <w:tcPr>
+            <w:tcW w:type="dxa" w:w="1728"/>
+            <w:shd w:val="clear" w:color="auto" w:fill="EAF1FF"/>
+          </w:tcPr>
+          <w:p>
+            <w:r/>
+            <w:r>
+              <w:rPr>
+                <w:b/>
+                <w:sz w:val="19"/>
+              </w:rPr>
+              <w:t>Course synthesis and briefing before the assessment</w:t>
+            </w:r>
+          </w:p>
+        </w:tc>
+        <w:tc>
+          <w:tcPr>
+            <w:tcW w:type="dxa" w:w="1760"/>
+            <w:shd w:val="clear" w:color="auto" w:fill="EAF1FF"/>
+          </w:tcPr>
+          <w:p>
+            <w:r/>
+            <w:r>
+              <w:rPr>
+                <w:sz w:val="19"/>
+              </w:rPr>
+              <w:t>Facilitated discussion</w:t>
+            </w:r>
+          </w:p>
+        </w:tc>
+        <w:tc>
+          <w:tcPr>
+            <w:tcW w:type="dxa" w:w="1120"/>
+            <w:shd w:val="clear" w:color="auto" w:fill="EAF1FF"/>
+          </w:tcPr>
+          <w:p>
+            <w:r/>
+            <w:r>
+              <w:rPr>
+                <w:sz w:val="19"/>
+              </w:rPr>
+              <w:t>57–60</w:t>
             </w:r>
           </w:p>
         </w:tc>
@@ -3828,7 +3903,7 @@
                 <w:b/>
                 <w:sz w:val="19"/>
               </w:rPr>
-              <w:t>Written Assessment (WA / SAQ) — open book</w:t>
+              <w:t>Written Assessment (WA / SAQ) — 1 hour, open book</w:t>
             </w:r>
           </w:p>
         </w:tc>
@@ -3858,7 +3933,7 @@
               <w:rPr>
                 <w:sz w:val="19"/>
               </w:rPr>
-              <w:t>—</w:t>
+              <w:t>61–68</w:t>
             </w:r>
           </w:p>
         </w:tc>
@@ -3909,7 +3984,7 @@
                 <w:b/>
                 <w:sz w:val="19"/>
               </w:rPr>
-              <w:t>Practical Performance (PP) Assessment — open book</w:t>
+              <w:t>Practical Performance (PP) Assessment — 1 hour, open book</w:t>
             </w:r>
           </w:p>
         </w:tc>
@@ -3939,7 +4014,7 @@
               <w:rPr>
                 <w:sz w:val="19"/>
               </w:rPr>
-              <w:t>—</w:t>
+              <w:t>61–68</w:t>
             </w:r>
           </w:p>
         </w:tc>
@@ -3972,7 +4047,7 @@
         <w:pStyle w:val="Heading3"/>
       </w:pPr>
       <w:r>
-        <w:t>Lab 1 — Form to Email Confirmation · Slides 25–28</w:t>
+        <w:t>Lab 0 — Environment Setup · Slides 21</w:t>
       </w:r>
     </w:p>
     <w:p>
@@ -3985,7 +4060,20 @@
         <w:pStyle w:val="Heading3"/>
       </w:pPr>
       <w:r>
-        <w:t>Lab 2 — Log the Enquiry and Send Email · Slides 31–34</w:t>
+        <w:t>Lab 1 — Trigger and Actions · Slides 22</w:t>
+      </w:r>
+    </w:p>
+    <w:p>
+      <w:r>
+        <w:t>Duration: 40 minutes. Follow the matching detailed, step-by-step lab and its shared workflow visual in the Learner Guide.</w:t>
+      </w:r>
+    </w:p>
+    <w:p>
+      <w:pPr>
+        <w:pStyle w:val="Heading3"/>
+      </w:pPr>
+      <w:r>
+        <w:t>Lab 2 — Log to Excel · Slides 23</w:t>
       </w:r>
     </w:p>
     <w:p>
@@ -3998,20 +4086,7 @@
         <w:pStyle w:val="Heading3"/>
       </w:pPr>
       <w:r>
-        <w:t>Lab 3 — Event Registration Branching · Slides 37–40</w:t>
-      </w:r>
-    </w:p>
-    <w:p>
-      <w:r>
-        <w:t>Duration: 70 minutes. Follow the matching detailed, step-by-step lab and its shared workflow visual in the Learner Guide.</w:t>
-      </w:r>
-    </w:p>
-    <w:p>
-      <w:pPr>
-        <w:pStyle w:val="Heading3"/>
-      </w:pPr>
-      <w:r>
-        <w:t>Lab 4 — Leave Application Approval · Slides 43–46</w:t>
+        <w:t>Lab 3 — Leave Application Approval · Slides 28</w:t>
       </w:r>
     </w:p>
     <w:p>
@@ -4024,38 +4099,12 @@
         <w:pStyle w:val="Heading3"/>
       </w:pPr>
       <w:r>
-        <w:t>Lab 5 — IT Support Agent · Slides 57–59</w:t>
+        <w:t>Lab 4 — Agents · Slides 38</w:t>
       </w:r>
     </w:p>
     <w:p>
       <w:r>
-        <w:t>Duration: 40 minutes. Follow the matching detailed, step-by-step lab and its shared workflow visual in the Learner Guide.</w:t>
-      </w:r>
-    </w:p>
-    <w:p>
-      <w:pPr>
-        <w:pStyle w:val="Heading3"/>
-      </w:pPr>
-      <w:r>
-        <w:t>Lab 6 — HR Support Agent · Slides 61–63</w:t>
-      </w:r>
-    </w:p>
-    <w:p>
-      <w:r>
-        <w:t>Duration: 40 minutes. Follow the matching detailed, step-by-step lab and its shared workflow visual in the Learner Guide.</w:t>
-      </w:r>
-    </w:p>
-    <w:p>
-      <w:pPr>
-        <w:pStyle w:val="Heading3"/>
-      </w:pPr>
-      <w:r>
-        <w:t>Lab 7 — Support Request Routing · Slides 66–69</w:t>
-      </w:r>
-    </w:p>
-    <w:p>
-      <w:r>
-        <w:t>Duration: 30 minutes. Follow the matching detailed, step-by-step lab and its shared workflow visual in the Learner Guide.</w:t>
+        <w:t>Duration: 45 minutes. Follow the matching detailed, step-by-step lab and its shared workflow visual in the Learner Guide.</w:t>
       </w:r>
     </w:p>
     <w:p>
@@ -4071,12 +4120,12 @@
         <w:pStyle w:val="Heading3"/>
       </w:pPr>
       <w:r>
-        <w:t>Lab 8 — Website HTTP Enquiry · Slides 77–81</w:t>
+        <w:t>Lab 5 — Invoke Agents · Slides 39</w:t>
       </w:r>
     </w:p>
     <w:p>
       <w:r>
-        <w:t>Duration: 80 minutes. Follow the matching detailed, step-by-step lab and its shared workflow visual in the Learner Guide.</w:t>
+        <w:t>Duration: 30 minutes. Follow the matching detailed, step-by-step lab and its shared workflow visual in the Learner Guide.</w:t>
       </w:r>
     </w:p>
     <w:p>
@@ -4084,12 +4133,12 @@
         <w:pStyle w:val="Heading3"/>
       </w:pPr>
       <w:r>
-        <w:t>Lab 9 — Finance Agent Web Chat · Slides 85–89</w:t>
+        <w:t>Lab 6 — HTTP and Application Approval Agent · Slides 47</w:t>
       </w:r>
     </w:p>
     <w:p>
       <w:r>
-        <w:t>Duration: 80 minutes. Follow the matching detailed, step-by-step lab and its shared workflow visual in the Learner Guide.</w:t>
+        <w:t>Duration: 60 minutes. Follow the matching detailed, step-by-step lab and its shared workflow visual in the Learner Guide.</w:t>
       </w:r>
     </w:p>
     <w:p>
@@ -4097,12 +4146,51 @@
         <w:pStyle w:val="Heading3"/>
       </w:pPr>
       <w:r>
-        <w:t>Lab 10 — AI Trading Advisor Website · Slides 95–104</w:t>
+        <w:t>Lab 7 — HTTP and Chatbot · Slides 48</w:t>
       </w:r>
     </w:p>
     <w:p>
       <w:r>
-        <w:t>Duration: 110 minutes. Follow the matching detailed, step-by-step lab and its shared workflow visual in the Learner Guide.</w:t>
+        <w:t>Duration: 40 minutes. Follow the matching detailed, step-by-step lab and its shared workflow visual in the Learner Guide.</w:t>
+      </w:r>
+    </w:p>
+    <w:p>
+      <w:pPr>
+        <w:pStyle w:val="Heading3"/>
+      </w:pPr>
+      <w:r>
+        <w:t>Lab 8 — HTTP and Human Review · Slides 49</w:t>
+      </w:r>
+    </w:p>
+    <w:p>
+      <w:r>
+        <w:t>Duration: 60 minutes. Follow the matching detailed, step-by-step lab and its shared workflow visual in the Learner Guide.</w:t>
+      </w:r>
+    </w:p>
+    <w:p>
+      <w:pPr>
+        <w:pStyle w:val="Heading3"/>
+      </w:pPr>
+      <w:r>
+        <w:t>Lab 9 — RAG with Knowledge Base · Slides 55</w:t>
+      </w:r>
+    </w:p>
+    <w:p>
+      <w:r>
+        <w:t>Duration: 40 minutes. Follow the matching detailed, step-by-step lab and its shared workflow visual in the Learner Guide.</w:t>
+      </w:r>
+    </w:p>
+    <w:p>
+      <w:pPr>
+        <w:pStyle w:val="Heading3"/>
+      </w:pPr>
+      <w:r>
+        <w:t>Lab 10 — RAG with Pinecone · Slides 56</w:t>
+      </w:r>
+    </w:p>
+    <w:p>
+      <w:r>
+        <w:t>Duration: 40 minutes. Follow the matching detailed, step-by-step lab and its shared workflow visual in the Learner Guide.</w:t>
       </w:r>
     </w:p>
     <w:p>
@@ -4223,7 +4311,7 @@
               <w:rPr>
                 <w:sz w:val="20"/>
               </w:rPr>
-              <w:t>admin.powerplatform.microsoft.com — create the Course Sandbox environment (Dataverse)</w:t>
+              <w:t>admin.powerplatform.microsoft.com — create the Copilot Studio Training Developer environment (Dataverse + Copilot Credits)</w:t>
             </w:r>
           </w:p>
         </w:tc>
@@ -4255,7 +4343,39 @@
               <w:rPr>
                 <w:sz w:val="20"/>
               </w:rPr>
-              <w:t>Outlook, Excel (OneDrive), Microsoft Forms</w:t>
+              <w:t>Outlook, Excel (OneDrive), Microsoft Forms, SharePoint and Microsoft Teams</w:t>
+            </w:r>
+          </w:p>
+        </w:tc>
+      </w:tr>
+      <w:tr>
+        <w:tc>
+          <w:tcPr>
+            <w:tcW w:type="dxa" w:w="4320"/>
+            <w:shd w:val="clear" w:color="auto" w:fill="EAF1FF"/>
+          </w:tcPr>
+          <w:p>
+            <w:r/>
+            <w:r>
+              <w:rPr>
+                <w:b/>
+                <w:sz w:val="20"/>
+              </w:rPr>
+              <w:t>Pinecone</w:t>
+            </w:r>
+          </w:p>
+        </w:tc>
+        <w:tc>
+          <w:tcPr>
+            <w:tcW w:type="dxa" w:w="4320"/>
+          </w:tcPr>
+          <w:p>
+            <w:r/>
+            <w:r>
+              <w:rPr>
+                <w:sz w:val="20"/>
+              </w:rPr>
+              <w:t>pinecone.io — free-tier vector database, required for Lab 10 only</w:t>
             </w:r>
           </w:p>
         </w:tc>
@@ -4335,7 +4455,7 @@
     </w:p>
     <w:p>
       <w:r>
-        <w:t>The summative WSQ assessment is taken on Day 2, 4:00 – 6:00pm, and is open book (slides, Learner Guide and approved materials only):</w:t>
+        <w:t>The summative WSQ assessment is taken at the end of Day 2 and is open book (slides, Learner Guide and approved materials only):</w:t>
       </w:r>
     </w:p>
     <w:p>
@@ -4343,7 +4463,7 @@
         <w:pStyle w:val="ListBullet"/>
       </w:pPr>
       <w:r>
-        <w:t>Written Assessment (WA / SAQ) — 1 hour, 4:00 – 5:00pm. Open-ended short-answer questions testing the knowledge from Modules 1–3.</w:t>
+        <w:t>Written Assessment (WA / SAQ) — 1 hour. Open-ended short-answer questions testing the knowledge from Modules 1–5.</w:t>
       </w:r>
     </w:p>
     <w:p>
@@ -4351,7 +4471,7 @@
         <w:pStyle w:val="ListBullet"/>
       </w:pPr>
       <w:r>
-        <w:t>Practical Performance (PP) — 1 hour, 5:00 – 6:00pm. Candidates build a working flow and agent, mirroring the hands-on labs.</w:t>
+        <w:t>Practical Performance (PP) — 1 hour. Candidates build a working flow and agent, mirroring the hands-on labs.</w:t>
       </w:r>
     </w:p>
     <w:p>
@@ -4380,7 +4500,7 @@
     </w:p>
     <w:p>
       <w:r>
-        <w:t>Formative assessment is continuous: each lab includes a Checkpoint that the facilitator verifies before the class moves on. Labs 8–10 progressively verify an ordinary HTTP flow, a deterministic agent flow, and a guarded prompt flow across Microsoft Teams and website channels.</w:t>
+        <w:t>Formative assessment is continuous: each lab includes a Checkpoint that the facilitator verifies before the class moves on. Labs 6–8 progressively verify an HTTP-triggered agent flow, an unsupervised public chatbot and a blocking human review gate; Labs 9–10 verify the same grounded chatbot built two different ways, including the probes that test whether either will invent an answer.</w:t>
       </w:r>
     </w:p>
     <w:sectPr>

--- a/courseware/LP-Business Process Automation with Power Automate and Copilot Studio Agents.docx
+++ b/courseware/LP-Business Process Automation with Power Automate and Copilot Studio Agents.docx
@@ -4,6 +4,45 @@
   <w:body>
     <w:p/>
     <w:p/>
+    <w:p>
+      <w:pPr>
+        <w:jc w:val="center"/>
+      </w:pPr>
+      <w:r>
+        <w:drawing>
+          <wp:inline xmlns:a="http://schemas.openxmlformats.org/drawingml/2006/main" xmlns:pic="http://schemas.openxmlformats.org/drawingml/2006/picture">
+            <wp:extent cx="1005840" cy="1005840"/>
+            <wp:docPr id="1" name="Picture 1"/>
+            <wp:cNvGraphicFramePr>
+              <a:graphicFrameLocks noChangeAspect="1"/>
+            </wp:cNvGraphicFramePr>
+            <a:graphic>
+              <a:graphicData uri="http://schemas.openxmlformats.org/drawingml/2006/picture">
+                <pic:pic>
+                  <pic:nvPicPr>
+                    <pic:cNvPr id="0" name="tertiary-infotech-logo.png"/>
+                    <pic:cNvPicPr/>
+                  </pic:nvPicPr>
+                  <pic:blipFill>
+                    <a:blip r:embed="rId9"/>
+                    <a:stretch>
+                      <a:fillRect/>
+                    </a:stretch>
+                  </pic:blipFill>
+                  <pic:spPr>
+                    <a:xfrm>
+                      <a:off x="0" y="0"/>
+                      <a:ext cx="1005840" cy="1005840"/>
+                    </a:xfrm>
+                    <a:prstGeom prst="rect"/>
+                  </pic:spPr>
+                </pic:pic>
+              </a:graphicData>
+            </a:graphic>
+          </wp:inline>
+        </w:drawing>
+      </w:r>
+    </w:p>
     <w:p/>
     <w:p>
       <w:pPr>
@@ -167,7 +206,7 @@
           <w:color w:val="1F6FEB"/>
           <w:sz w:val="24"/>
         </w:rPr>
-        <w:t>Version 7.0</w:t>
+        <w:t>Version 7.1</w:t>
       </w:r>
     </w:p>
     <w:p>
@@ -967,6 +1006,64 @@
           </w:p>
         </w:tc>
       </w:tr>
+      <w:tr>
+        <w:tc>
+          <w:tcPr>
+            <w:tcW w:type="dxa" w:w="2160"/>
+          </w:tcPr>
+          <w:p>
+            <w:r/>
+            <w:r>
+              <w:rPr>
+                <w:sz w:val="19"/>
+              </w:rPr>
+              <w:t>7.1</w:t>
+            </w:r>
+          </w:p>
+        </w:tc>
+        <w:tc>
+          <w:tcPr>
+            <w:tcW w:type="dxa" w:w="2160"/>
+          </w:tcPr>
+          <w:p>
+            <w:r/>
+            <w:r>
+              <w:rPr>
+                <w:sz w:val="19"/>
+              </w:rPr>
+              <w:t>6 Aug 2026</w:t>
+            </w:r>
+          </w:p>
+        </w:tc>
+        <w:tc>
+          <w:tcPr>
+            <w:tcW w:type="dxa" w:w="2160"/>
+          </w:tcPr>
+          <w:p>
+            <w:r/>
+            <w:r>
+              <w:rPr>
+                <w:sz w:val="19"/>
+              </w:rPr>
+              <w:t>Slide references realigned to the expanded 75-slide v7.1 deck: new Copilot Studio content folded into Modules 3-4 (model and harness, choosing a harness, modern orchestration, the new agent and workflow designers, skills as instructions on demand) plus a training-accounts slide in the course overview.</w:t>
+            </w:r>
+          </w:p>
+        </w:tc>
+        <w:tc>
+          <w:tcPr>
+            <w:tcW w:type="dxa" w:w="2160"/>
+          </w:tcPr>
+          <w:p>
+            <w:r/>
+            <w:r>
+              <w:rPr>
+                <w:sz w:val="19"/>
+              </w:rPr>
+              <w:t>Course Development Team</w:t>
+            </w:r>
+          </w:p>
+        </w:tc>
+      </w:tr>
     </w:tbl>
     <w:p>
       <w:r>
@@ -1421,7 +1518,7 @@
     </w:p>
     <w:p>
       <w:r>
-        <w:t>The Slides column maps each session to the matching slides in the facilitator deck (Business Process Automation with Power Automate and Copilot Studio Agents-v7.0.pptx, 68 slides) so trainers can pace delivery against the deck.</w:t>
+        <w:t>The Slides column maps each session to the matching slides in the facilitator deck (Business Process Automation with Power Automate and Copilot Studio Agents-v7.1.pptx, 75 slides) so trainers can pace delivery against the deck.</w:t>
       </w:r>
     </w:p>
     <w:p>
@@ -1625,7 +1722,7 @@
               <w:rPr>
                 <w:sz w:val="19"/>
               </w:rPr>
-              <w:t>7–11</w:t>
+              <w:t>7–12</w:t>
             </w:r>
           </w:p>
         </w:tc>
@@ -1706,7 +1803,7 @@
               <w:rPr>
                 <w:sz w:val="19"/>
               </w:rPr>
-              <w:t>12–17</w:t>
+              <w:t>13–18</w:t>
             </w:r>
           </w:p>
         </w:tc>
@@ -1867,7 +1964,7 @@
               <w:rPr>
                 <w:sz w:val="19"/>
               </w:rPr>
-              <w:t>21</w:t>
+              <w:t>22</w:t>
             </w:r>
           </w:p>
         </w:tc>
@@ -1948,7 +2045,7 @@
               <w:rPr>
                 <w:sz w:val="19"/>
               </w:rPr>
-              <w:t>22</w:t>
+              <w:t>23</w:t>
             </w:r>
           </w:p>
         </w:tc>
@@ -2029,7 +2126,7 @@
               <w:rPr>
                 <w:sz w:val="19"/>
               </w:rPr>
-              <w:t>18–20</w:t>
+              <w:t>19–21</w:t>
             </w:r>
           </w:p>
         </w:tc>
@@ -2190,7 +2287,7 @@
               <w:rPr>
                 <w:sz w:val="19"/>
               </w:rPr>
-              <w:t>23</w:t>
+              <w:t>24</w:t>
             </w:r>
           </w:p>
         </w:tc>
@@ -2271,7 +2368,7 @@
               <w:rPr>
                 <w:sz w:val="19"/>
               </w:rPr>
-              <w:t>24–27</w:t>
+              <w:t>25–28</w:t>
             </w:r>
           </w:p>
         </w:tc>
@@ -2432,7 +2529,7 @@
               <w:rPr>
                 <w:sz w:val="19"/>
               </w:rPr>
-              <w:t>28</w:t>
+              <w:t>29</w:t>
             </w:r>
           </w:p>
         </w:tc>
@@ -2483,7 +2580,7 @@
                 <w:b/>
                 <w:sz w:val="19"/>
               </w:rPr>
-              <w:t>Module 3: workflow versus agent; agent anatomy — instructions, skills, knowledge, tools; what is actually enforced; connected agents; publishing</w:t>
+              <w:t>Module 3: workflow versus agent; the new Copilot Studio (model and harness, the new agent designer); agent anatomy — instructions, skills, knowledge, tools; what is actually enforced; connected agents; publishing</w:t>
             </w:r>
           </w:p>
         </w:tc>
@@ -2513,7 +2610,7 @@
               <w:rPr>
                 <w:sz w:val="19"/>
               </w:rPr>
-              <w:t>29–37</w:t>
+              <w:t>30–43</w:t>
             </w:r>
           </w:p>
         </w:tc>
@@ -2594,7 +2691,7 @@
               <w:rPr>
                 <w:sz w:val="19"/>
               </w:rPr>
-              <w:t>38</w:t>
+              <w:t>44</w:t>
             </w:r>
           </w:p>
         </w:tc>
@@ -2675,7 +2772,7 @@
               <w:rPr>
                 <w:sz w:val="19"/>
               </w:rPr>
-              <w:t>37</w:t>
+              <w:t>30–43</w:t>
             </w:r>
           </w:p>
         </w:tc>
@@ -2883,7 +2980,7 @@
               <w:rPr>
                 <w:sz w:val="19"/>
               </w:rPr>
-              <w:t>29–37</w:t>
+              <w:t>30–43</w:t>
             </w:r>
           </w:p>
         </w:tc>
@@ -2964,7 +3061,7 @@
               <w:rPr>
                 <w:sz w:val="19"/>
               </w:rPr>
-              <w:t>39</w:t>
+              <w:t>45</w:t>
             </w:r>
           </w:p>
         </w:tc>
@@ -3015,7 +3112,7 @@
                 <w:b/>
                 <w:sz w:val="19"/>
               </w:rPr>
-              <w:t>Module 4: agent flows and the Agent node, HTTP request and response, JSON schema, structured output, the boundary of agency</w:t>
+              <w:t>Module 4: agent flows and the Agent node, the new workflow designer, HTTP request and response, JSON schema, structured output, the boundary of agency</w:t>
             </w:r>
           </w:p>
         </w:tc>
@@ -3045,7 +3142,7 @@
               <w:rPr>
                 <w:sz w:val="19"/>
               </w:rPr>
-              <w:t>40–46</w:t>
+              <w:t>46–53</w:t>
             </w:r>
           </w:p>
         </w:tc>
@@ -3126,7 +3223,7 @@
               <w:rPr>
                 <w:sz w:val="19"/>
               </w:rPr>
-              <w:t>47</w:t>
+              <w:t>54</w:t>
             </w:r>
           </w:p>
         </w:tc>
@@ -3287,7 +3384,7 @@
               <w:rPr>
                 <w:sz w:val="19"/>
               </w:rPr>
-              <w:t>48</w:t>
+              <w:t>55</w:t>
             </w:r>
           </w:p>
         </w:tc>
@@ -3448,7 +3545,7 @@
               <w:rPr>
                 <w:sz w:val="19"/>
               </w:rPr>
-              <w:t>49</w:t>
+              <w:t>56</w:t>
             </w:r>
           </w:p>
         </w:tc>
@@ -3529,7 +3626,7 @@
               <w:rPr>
                 <w:sz w:val="19"/>
               </w:rPr>
-              <w:t>50–54</w:t>
+              <w:t>57–61</w:t>
             </w:r>
           </w:p>
         </w:tc>
@@ -3610,7 +3707,7 @@
               <w:rPr>
                 <w:sz w:val="19"/>
               </w:rPr>
-              <w:t>55</w:t>
+              <w:t>62</w:t>
             </w:r>
           </w:p>
         </w:tc>
@@ -3771,7 +3868,7 @@
               <w:rPr>
                 <w:sz w:val="19"/>
               </w:rPr>
-              <w:t>56</w:t>
+              <w:t>63</w:t>
             </w:r>
           </w:p>
         </w:tc>
@@ -3852,7 +3949,7 @@
               <w:rPr>
                 <w:sz w:val="19"/>
               </w:rPr>
-              <w:t>57–60</w:t>
+              <w:t>64–67</w:t>
             </w:r>
           </w:p>
         </w:tc>
@@ -3933,7 +4030,7 @@
               <w:rPr>
                 <w:sz w:val="19"/>
               </w:rPr>
-              <w:t>61–68</w:t>
+              <w:t>68–75</w:t>
             </w:r>
           </w:p>
         </w:tc>
@@ -4014,7 +4111,7 @@
               <w:rPr>
                 <w:sz w:val="19"/>
               </w:rPr>
-              <w:t>61–68</w:t>
+              <w:t>68–75</w:t>
             </w:r>
           </w:p>
         </w:tc>
@@ -4047,7 +4144,7 @@
         <w:pStyle w:val="Heading3"/>
       </w:pPr>
       <w:r>
-        <w:t>Lab 0 — Environment Setup · Slides 21</w:t>
+        <w:t>Lab 0 — Environment Setup · Slides 22</w:t>
       </w:r>
     </w:p>
     <w:p>
@@ -4060,7 +4157,7 @@
         <w:pStyle w:val="Heading3"/>
       </w:pPr>
       <w:r>
-        <w:t>Lab 1 — Trigger and Actions · Slides 22</w:t>
+        <w:t>Lab 1 — Trigger and Actions · Slides 23</w:t>
       </w:r>
     </w:p>
     <w:p>
@@ -4073,7 +4170,7 @@
         <w:pStyle w:val="Heading3"/>
       </w:pPr>
       <w:r>
-        <w:t>Lab 2 — Log to Excel · Slides 23</w:t>
+        <w:t>Lab 2 — Log to Excel · Slides 24</w:t>
       </w:r>
     </w:p>
     <w:p>
@@ -4086,7 +4183,7 @@
         <w:pStyle w:val="Heading3"/>
       </w:pPr>
       <w:r>
-        <w:t>Lab 3 — Leave Application Approval · Slides 28</w:t>
+        <w:t>Lab 3 — Leave Application Approval · Slides 29</w:t>
       </w:r>
     </w:p>
     <w:p>
@@ -4099,7 +4196,7 @@
         <w:pStyle w:val="Heading3"/>
       </w:pPr>
       <w:r>
-        <w:t>Lab 4 — Agents · Slides 38</w:t>
+        <w:t>Lab 4 — Agents · Slides 44</w:t>
       </w:r>
     </w:p>
     <w:p>
@@ -4120,7 +4217,7 @@
         <w:pStyle w:val="Heading3"/>
       </w:pPr>
       <w:r>
-        <w:t>Lab 5 — Invoke Agents · Slides 39</w:t>
+        <w:t>Lab 5 — Invoke Agents · Slides 45</w:t>
       </w:r>
     </w:p>
     <w:p>
@@ -4133,7 +4230,7 @@
         <w:pStyle w:val="Heading3"/>
       </w:pPr>
       <w:r>
-        <w:t>Lab 6 — HTTP and Application Approval Agent · Slides 47</w:t>
+        <w:t>Lab 6 — HTTP and Application Approval Agent · Slides 54</w:t>
       </w:r>
     </w:p>
     <w:p>
@@ -4146,7 +4243,7 @@
         <w:pStyle w:val="Heading3"/>
       </w:pPr>
       <w:r>
-        <w:t>Lab 7 — HTTP and Chatbot · Slides 48</w:t>
+        <w:t>Lab 7 — HTTP and Chatbot · Slides 55</w:t>
       </w:r>
     </w:p>
     <w:p>
@@ -4159,7 +4256,7 @@
         <w:pStyle w:val="Heading3"/>
       </w:pPr>
       <w:r>
-        <w:t>Lab 8 — HTTP and Human Review · Slides 49</w:t>
+        <w:t>Lab 8 — HTTP and Human Review · Slides 56</w:t>
       </w:r>
     </w:p>
     <w:p>
@@ -4172,7 +4269,7 @@
         <w:pStyle w:val="Heading3"/>
       </w:pPr>
       <w:r>
-        <w:t>Lab 9 — RAG with Knowledge Base · Slides 55</w:t>
+        <w:t>Lab 9 — RAG with Knowledge Base · Slides 62</w:t>
       </w:r>
     </w:p>
     <w:p>
@@ -4185,7 +4282,7 @@
         <w:pStyle w:val="Heading3"/>
       </w:pPr>
       <w:r>
-        <w:t>Lab 10 — RAG with Pinecone · Slides 56</w:t>
+        <w:t>Lab 10 — RAG with Pinecone · Slides 63</w:t>
       </w:r>
     </w:p>
     <w:p>
@@ -4504,7 +4601,7 @@
       </w:r>
     </w:p>
     <w:sectPr>
-      <w:footerReference w:type="default" r:id="rId9"/>
+      <w:footerReference w:type="default" r:id="rId10"/>
       <w:pgSz w:w="12240" w:h="15840"/>
       <w:pgMar w:top="1440" w:right="1800" w:bottom="1440" w:left="1800" w:header="720" w:footer="720" w:gutter="0"/>
       <w:cols w:space="720"/>

--- a/courseware/LP-Business Process Automation with Power Automate and Copilot Studio Agents.docx
+++ b/courseware/LP-Business Process Automation with Power Automate and Copilot Studio Agents.docx
@@ -206,7 +206,7 @@
           <w:color w:val="1F6FEB"/>
           <w:sz w:val="24"/>
         </w:rPr>
-        <w:t>Version 7.1</w:t>
+        <w:t>Version 7.3</w:t>
       </w:r>
     </w:p>
     <w:p>
@@ -1064,6 +1064,122 @@
           </w:p>
         </w:tc>
       </w:tr>
+      <w:tr>
+        <w:tc>
+          <w:tcPr>
+            <w:tcW w:type="dxa" w:w="2160"/>
+          </w:tcPr>
+          <w:p>
+            <w:r/>
+            <w:r>
+              <w:rPr>
+                <w:sz w:val="19"/>
+              </w:rPr>
+              <w:t>7.2</w:t>
+            </w:r>
+          </w:p>
+        </w:tc>
+        <w:tc>
+          <w:tcPr>
+            <w:tcW w:type="dxa" w:w="2160"/>
+          </w:tcPr>
+          <w:p>
+            <w:r/>
+            <w:r>
+              <w:rPr>
+                <w:sz w:val="19"/>
+              </w:rPr>
+              <w:t>6 Aug 2026</w:t>
+            </w:r>
+          </w:p>
+        </w:tc>
+        <w:tc>
+          <w:tcPr>
+            <w:tcW w:type="dxa" w:w="2160"/>
+          </w:tcPr>
+          <w:p>
+            <w:r/>
+            <w:r>
+              <w:rPr>
+                <w:sz w:val="19"/>
+              </w:rPr>
+              <w:t>Lab 5 replaced — renamed from Invoke Agents to Calling Agent from Workflow: an agent flow that collects a blog topic at the Start node, drafts the post with M365 Copilot and posts it to the Training team's General channel. Day 2 session and deck references updated to the v7.2 deck.</w:t>
+            </w:r>
+          </w:p>
+        </w:tc>
+        <w:tc>
+          <w:tcPr>
+            <w:tcW w:type="dxa" w:w="2160"/>
+          </w:tcPr>
+          <w:p>
+            <w:r/>
+            <w:r>
+              <w:rPr>
+                <w:sz w:val="19"/>
+              </w:rPr>
+              <w:t>Course Development Team</w:t>
+            </w:r>
+          </w:p>
+        </w:tc>
+      </w:tr>
+      <w:tr>
+        <w:tc>
+          <w:tcPr>
+            <w:tcW w:type="dxa" w:w="2160"/>
+          </w:tcPr>
+          <w:p>
+            <w:r/>
+            <w:r>
+              <w:rPr>
+                <w:sz w:val="19"/>
+              </w:rPr>
+              <w:t>7.3</w:t>
+            </w:r>
+          </w:p>
+        </w:tc>
+        <w:tc>
+          <w:tcPr>
+            <w:tcW w:type="dxa" w:w="2160"/>
+          </w:tcPr>
+          <w:p>
+            <w:r/>
+            <w:r>
+              <w:rPr>
+                <w:sz w:val="19"/>
+              </w:rPr>
+              <w:t>6 Aug 2026</w:t>
+            </w:r>
+          </w:p>
+        </w:tc>
+        <w:tc>
+          <w:tcPr>
+            <w:tcW w:type="dxa" w:w="2160"/>
+          </w:tcPr>
+          <w:p>
+            <w:r/>
+            <w:r>
+              <w:rPr>
+                <w:sz w:val="19"/>
+              </w:rPr>
+              <w:t>Aligned to the 13-lab structure and the 80-slide v7.3 deck — Lab 4b (Multi-Agent Content Team) added as the optional Day 1 extension of Lab 4, Lab 5b (Calling Workflow from Agent) scheduled after Lab 5 on Day 2 (recap, Module 4, Lab 6 and Module 5 retimed to fit), and all slide mappings updated.</w:t>
+            </w:r>
+          </w:p>
+        </w:tc>
+        <w:tc>
+          <w:tcPr>
+            <w:tcW w:type="dxa" w:w="2160"/>
+          </w:tcPr>
+          <w:p>
+            <w:r/>
+            <w:r>
+              <w:rPr>
+                <w:sz w:val="19"/>
+              </w:rPr>
+              <w:t>Course Development Team</w:t>
+            </w:r>
+          </w:p>
+        </w:tc>
+      </w:tr>
     </w:tbl>
     <w:p>
       <w:r>
@@ -1401,7 +1517,7 @@
               <w:rPr>
                 <w:sz w:val="20"/>
               </w:rPr>
-              <w:t>11 step-by-step labs across 2 days (Lab 0 setup plus Labs 1–10: five on Day 1 and six on Day 2), driven by 5 concept modules</w:t>
+              <w:t>13 step-by-step labs across 2 days (Lab 0 setup plus Labs 1–10, plus the optional Lab 4b and Lab 5b: Labs 0–4b on Day 1, Labs 5–10 on Day 2), driven by 5 concept modules</w:t>
             </w:r>
           </w:p>
         </w:tc>
@@ -1518,7 +1634,7 @@
     </w:p>
     <w:p>
       <w:r>
-        <w:t>The Slides column maps each session to the matching slides in the facilitator deck (Business Process Automation with Power Automate and Copilot Studio Agents-v7.1.pptx, 75 slides) so trainers can pace delivery against the deck.</w:t>
+        <w:t>The Slides column maps each session to the matching slides in the facilitator deck (Business Process Automation with Power Automate and Copilot Studio Agents-v7.3.pptx, 80 slides) so trainers can pace delivery against the deck.</w:t>
       </w:r>
     </w:p>
     <w:p>
@@ -1531,7 +1647,7 @@
     </w:p>
     <w:p>
       <w:r>
-        <w:t>Modules 1–3: automation concepts, triggers and actions, control flow and human in the loop, then agent anatomy — Labs 0–4.</w:t>
+        <w:t>Modules 1–3: automation concepts, triggers and actions, control flow and human in the loop, then agent anatomy — Labs 0–4, with the optional Lab 4b.</w:t>
       </w:r>
     </w:p>
     <w:tbl>
@@ -1722,7 +1838,7 @@
               <w:rPr>
                 <w:sz w:val="19"/>
               </w:rPr>
-              <w:t>7–12</w:t>
+              <w:t>7–13</w:t>
             </w:r>
           </w:p>
         </w:tc>
@@ -1964,7 +2080,7 @@
               <w:rPr>
                 <w:sz w:val="19"/>
               </w:rPr>
-              <w:t>22</w:t>
+              <w:t>23</w:t>
             </w:r>
           </w:p>
         </w:tc>
@@ -2045,7 +2161,7 @@
               <w:rPr>
                 <w:sz w:val="19"/>
               </w:rPr>
-              <w:t>23</w:t>
+              <w:t>24</w:t>
             </w:r>
           </w:p>
         </w:tc>
@@ -2287,7 +2403,7 @@
               <w:rPr>
                 <w:sz w:val="19"/>
               </w:rPr>
-              <w:t>24</w:t>
+              <w:t>25</w:t>
             </w:r>
           </w:p>
         </w:tc>
@@ -2368,7 +2484,7 @@
               <w:rPr>
                 <w:sz w:val="19"/>
               </w:rPr>
-              <w:t>25–28</w:t>
+              <w:t>26–29</w:t>
             </w:r>
           </w:p>
         </w:tc>
@@ -2529,7 +2645,7 @@
               <w:rPr>
                 <w:sz w:val="19"/>
               </w:rPr>
-              <w:t>29</w:t>
+              <w:t>30</w:t>
             </w:r>
           </w:p>
         </w:tc>
@@ -2580,7 +2696,7 @@
                 <w:b/>
                 <w:sz w:val="19"/>
               </w:rPr>
-              <w:t>Module 3: workflow versus agent; the new Copilot Studio (model and harness, the new agent designer); agent anatomy — instructions, skills, knowledge, tools; what is actually enforced; connected agents; publishing</w:t>
+              <w:t>Module 3: workflow versus agent; the new Copilot Studio (model and harness, the new agent designer); agent anatomy — instructions, skills, knowledge, tools; what is actually enforced; connected agents; agent settings; publishing and channels</w:t>
             </w:r>
           </w:p>
         </w:tc>
@@ -2610,7 +2726,7 @@
               <w:rPr>
                 <w:sz w:val="19"/>
               </w:rPr>
-              <w:t>30–43</w:t>
+              <w:t>31–46</w:t>
             </w:r>
           </w:p>
         </w:tc>
@@ -2661,7 +2777,7 @@
                 <w:b/>
                 <w:sz w:val="19"/>
               </w:rPr>
-              <w:t>Lab 4 — Agents — assemble the Procurement, HR, Sales and IT Support agents</w:t>
+              <w:t>Lab 4 — Agents — assemble the Procurement, HR, Sales and IT Support agents (optional extension: Lab 4b — Multi-Agent Content Team, 60–75 min, self-paced)</w:t>
             </w:r>
           </w:p>
         </w:tc>
@@ -2691,7 +2807,7 @@
               <w:rPr>
                 <w:sz w:val="19"/>
               </w:rPr>
-              <w:t>44</w:t>
+              <w:t>47–48</w:t>
             </w:r>
           </w:p>
         </w:tc>
@@ -2772,7 +2888,7 @@
               <w:rPr>
                 <w:sz w:val="19"/>
               </w:rPr>
-              <w:t>30–43</w:t>
+              <w:t>31–46</w:t>
             </w:r>
           </w:p>
         </w:tc>
@@ -2789,7 +2905,7 @@
     </w:p>
     <w:p>
       <w:r>
-        <w:t>Modules 4–5: HTTP and the boundary of agency, the human review gate, and RAG twice over — Labs 5–10, then the assessment.</w:t>
+        <w:t>Modules 4–5: HTTP and the boundary of agency, the human review gate, and RAG twice over — Labs 5, 5b and 6–10, then the assessment.</w:t>
       </w:r>
     </w:p>
     <w:tbl>
@@ -2919,7 +3035,7 @@
               <w:rPr>
                 <w:sz w:val="19"/>
               </w:rPr>
-              <w:t>9:00 – 9:10</w:t>
+              <w:t>9:00 – 9:05</w:t>
             </w:r>
           </w:p>
         </w:tc>
@@ -2934,7 +3050,7 @@
               <w:rPr>
                 <w:sz w:val="19"/>
               </w:rPr>
-              <w:t>10 min</w:t>
+              <w:t>5 min</w:t>
             </w:r>
           </w:p>
         </w:tc>
@@ -2980,7 +3096,7 @@
               <w:rPr>
                 <w:sz w:val="19"/>
               </w:rPr>
-              <w:t>30–43</w:t>
+              <w:t>31–46</w:t>
             </w:r>
           </w:p>
         </w:tc>
@@ -3000,7 +3116,7 @@
               <w:rPr>
                 <w:sz w:val="19"/>
               </w:rPr>
-              <w:t>9:10 – 9:40</w:t>
+              <w:t>9:05 – 9:35</w:t>
             </w:r>
           </w:p>
         </w:tc>
@@ -3031,7 +3147,7 @@
                 <w:b/>
                 <w:sz w:val="19"/>
               </w:rPr>
-              <w:t>Lab 5 — Invoke Agents — ground the HR agent in SharePoint, test its refusals, publish to Teams</w:t>
+              <w:t>Lab 5 — Calling Agent from Workflow — Start-node topic input, M365 Copilot drafts the blog, posted to the Training team's General channel</w:t>
             </w:r>
           </w:p>
         </w:tc>
@@ -3061,7 +3177,88 @@
               <w:rPr>
                 <w:sz w:val="19"/>
               </w:rPr>
-              <w:t>45</w:t>
+              <w:t>49</w:t>
+            </w:r>
+          </w:p>
+        </w:tc>
+      </w:tr>
+      <w:tr>
+        <w:trPr>
+          <w:cantSplit/>
+        </w:trPr>
+        <w:tc>
+          <w:tcPr>
+            <w:tcW w:type="dxa" w:w="1520"/>
+            <w:shd w:val="clear" w:color="auto" w:fill="E8F7EE"/>
+          </w:tcPr>
+          <w:p>
+            <w:r/>
+            <w:r>
+              <w:rPr>
+                <w:sz w:val="19"/>
+              </w:rPr>
+              <w:t>9:35 – 10:05</w:t>
+            </w:r>
+          </w:p>
+        </w:tc>
+        <w:tc>
+          <w:tcPr>
+            <w:tcW w:type="dxa" w:w="1000"/>
+            <w:shd w:val="clear" w:color="auto" w:fill="E8F7EE"/>
+          </w:tcPr>
+          <w:p>
+            <w:r/>
+            <w:r>
+              <w:rPr>
+                <w:sz w:val="19"/>
+              </w:rPr>
+              <w:t>30 min</w:t>
+            </w:r>
+          </w:p>
+        </w:tc>
+        <w:tc>
+          <w:tcPr>
+            <w:tcW w:type="dxa" w:w="1728"/>
+            <w:shd w:val="clear" w:color="auto" w:fill="E8F7EE"/>
+          </w:tcPr>
+          <w:p>
+            <w:r/>
+            <w:r>
+              <w:rPr>
+                <w:b/>
+                <w:sz w:val="19"/>
+              </w:rPr>
+              <w:t>Lab 5b — Calling Workflow from Agent — the same boundary crossed the other way: the Blog Writer Agent runs the published flow as its tool</w:t>
+            </w:r>
+          </w:p>
+        </w:tc>
+        <w:tc>
+          <w:tcPr>
+            <w:tcW w:type="dxa" w:w="1760"/>
+            <w:shd w:val="clear" w:color="auto" w:fill="E8F7EE"/>
+          </w:tcPr>
+          <w:p>
+            <w:r/>
+            <w:r>
+              <w:rPr>
+                <w:sz w:val="19"/>
+              </w:rPr>
+              <w:t>Hands-on lab</w:t>
+            </w:r>
+          </w:p>
+        </w:tc>
+        <w:tc>
+          <w:tcPr>
+            <w:tcW w:type="dxa" w:w="1120"/>
+            <w:shd w:val="clear" w:color="auto" w:fill="E8F7EE"/>
+          </w:tcPr>
+          <w:p>
+            <w:r/>
+            <w:r>
+              <w:rPr>
+                <w:sz w:val="19"/>
+              </w:rPr>
+              <w:t>50</w:t>
             </w:r>
           </w:p>
         </w:tc>
@@ -3081,7 +3278,7 @@
               <w:rPr>
                 <w:sz w:val="19"/>
               </w:rPr>
-              <w:t>9:40 – 10:10</w:t>
+              <w:t>10:05 – 10:25</w:t>
             </w:r>
           </w:p>
         </w:tc>
@@ -3096,7 +3293,7 @@
               <w:rPr>
                 <w:sz w:val="19"/>
               </w:rPr>
-              <w:t>30 min</w:t>
+              <w:t>20 min</w:t>
             </w:r>
           </w:p>
         </w:tc>
@@ -3142,88 +3339,7 @@
               <w:rPr>
                 <w:sz w:val="19"/>
               </w:rPr>
-              <w:t>46–53</w:t>
-            </w:r>
-          </w:p>
-        </w:tc>
-      </w:tr>
-      <w:tr>
-        <w:trPr>
-          <w:cantSplit/>
-        </w:trPr>
-        <w:tc>
-          <w:tcPr>
-            <w:tcW w:type="dxa" w:w="1520"/>
-            <w:shd w:val="clear" w:color="auto" w:fill="E8F7EE"/>
-          </w:tcPr>
-          <w:p>
-            <w:r/>
-            <w:r>
-              <w:rPr>
-                <w:sz w:val="19"/>
-              </w:rPr>
-              <w:t>10:10 – 11:10</w:t>
-            </w:r>
-          </w:p>
-        </w:tc>
-        <w:tc>
-          <w:tcPr>
-            <w:tcW w:type="dxa" w:w="1000"/>
-            <w:shd w:val="clear" w:color="auto" w:fill="E8F7EE"/>
-          </w:tcPr>
-          <w:p>
-            <w:r/>
-            <w:r>
-              <w:rPr>
-                <w:sz w:val="19"/>
-              </w:rPr>
-              <w:t>60 min</w:t>
-            </w:r>
-          </w:p>
-        </w:tc>
-        <w:tc>
-          <w:tcPr>
-            <w:tcW w:type="dxa" w:w="1728"/>
-            <w:shd w:val="clear" w:color="auto" w:fill="E8F7EE"/>
-          </w:tcPr>
-          <w:p>
-            <w:r/>
-            <w:r>
-              <w:rPr>
-                <w:b/>
-                <w:sz w:val="19"/>
-              </w:rPr>
-              <w:t>Lab 6 — HTTP and Application Approval Agent — web form to agent flow, six ordered rules, four decisions</w:t>
-            </w:r>
-          </w:p>
-        </w:tc>
-        <w:tc>
-          <w:tcPr>
-            <w:tcW w:type="dxa" w:w="1760"/>
-            <w:shd w:val="clear" w:color="auto" w:fill="E8F7EE"/>
-          </w:tcPr>
-          <w:p>
-            <w:r/>
-            <w:r>
-              <w:rPr>
-                <w:sz w:val="19"/>
-              </w:rPr>
-              <w:t>Hands-on lab</w:t>
-            </w:r>
-          </w:p>
-        </w:tc>
-        <w:tc>
-          <w:tcPr>
-            <w:tcW w:type="dxa" w:w="1120"/>
-            <w:shd w:val="clear" w:color="auto" w:fill="E8F7EE"/>
-          </w:tcPr>
-          <w:p>
-            <w:r/>
-            <w:r>
-              <w:rPr>
-                <w:sz w:val="19"/>
-              </w:rPr>
-              <w:t>54</w:t>
+              <w:t>51–58</w:t>
             </w:r>
           </w:p>
         </w:tc>
@@ -3243,7 +3359,7 @@
               <w:rPr>
                 <w:sz w:val="19"/>
               </w:rPr>
-              <w:t>11:10 – 11:25</w:t>
+              <w:t>10:25 – 10:40</w:t>
             </w:r>
           </w:p>
         </w:tc>
@@ -3323,7 +3439,88 @@
               <w:rPr>
                 <w:sz w:val="19"/>
               </w:rPr>
-              <w:t>11:25 – 12:05</w:t>
+              <w:t>10:40 – 11:30</w:t>
+            </w:r>
+          </w:p>
+        </w:tc>
+        <w:tc>
+          <w:tcPr>
+            <w:tcW w:type="dxa" w:w="1000"/>
+            <w:shd w:val="clear" w:color="auto" w:fill="E8F7EE"/>
+          </w:tcPr>
+          <w:p>
+            <w:r/>
+            <w:r>
+              <w:rPr>
+                <w:sz w:val="19"/>
+              </w:rPr>
+              <w:t>50 min</w:t>
+            </w:r>
+          </w:p>
+        </w:tc>
+        <w:tc>
+          <w:tcPr>
+            <w:tcW w:type="dxa" w:w="1728"/>
+            <w:shd w:val="clear" w:color="auto" w:fill="E8F7EE"/>
+          </w:tcPr>
+          <w:p>
+            <w:r/>
+            <w:r>
+              <w:rPr>
+                <w:b/>
+                <w:sz w:val="19"/>
+              </w:rPr>
+              <w:t>Lab 6 — HTTP and Application Approval Agent — web form to agent flow, six ordered rules, four decisions</w:t>
+            </w:r>
+          </w:p>
+        </w:tc>
+        <w:tc>
+          <w:tcPr>
+            <w:tcW w:type="dxa" w:w="1760"/>
+            <w:shd w:val="clear" w:color="auto" w:fill="E8F7EE"/>
+          </w:tcPr>
+          <w:p>
+            <w:r/>
+            <w:r>
+              <w:rPr>
+                <w:sz w:val="19"/>
+              </w:rPr>
+              <w:t>Hands-on lab</w:t>
+            </w:r>
+          </w:p>
+        </w:tc>
+        <w:tc>
+          <w:tcPr>
+            <w:tcW w:type="dxa" w:w="1120"/>
+            <w:shd w:val="clear" w:color="auto" w:fill="E8F7EE"/>
+          </w:tcPr>
+          <w:p>
+            <w:r/>
+            <w:r>
+              <w:rPr>
+                <w:sz w:val="19"/>
+              </w:rPr>
+              <w:t>59</w:t>
+            </w:r>
+          </w:p>
+        </w:tc>
+      </w:tr>
+      <w:tr>
+        <w:trPr>
+          <w:cantSplit/>
+        </w:trPr>
+        <w:tc>
+          <w:tcPr>
+            <w:tcW w:type="dxa" w:w="1520"/>
+            <w:shd w:val="clear" w:color="auto" w:fill="E8F7EE"/>
+          </w:tcPr>
+          <w:p>
+            <w:r/>
+            <w:r>
+              <w:rPr>
+                <w:sz w:val="19"/>
+              </w:rPr>
+              <w:t>11:30 – 12:10</w:t>
             </w:r>
           </w:p>
         </w:tc>
@@ -3384,7 +3581,7 @@
               <w:rPr>
                 <w:sz w:val="19"/>
               </w:rPr>
-              <w:t>55</w:t>
+              <w:t>60</w:t>
             </w:r>
           </w:p>
         </w:tc>
@@ -3404,7 +3601,7 @@
               <w:rPr>
                 <w:sz w:val="19"/>
               </w:rPr>
-              <w:t>12:05 – 1:05</w:t>
+              <w:t>12:10 – 1:10</w:t>
             </w:r>
           </w:p>
         </w:tc>
@@ -3484,7 +3681,7 @@
               <w:rPr>
                 <w:sz w:val="19"/>
               </w:rPr>
-              <w:t>1:05 – 2:05</w:t>
+              <w:t>1:10 – 2:10</w:t>
             </w:r>
           </w:p>
         </w:tc>
@@ -3545,7 +3742,7 @@
               <w:rPr>
                 <w:sz w:val="19"/>
               </w:rPr>
-              <w:t>56</w:t>
+              <w:t>61</w:t>
             </w:r>
           </w:p>
         </w:tc>
@@ -3565,7 +3762,7 @@
               <w:rPr>
                 <w:sz w:val="19"/>
               </w:rPr>
-              <w:t>2:05 – 2:20</w:t>
+              <w:t>2:10 – 2:20</w:t>
             </w:r>
           </w:p>
         </w:tc>
@@ -3580,7 +3777,7 @@
               <w:rPr>
                 <w:sz w:val="19"/>
               </w:rPr>
-              <w:t>15 min</w:t>
+              <w:t>10 min</w:t>
             </w:r>
           </w:p>
         </w:tc>
@@ -3626,7 +3823,7 @@
               <w:rPr>
                 <w:sz w:val="19"/>
               </w:rPr>
-              <w:t>57–61</w:t>
+              <w:t>62–66</w:t>
             </w:r>
           </w:p>
         </w:tc>
@@ -3707,7 +3904,7 @@
               <w:rPr>
                 <w:sz w:val="19"/>
               </w:rPr>
-              <w:t>62</w:t>
+              <w:t>67</w:t>
             </w:r>
           </w:p>
         </w:tc>
@@ -3868,7 +4065,7 @@
               <w:rPr>
                 <w:sz w:val="19"/>
               </w:rPr>
-              <w:t>63</w:t>
+              <w:t>68</w:t>
             </w:r>
           </w:p>
         </w:tc>
@@ -3949,7 +4146,7 @@
               <w:rPr>
                 <w:sz w:val="19"/>
               </w:rPr>
-              <w:t>64–67</w:t>
+              <w:t>69–72</w:t>
             </w:r>
           </w:p>
         </w:tc>
@@ -4030,7 +4227,7 @@
               <w:rPr>
                 <w:sz w:val="19"/>
               </w:rPr>
-              <w:t>68–75</w:t>
+              <w:t>73–80</w:t>
             </w:r>
           </w:p>
         </w:tc>
@@ -4111,7 +4308,7 @@
               <w:rPr>
                 <w:sz w:val="19"/>
               </w:rPr>
-              <w:t>68–75</w:t>
+              <w:t>73–80</w:t>
             </w:r>
           </w:p>
         </w:tc>
@@ -4144,7 +4341,7 @@
         <w:pStyle w:val="Heading3"/>
       </w:pPr>
       <w:r>
-        <w:t>Lab 0 — Environment Setup · Slides 22</w:t>
+        <w:t>Lab 0 — Environment Setup · Slides 23</w:t>
       </w:r>
     </w:p>
     <w:p>
@@ -4157,7 +4354,7 @@
         <w:pStyle w:val="Heading3"/>
       </w:pPr>
       <w:r>
-        <w:t>Lab 1 — Trigger and Actions · Slides 23</w:t>
+        <w:t>Lab 1 — Trigger and Actions · Slides 24</w:t>
       </w:r>
     </w:p>
     <w:p>
@@ -4170,7 +4367,7 @@
         <w:pStyle w:val="Heading3"/>
       </w:pPr>
       <w:r>
-        <w:t>Lab 2 — Log to Excel · Slides 24</w:t>
+        <w:t>Lab 2 — Log to Excel · Slides 25</w:t>
       </w:r>
     </w:p>
     <w:p>
@@ -4183,7 +4380,7 @@
         <w:pStyle w:val="Heading3"/>
       </w:pPr>
       <w:r>
-        <w:t>Lab 3 — Leave Application Approval · Slides 29</w:t>
+        <w:t>Lab 3 — Leave Application Approval · Slides 30</w:t>
       </w:r>
     </w:p>
     <w:p>
@@ -4196,12 +4393,25 @@
         <w:pStyle w:val="Heading3"/>
       </w:pPr>
       <w:r>
-        <w:t>Lab 4 — Agents · Slides 44</w:t>
+        <w:t>Lab 4 — Agents · Slides 47</w:t>
       </w:r>
     </w:p>
     <w:p>
       <w:r>
         <w:t>Duration: 45 minutes. Follow the matching detailed, step-by-step lab and its shared workflow visual in the Learner Guide.</w:t>
+      </w:r>
+    </w:p>
+    <w:p>
+      <w:pPr>
+        <w:pStyle w:val="Heading3"/>
+      </w:pPr>
+      <w:r>
+        <w:t>Lab 4b — Multi-Agent Content Team · Slides 48</w:t>
+      </w:r>
+    </w:p>
+    <w:p>
+      <w:r>
+        <w:t>Duration: 60–75 minutes (optional — self-paced extension). Follow the matching detailed, step-by-step lab and its shared workflow visual in the Learner Guide.</w:t>
       </w:r>
     </w:p>
     <w:p>
@@ -4217,7 +4427,7 @@
         <w:pStyle w:val="Heading3"/>
       </w:pPr>
       <w:r>
-        <w:t>Lab 5 — Invoke Agents · Slides 45</w:t>
+        <w:t>Lab 5 — Calling Agent from Workflow · Slides 49</w:t>
       </w:r>
     </w:p>
     <w:p>
@@ -4230,7 +4440,46 @@
         <w:pStyle w:val="Heading3"/>
       </w:pPr>
       <w:r>
-        <w:t>Lab 6 — HTTP and Application Approval Agent · Slides 54</w:t>
+        <w:t>Lab 5b — Calling Workflow from Agent · Slides 50</w:t>
+      </w:r>
+    </w:p>
+    <w:p>
+      <w:r>
+        <w:t>Duration: 30 minutes. Follow the matching detailed, step-by-step lab and its shared workflow visual in the Learner Guide.</w:t>
+      </w:r>
+    </w:p>
+    <w:p>
+      <w:pPr>
+        <w:pStyle w:val="Heading3"/>
+      </w:pPr>
+      <w:r>
+        <w:t>Lab 6 — HTTP and Application Approval Agent · Slides 59</w:t>
+      </w:r>
+    </w:p>
+    <w:p>
+      <w:r>
+        <w:t>Duration: 50 minutes. Follow the matching detailed, step-by-step lab and its shared workflow visual in the Learner Guide.</w:t>
+      </w:r>
+    </w:p>
+    <w:p>
+      <w:pPr>
+        <w:pStyle w:val="Heading3"/>
+      </w:pPr>
+      <w:r>
+        <w:t>Lab 7 — HTTP and Chatbot · Slides 60</w:t>
+      </w:r>
+    </w:p>
+    <w:p>
+      <w:r>
+        <w:t>Duration: 40 minutes. Follow the matching detailed, step-by-step lab and its shared workflow visual in the Learner Guide.</w:t>
+      </w:r>
+    </w:p>
+    <w:p>
+      <w:pPr>
+        <w:pStyle w:val="Heading3"/>
+      </w:pPr>
+      <w:r>
+        <w:t>Lab 8 — HTTP and Human Review · Slides 61</w:t>
       </w:r>
     </w:p>
     <w:p>
@@ -4243,7 +4492,7 @@
         <w:pStyle w:val="Heading3"/>
       </w:pPr>
       <w:r>
-        <w:t>Lab 7 — HTTP and Chatbot · Slides 55</w:t>
+        <w:t>Lab 9 — RAG with Knowledge Base · Slides 67</w:t>
       </w:r>
     </w:p>
     <w:p>
@@ -4256,33 +4505,7 @@
         <w:pStyle w:val="Heading3"/>
       </w:pPr>
       <w:r>
-        <w:t>Lab 8 — HTTP and Human Review · Slides 56</w:t>
-      </w:r>
-    </w:p>
-    <w:p>
-      <w:r>
-        <w:t>Duration: 60 minutes. Follow the matching detailed, step-by-step lab and its shared workflow visual in the Learner Guide.</w:t>
-      </w:r>
-    </w:p>
-    <w:p>
-      <w:pPr>
-        <w:pStyle w:val="Heading3"/>
-      </w:pPr>
-      <w:r>
-        <w:t>Lab 9 — RAG with Knowledge Base · Slides 62</w:t>
-      </w:r>
-    </w:p>
-    <w:p>
-      <w:r>
-        <w:t>Duration: 40 minutes. Follow the matching detailed, step-by-step lab and its shared workflow visual in the Learner Guide.</w:t>
-      </w:r>
-    </w:p>
-    <w:p>
-      <w:pPr>
-        <w:pStyle w:val="Heading3"/>
-      </w:pPr>
-      <w:r>
-        <w:t>Lab 10 — RAG with Pinecone · Slides 63</w:t>
+        <w:t>Lab 10 — RAG with Pinecone · Slides 68</w:t>
       </w:r>
     </w:p>
     <w:p>

--- a/courseware/LP-Business Process Automation with Power Automate and Copilot Studio Agents.docx
+++ b/courseware/LP-Business Process Automation with Power Automate and Copilot Studio Agents.docx
@@ -206,7 +206,7 @@
           <w:color w:val="1F6FEB"/>
           <w:sz w:val="24"/>
         </w:rPr>
-        <w:t>Version 7.3</w:t>
+        <w:t>Version 7.4</w:t>
       </w:r>
     </w:p>
     <w:p>
@@ -1180,6 +1180,64 @@
           </w:p>
         </w:tc>
       </w:tr>
+      <w:tr>
+        <w:tc>
+          <w:tcPr>
+            <w:tcW w:type="dxa" w:w="2160"/>
+          </w:tcPr>
+          <w:p>
+            <w:r/>
+            <w:r>
+              <w:rPr>
+                <w:sz w:val="19"/>
+              </w:rPr>
+              <w:t>7.4</w:t>
+            </w:r>
+          </w:p>
+        </w:tc>
+        <w:tc>
+          <w:tcPr>
+            <w:tcW w:type="dxa" w:w="2160"/>
+          </w:tcPr>
+          <w:p>
+            <w:r/>
+            <w:r>
+              <w:rPr>
+                <w:sz w:val="19"/>
+              </w:rPr>
+              <w:t>7 Aug 2026</w:t>
+            </w:r>
+          </w:p>
+        </w:tc>
+        <w:tc>
+          <w:tcPr>
+            <w:tcW w:type="dxa" w:w="2160"/>
+          </w:tcPr>
+          <w:p>
+            <w:r/>
+            <w:r>
+              <w:rPr>
+                <w:sz w:val="19"/>
+              </w:rPr>
+              <w:t>Deck v7.4 — the Lab 8 workflow slide now shows the live simplified classroom flow (Excel logging removed) captured from the repaired designer build; slide count and mappings unchanged.</w:t>
+            </w:r>
+          </w:p>
+        </w:tc>
+        <w:tc>
+          <w:tcPr>
+            <w:tcW w:type="dxa" w:w="2160"/>
+          </w:tcPr>
+          <w:p>
+            <w:r/>
+            <w:r>
+              <w:rPr>
+                <w:sz w:val="19"/>
+              </w:rPr>
+              <w:t>Course Development Team</w:t>
+            </w:r>
+          </w:p>
+        </w:tc>
+      </w:tr>
     </w:tbl>
     <w:p>
       <w:r>
@@ -1634,7 +1692,7 @@
     </w:p>
     <w:p>
       <w:r>
-        <w:t>The Slides column maps each session to the matching slides in the facilitator deck (Business Process Automation with Power Automate and Copilot Studio Agents-v7.3.pptx, 80 slides) so trainers can pace delivery against the deck.</w:t>
+        <w:t>The Slides column maps each session to the matching slides in the facilitator deck (Business Process Automation with Power Automate and Copilot Studio Agents-v7.4.pptx, 80 slides) so trainers can pace delivery against the deck.</w:t>
       </w:r>
     </w:p>
     <w:p>

--- a/courseware/LP-Business Process Automation with Power Automate and Copilot Studio Agents.docx
+++ b/courseware/LP-Business Process Automation with Power Automate and Copilot Studio Agents.docx
@@ -146,7 +146,7 @@
           <w:color w:val="555B66"/>
           <w:sz w:val="24"/>
         </w:rPr>
-        <w:t>Duration: 2 Days  ·  9:00am – 6:00pm</w:t>
+        <w:t>Duration: 2 Days  ·  9:30am – 6:30pm</w:t>
       </w:r>
     </w:p>
     <w:p>
@@ -206,7 +206,7 @@
           <w:color w:val="1F6FEB"/>
           <w:sz w:val="24"/>
         </w:rPr>
-        <w:t>Version 7.4</w:t>
+        <w:t>Version 8.1</w:t>
       </w:r>
     </w:p>
     <w:p>
@@ -1238,6 +1238,238 @@
           </w:p>
         </w:tc>
       </w:tr>
+      <w:tr>
+        <w:tc>
+          <w:tcPr>
+            <w:tcW w:type="dxa" w:w="2160"/>
+          </w:tcPr>
+          <w:p>
+            <w:r/>
+            <w:r>
+              <w:rPr>
+                <w:sz w:val="19"/>
+              </w:rPr>
+              <w:t>8.0</w:t>
+            </w:r>
+          </w:p>
+        </w:tc>
+        <w:tc>
+          <w:tcPr>
+            <w:tcW w:type="dxa" w:w="2160"/>
+          </w:tcPr>
+          <w:p>
+            <w:r/>
+            <w:r>
+              <w:rPr>
+                <w:sz w:val="19"/>
+              </w:rPr>
+              <w:t>4 September 2026</w:t>
+            </w:r>
+          </w:p>
+        </w:tc>
+        <w:tc>
+          <w:tcPr>
+            <w:tcW w:type="dxa" w:w="2160"/>
+          </w:tcPr>
+          <w:p>
+            <w:r/>
+            <w:r>
+              <w:rPr>
+                <w:sz w:val="19"/>
+              </w:rPr>
+              <w:t>Restructured to 18 individual labs (Lab 0–17) built in the new Copilot Studio; new Lab 4 Email Classification, Labs 5–8 one agent each, Lab 17 publishing; all flows rebuilt as Copilot Studio workflows; real new-designer screenshots embedded in every lab; tenant naming aligned to the built environment (workflows (DO NOT DELETE) on workflows and agents, 30-character agent-name cap); Copilot Credits note</w:t>
+            </w:r>
+          </w:p>
+        </w:tc>
+        <w:tc>
+          <w:tcPr>
+            <w:tcW w:type="dxa" w:w="2160"/>
+          </w:tcPr>
+          <w:p>
+            <w:r/>
+            <w:r>
+              <w:rPr>
+                <w:sz w:val="19"/>
+              </w:rPr>
+              <w:t>Course Development Team</w:t>
+            </w:r>
+          </w:p>
+        </w:tc>
+      </w:tr>
+      <w:tr>
+        <w:tc>
+          <w:tcPr>
+            <w:tcW w:type="dxa" w:w="2160"/>
+          </w:tcPr>
+          <w:p>
+            <w:r/>
+            <w:r>
+              <w:rPr>
+                <w:sz w:val="19"/>
+              </w:rPr>
+              <w:t>8.0.1</w:t>
+            </w:r>
+          </w:p>
+        </w:tc>
+        <w:tc>
+          <w:tcPr>
+            <w:tcW w:type="dxa" w:w="2160"/>
+          </w:tcPr>
+          <w:p>
+            <w:r/>
+            <w:r>
+              <w:rPr>
+                <w:sz w:val="19"/>
+              </w:rPr>
+              <w:t>4 September 2026</w:t>
+            </w:r>
+          </w:p>
+        </w:tc>
+        <w:tc>
+          <w:tcPr>
+            <w:tcW w:type="dxa" w:w="2160"/>
+          </w:tcPr>
+          <w:p>
+            <w:r/>
+            <w:r>
+              <w:rPr>
+                <w:sz w:val="19"/>
+              </w:rPr>
+              <w:t>Environment model updated — learners now build in a dedicated per-class Training Class Sandbox environment (reset between cohorts) instead of the trainer's build environment; the reference (DO NOT DELETE) workflows and agents were moved to a separate master reference Sandbox and are read-only for learners. Lab 0 rewritten around switching to the assigned class environment, with a Developer/Sandbox/Trial comparison and a self-study path for creating a personal Developer environment.</w:t>
+            </w:r>
+          </w:p>
+        </w:tc>
+        <w:tc>
+          <w:tcPr>
+            <w:tcW w:type="dxa" w:w="2160"/>
+          </w:tcPr>
+          <w:p>
+            <w:r/>
+            <w:r>
+              <w:rPr>
+                <w:sz w:val="19"/>
+              </w:rPr>
+              <w:t>Course Development Team</w:t>
+            </w:r>
+          </w:p>
+        </w:tc>
+      </w:tr>
+      <w:tr>
+        <w:tc>
+          <w:tcPr>
+            <w:tcW w:type="dxa" w:w="2160"/>
+          </w:tcPr>
+          <w:p>
+            <w:r/>
+            <w:r>
+              <w:rPr>
+                <w:sz w:val="19"/>
+              </w:rPr>
+              <w:t>8.0.2</w:t>
+            </w:r>
+          </w:p>
+        </w:tc>
+        <w:tc>
+          <w:tcPr>
+            <w:tcW w:type="dxa" w:w="2160"/>
+          </w:tcPr>
+          <w:p>
+            <w:r/>
+            <w:r>
+              <w:rPr>
+                <w:sz w:val="19"/>
+              </w:rPr>
+              <w:t>4 September 2026</w:t>
+            </w:r>
+          </w:p>
+        </w:tc>
+        <w:tc>
+          <w:tcPr>
+            <w:tcW w:type="dxa" w:w="2160"/>
+          </w:tcPr>
+          <w:p>
+            <w:r/>
+            <w:r>
+              <w:rPr>
+                <w:sz w:val="19"/>
+              </w:rPr>
+              <w:t>Both days re-timed to the house standard 9:30am – 6:30pm — exactly 480 instructional minutes per day (1-hour lunch deducted; the two 15-minute tea breaks counted within), replacing the 9:00am – 6:00pm frame that gave Day 1 450 and Day 2 450 instructional minutes. No lab duration changed; the assessment block moves to 4:30 – 6:30pm. Lab 0 environment references corrected to the Training Class Sandbox.</w:t>
+            </w:r>
+          </w:p>
+        </w:tc>
+        <w:tc>
+          <w:tcPr>
+            <w:tcW w:type="dxa" w:w="2160"/>
+          </w:tcPr>
+          <w:p>
+            <w:r/>
+            <w:r>
+              <w:rPr>
+                <w:sz w:val="19"/>
+              </w:rPr>
+              <w:t>Course Development Team</w:t>
+            </w:r>
+          </w:p>
+        </w:tc>
+      </w:tr>
+      <w:tr>
+        <w:tc>
+          <w:tcPr>
+            <w:tcW w:type="dxa" w:w="2160"/>
+          </w:tcPr>
+          <w:p>
+            <w:r/>
+            <w:r>
+              <w:rPr>
+                <w:sz w:val="19"/>
+              </w:rPr>
+              <w:t>8.1</w:t>
+            </w:r>
+          </w:p>
+        </w:tc>
+        <w:tc>
+          <w:tcPr>
+            <w:tcW w:type="dxa" w:w="2160"/>
+          </w:tcPr>
+          <w:p>
+            <w:r/>
+            <w:r>
+              <w:rPr>
+                <w:sz w:val="19"/>
+              </w:rPr>
+              <w:t>4 September 2026</w:t>
+            </w:r>
+          </w:p>
+        </w:tc>
+        <w:tc>
+          <w:tcPr>
+            <w:tcW w:type="dxa" w:w="2160"/>
+          </w:tcPr>
+          <w:p>
+            <w:r/>
+            <w:r>
+              <w:rPr>
+                <w:sz w:val="19"/>
+              </w:rPr>
+              <w:t>Deck lab order corrected — Lab 17 (Publish to Teams, Microsoft 365 Copilot and the Web) now appears LAST, after the two RAG labs, matching the order the Lesson Plan schedules and the Learner Guide follows. Previously the deck grouped it with the Module 3 agent labs, so the slides jumped Lab 11 to Lab 17 and back to Lab 12. No lab content, duration or timing changed.</w:t>
+            </w:r>
+          </w:p>
+        </w:tc>
+        <w:tc>
+          <w:tcPr>
+            <w:tcW w:type="dxa" w:w="2160"/>
+          </w:tcPr>
+          <w:p>
+            <w:r/>
+            <w:r>
+              <w:rPr>
+                <w:sz w:val="19"/>
+              </w:rPr>
+              <w:t>Course Development Team</w:t>
+            </w:r>
+          </w:p>
+        </w:tc>
+      </w:tr>
     </w:tbl>
     <w:p>
       <w:r>
@@ -1334,7 +1566,7 @@
     </w:p>
     <w:p>
       <w:r>
-        <w:t>This 2-day, hands-on WSQ course teaches participants to automate real business processes by combining Microsoft Power Automate flows with AI agents built in Microsoft Copilot Studio. The course is taught concepts first: five concept modules each introduce the ideas and the decision rules, and the labs that follow apply them. Day 1 moves from deterministic Forms-driven flows (email, Excel logging, approval branching) to Copilot Studio agents assembled from instructions, skills, knowledge, tools and connected agents. Day 2 puts an agent behind a website over HTTP, adds a human review gate, and grounds an agent in documents with RAG — first with built-in knowledge, then with an external Pinecone vector store. Participants finish with working automations and sit the WSQ assessment at the end of Day 2.</w:t>
+        <w:t>This 2-day, hands-on WSQ course teaches participants to automate real business processes by combining Power Automate workflows with AI agents, all built in one designer — Microsoft Copilot Studio (new experience), where workflows and agents live side by side; classic Power Automate is only the connector engine underneath. The course is taught concepts first: five concept modules each introduce the ideas and the decision rules, and the 18 labs (Lab 0–17) that follow apply them. Day 1 moves from deterministic Forms-driven workflows (email, Excel logging, approval branching) through an inbox workflow where a Classify node chooses the branch, to Copilot Studio agents built one part at a time — instructions and knowledge, tools, public knowledge, skills. Day 2 orchestrates a multi-agent team, crosses the workflow/agent boundary in both directions, puts an agent behind a website over HTTP, adds a human review gate, grounds an agent in documents with RAG — first with built-in knowledge, then with an external Pinecone vector store — and publishes an agent to Teams, Microsoft 365 Copilot and the web. Participants finish with working automations and sit the WSQ assessment at the end of Day 2.</w:t>
       </w:r>
     </w:p>
     <w:tbl>
@@ -1447,7 +1679,7 @@
               <w:rPr>
                 <w:sz w:val="20"/>
               </w:rPr>
-              <w:t>2 Days (9:00am – 6:00pm), incl. 1-hour lunch and tea breaks; assessment on Day 2, 4:00 – 6:00pm</w:t>
+              <w:t>2 Days (9:30am – 6:30pm; 8 instructional hours per day, excluding a 1-hour lunch; two 15-minute tea breaks counted within); assessment on Day 2, 4:30 – 6:30pm</w:t>
             </w:r>
           </w:p>
         </w:tc>
@@ -1543,7 +1775,7 @@
               <w:rPr>
                 <w:sz w:val="20"/>
               </w:rPr>
-              <w:t>Basic Microsoft 365 familiarity (Outlook, Excel); a Microsoft 365 work or school account and a Power Platform Developer environment with Copilot Credits (see Lab 0)</w:t>
+              <w:t>Basic Microsoft 365 familiarity (Outlook, Excel, Teams); a Microsoft 365 work or school account, a Power Platform Developer environment with Dataverse and Copilot Credits, and Copilot Studio switched to the new experience (all set up in Lab 0); a free Pinecone account for Lab 16</w:t>
             </w:r>
           </w:p>
         </w:tc>
@@ -1575,7 +1807,7 @@
               <w:rPr>
                 <w:sz w:val="20"/>
               </w:rPr>
-              <w:t>13 step-by-step labs across 2 days (Lab 0 setup plus Labs 1–10, plus the optional Lab 4b and Lab 5b: Labs 0–4b on Day 1, Labs 5–10 on Day 2), driven by 5 concept modules</w:t>
+              <w:t>18 step-by-step labs (Lab 0–17) across 2 days, every one built in the new Copilot Studio designer: Labs 0–8 on Day 1 (environment, three workflows, email classification, four agents), Labs 9–17 on Day 2 (multi-agent, agent flows, three HTTP labs, two RAG labs, publishing), driven by 5 concept modules</w:t>
             </w:r>
           </w:p>
         </w:tc>
@@ -1607,7 +1839,7 @@
               <w:rPr>
                 <w:sz w:val="20"/>
               </w:rPr>
-              <w:t>Written Assessment (SAQ) 1 hr + Practical Performance (PP) 1 hr — Day 2, 4:00 – 6:00pm, open book</w:t>
+              <w:t>Written Assessment (SAQ) 1 hr + Practical Performance (PP) 1 hr — Day 2, 4:30 – 6:30pm, open book</w:t>
             </w:r>
           </w:p>
         </w:tc>
@@ -1639,7 +1871,7 @@
         <w:pStyle w:val="ListBullet"/>
       </w:pPr>
       <w:r>
-        <w:t>Build Forms-driven Power Automate flows that send email, log data to Excel, branch on a condition and suspend for a human approval.</w:t>
+        <w:t>Build Forms-driven Copilot Studio workflows that send email, log data to Excel, branch on a condition and suspend for a human approval, and use a Classify node to route incoming email.</w:t>
       </w:r>
     </w:p>
     <w:p>
@@ -1655,7 +1887,7 @@
         <w:pStyle w:val="ListBullet"/>
       </w:pPr>
       <w:r>
-        <w:t>Create and ground Copilot Studio agents in approved SharePoint knowledge, test their refusals, and publish them to Microsoft Teams.</w:t>
+        <w:t>Create and ground Copilot Studio agents in approved SharePoint knowledge, add tools and skills, orchestrate connected agents, test their refusals, and publish them to Microsoft Teams, Microsoft 365 Copilot and a website.</w:t>
       </w:r>
     </w:p>
     <w:p>
@@ -1692,7 +1924,7 @@
     </w:p>
     <w:p>
       <w:r>
-        <w:t>The Slides column maps each session to the matching slides in the facilitator deck (Business Process Automation with Power Automate and Copilot Studio Agents-v7.4.pptx, 80 slides) so trainers can pace delivery against the deck.</w:t>
+        <w:t>The Slides column maps each session to the matching slides in the facilitator deck (Business Process Automation with Power Automate and Copilot Studio Agents-v8.1.pptx, 193 slides) so trainers can pace delivery against the deck.</w:t>
       </w:r>
     </w:p>
     <w:p>
@@ -1705,7 +1937,7 @@
     </w:p>
     <w:p>
       <w:r>
-        <w:t>Modules 1–3: automation concepts, triggers and actions, control flow and human in the loop, then agent anatomy — Labs 0–4, with the optional Lab 4b.</w:t>
+        <w:t>Modules 1–3: automation concepts, triggers and actions, control flow and human in the loop, email classification, then the agent one part at a time — Labs 0–8.</w:t>
       </w:r>
     </w:p>
     <w:tbl>
@@ -1835,7 +2067,7 @@
               <w:rPr>
                 <w:sz w:val="19"/>
               </w:rPr>
-              <w:t>9:00 – 9:45</w:t>
+              <w:t>9:30 – 10:00</w:t>
             </w:r>
           </w:p>
         </w:tc>
@@ -1850,7 +2082,7 @@
               <w:rPr>
                 <w:sz w:val="19"/>
               </w:rPr>
-              <w:t>45 min</w:t>
+              <w:t>30 min</w:t>
             </w:r>
           </w:p>
         </w:tc>
@@ -1866,7 +2098,7 @@
                 <w:b/>
                 <w:sz w:val="19"/>
               </w:rPr>
-              <w:t>Welcome, WSQ admin &amp; digital attendance, introductions, ground rules, course overview and lab map</w:t>
+              <w:t>Welcome, WSQ admin &amp; digital attendance, introductions, ground rules, course overview and the 18-lab map</w:t>
             </w:r>
           </w:p>
         </w:tc>
@@ -1896,7 +2128,7 @@
               <w:rPr>
                 <w:sz w:val="19"/>
               </w:rPr>
-              <w:t>7–13</w:t>
+              <w:t>14–20</w:t>
             </w:r>
           </w:p>
         </w:tc>
@@ -1916,7 +2148,7 @@
               <w:rPr>
                 <w:sz w:val="19"/>
               </w:rPr>
-              <w:t>9:45 – 10:40</w:t>
+              <w:t>10:00 – 10:50</w:t>
             </w:r>
           </w:p>
         </w:tc>
@@ -1931,7 +2163,7 @@
               <w:rPr>
                 <w:sz w:val="19"/>
               </w:rPr>
-              <w:t>55 min</w:t>
+              <w:t>50 min</w:t>
             </w:r>
           </w:p>
         </w:tc>
@@ -1947,7 +2179,7 @@
                 <w:b/>
                 <w:sz w:val="19"/>
               </w:rPr>
-              <w:t>Module 1: business process automation, the Power Platform and the environment, flow anatomy, trigger families, action families</w:t>
+              <w:t>Module 1: business process automation, the Power Platform and the environment, the Copilot Studio workflow designer, flow anatomy, trigger families, connector action families, dynamic content and Activity</w:t>
             </w:r>
           </w:p>
         </w:tc>
@@ -1977,7 +2209,7 @@
               <w:rPr>
                 <w:sz w:val="19"/>
               </w:rPr>
-              <w:t>13–18</w:t>
+              <w:t>21–37</w:t>
             </w:r>
           </w:p>
         </w:tc>
@@ -1997,7 +2229,7 @@
               <w:rPr>
                 <w:sz w:val="19"/>
               </w:rPr>
-              <w:t>10:40 – 10:55</w:t>
+              <w:t>10:50 – 11:05</w:t>
             </w:r>
           </w:p>
         </w:tc>
@@ -2077,7 +2309,7 @@
               <w:rPr>
                 <w:sz w:val="19"/>
               </w:rPr>
-              <w:t>10:55 – 11:35</w:t>
+              <w:t>11:05 – 11:25</w:t>
             </w:r>
           </w:p>
         </w:tc>
@@ -2092,7 +2324,7 @@
               <w:rPr>
                 <w:sz w:val="19"/>
               </w:rPr>
-              <w:t>40 min</w:t>
+              <w:t>20 min</w:t>
             </w:r>
           </w:p>
         </w:tc>
@@ -2108,7 +2340,7 @@
                 <w:b/>
                 <w:sz w:val="19"/>
               </w:rPr>
-              <w:t>Lab 0 — Environment Setup — create the Copilot Studio Training (Developer) environment and verify connections</w:t>
+              <w:t>Lab 0 — Environment Setup — switch to the assigned Training Class Sandbox environment, turn on the new experience and verify connections</w:t>
             </w:r>
           </w:p>
         </w:tc>
@@ -2138,7 +2370,7 @@
               <w:rPr>
                 <w:sz w:val="19"/>
               </w:rPr>
-              <w:t>23</w:t>
+              <w:t>38</w:t>
             </w:r>
           </w:p>
         </w:tc>
@@ -2158,7 +2390,7 @@
               <w:rPr>
                 <w:sz w:val="19"/>
               </w:rPr>
-              <w:t>11:35 – 12:15</w:t>
+              <w:t>11:25 – 11:55</w:t>
             </w:r>
           </w:p>
         </w:tc>
@@ -2173,7 +2405,7 @@
               <w:rPr>
                 <w:sz w:val="19"/>
               </w:rPr>
-              <w:t>40 min</w:t>
+              <w:t>30 min</w:t>
             </w:r>
           </w:p>
         </w:tc>
@@ -2189,7 +2421,7 @@
                 <w:b/>
                 <w:sz w:val="19"/>
               </w:rPr>
-              <w:t>Lab 1 — Trigger and Actions — build and verify the form-to-email flow</w:t>
+              <w:t>Lab 1 — Trigger and Actions — a Forms trigger and two connector actions: build and verify the form-to-email workflow</w:t>
             </w:r>
           </w:p>
         </w:tc>
@@ -2219,7 +2451,7 @@
               <w:rPr>
                 <w:sz w:val="19"/>
               </w:rPr>
-              <w:t>24</w:t>
+              <w:t>42</w:t>
             </w:r>
           </w:p>
         </w:tc>
@@ -2231,7 +2463,7 @@
         <w:tc>
           <w:tcPr>
             <w:tcW w:type="dxa" w:w="1520"/>
-            <w:shd w:val="clear" w:color="auto" w:fill="EAF1FF"/>
+            <w:shd w:val="clear" w:color="auto" w:fill="E8F7EE"/>
           </w:tcPr>
           <w:p>
             <w:r/>
@@ -2239,14 +2471,14 @@
               <w:rPr>
                 <w:sz w:val="19"/>
               </w:rPr>
-              <w:t>12:15 – 12:45</w:t>
+              <w:t>11:55 – 12:25</w:t>
             </w:r>
           </w:p>
         </w:tc>
         <w:tc>
           <w:tcPr>
             <w:tcW w:type="dxa" w:w="1000"/>
-            <w:shd w:val="clear" w:color="auto" w:fill="EAF1FF"/>
+            <w:shd w:val="clear" w:color="auto" w:fill="E8F7EE"/>
           </w:tcPr>
           <w:p>
             <w:r/>
@@ -2261,7 +2493,7 @@
         <w:tc>
           <w:tcPr>
             <w:tcW w:type="dxa" w:w="1728"/>
-            <w:shd w:val="clear" w:color="auto" w:fill="EAF1FF"/>
+            <w:shd w:val="clear" w:color="auto" w:fill="E8F7EE"/>
           </w:tcPr>
           <w:p>
             <w:r/>
@@ -2270,14 +2502,14 @@
                 <w:b/>
                 <w:sz w:val="19"/>
               </w:rPr>
-              <w:t>Module 1 continued: dynamic content, the run history, and why order matters (commit before you confirm)</w:t>
+              <w:t>Lab 2 — Log to Excel — commit before you confirm: write the Excel audit row, then send the confirmation</w:t>
             </w:r>
           </w:p>
         </w:tc>
         <w:tc>
           <w:tcPr>
             <w:tcW w:type="dxa" w:w="1760"/>
-            <w:shd w:val="clear" w:color="auto" w:fill="EAF1FF"/>
+            <w:shd w:val="clear" w:color="auto" w:fill="E8F7EE"/>
           </w:tcPr>
           <w:p>
             <w:r/>
@@ -2285,14 +2517,14 @@
               <w:rPr>
                 <w:sz w:val="19"/>
               </w:rPr>
-              <w:t>Lecture &amp; demo</w:t>
+              <w:t>Hands-on lab</w:t>
             </w:r>
           </w:p>
         </w:tc>
         <w:tc>
           <w:tcPr>
             <w:tcW w:type="dxa" w:w="1120"/>
-            <w:shd w:val="clear" w:color="auto" w:fill="EAF1FF"/>
+            <w:shd w:val="clear" w:color="auto" w:fill="E8F7EE"/>
           </w:tcPr>
           <w:p>
             <w:r/>
@@ -2300,7 +2532,7 @@
               <w:rPr>
                 <w:sz w:val="19"/>
               </w:rPr>
-              <w:t>19–21</w:t>
+              <w:t>46</w:t>
             </w:r>
           </w:p>
         </w:tc>
@@ -2320,7 +2552,7 @@
               <w:rPr>
                 <w:sz w:val="19"/>
               </w:rPr>
-              <w:t>12:45 – 1:45</w:t>
+              <w:t>12:25 – 1:25</w:t>
             </w:r>
           </w:p>
         </w:tc>
@@ -2392,6 +2624,87 @@
         <w:tc>
           <w:tcPr>
             <w:tcW w:type="dxa" w:w="1520"/>
+            <w:shd w:val="clear" w:color="auto" w:fill="EAF1FF"/>
+          </w:tcPr>
+          <w:p>
+            <w:r/>
+            <w:r>
+              <w:rPr>
+                <w:sz w:val="19"/>
+              </w:rPr>
+              <w:t>1:25 – 1:50</w:t>
+            </w:r>
+          </w:p>
+        </w:tc>
+        <w:tc>
+          <w:tcPr>
+            <w:tcW w:type="dxa" w:w="1000"/>
+            <w:shd w:val="clear" w:color="auto" w:fill="EAF1FF"/>
+          </w:tcPr>
+          <w:p>
+            <w:r/>
+            <w:r>
+              <w:rPr>
+                <w:sz w:val="19"/>
+              </w:rPr>
+              <w:t>25 min</w:t>
+            </w:r>
+          </w:p>
+        </w:tc>
+        <w:tc>
+          <w:tcPr>
+            <w:tcW w:type="dxa" w:w="1728"/>
+            <w:shd w:val="clear" w:color="auto" w:fill="EAF1FF"/>
+          </w:tcPr>
+          <w:p>
+            <w:r/>
+            <w:r>
+              <w:rPr>
+                <w:b/>
+                <w:sz w:val="19"/>
+              </w:rPr>
+              <w:t>Module 2: If/Else and Classify; human in, on and out of the loop; how an approval suspends a running workflow; the Human review node and where the card arrives</w:t>
+            </w:r>
+          </w:p>
+        </w:tc>
+        <w:tc>
+          <w:tcPr>
+            <w:tcW w:type="dxa" w:w="1760"/>
+            <w:shd w:val="clear" w:color="auto" w:fill="EAF1FF"/>
+          </w:tcPr>
+          <w:p>
+            <w:r/>
+            <w:r>
+              <w:rPr>
+                <w:sz w:val="19"/>
+              </w:rPr>
+              <w:t>Lecture &amp; demo</w:t>
+            </w:r>
+          </w:p>
+        </w:tc>
+        <w:tc>
+          <w:tcPr>
+            <w:tcW w:type="dxa" w:w="1120"/>
+            <w:shd w:val="clear" w:color="auto" w:fill="EAF1FF"/>
+          </w:tcPr>
+          <w:p>
+            <w:r/>
+            <w:r>
+              <w:rPr>
+                <w:sz w:val="19"/>
+              </w:rPr>
+              <w:t>50–62</w:t>
+            </w:r>
+          </w:p>
+        </w:tc>
+      </w:tr>
+      <w:tr>
+        <w:trPr>
+          <w:cantSplit/>
+        </w:trPr>
+        <w:tc>
+          <w:tcPr>
+            <w:tcW w:type="dxa" w:w="1520"/>
             <w:shd w:val="clear" w:color="auto" w:fill="E8F7EE"/>
           </w:tcPr>
           <w:p>
@@ -2400,7 +2713,88 @@
               <w:rPr>
                 <w:sz w:val="19"/>
               </w:rPr>
-              <w:t>1:45 – 2:30</w:t>
+              <w:t>1:50 – 2:25</w:t>
+            </w:r>
+          </w:p>
+        </w:tc>
+        <w:tc>
+          <w:tcPr>
+            <w:tcW w:type="dxa" w:w="1000"/>
+            <w:shd w:val="clear" w:color="auto" w:fill="E8F7EE"/>
+          </w:tcPr>
+          <w:p>
+            <w:r/>
+            <w:r>
+              <w:rPr>
+                <w:sz w:val="19"/>
+              </w:rPr>
+              <w:t>35 min</w:t>
+            </w:r>
+          </w:p>
+        </w:tc>
+        <w:tc>
+          <w:tcPr>
+            <w:tcW w:type="dxa" w:w="1728"/>
+            <w:shd w:val="clear" w:color="auto" w:fill="E8F7EE"/>
+          </w:tcPr>
+          <w:p>
+            <w:r/>
+            <w:r>
+              <w:rPr>
+                <w:b/>
+                <w:sz w:val="19"/>
+              </w:rPr>
+              <w:t>Lab 3 — Leave Application Approval — the workflow pauses for a manager; build and test the approved and rejected branches</w:t>
+            </w:r>
+          </w:p>
+        </w:tc>
+        <w:tc>
+          <w:tcPr>
+            <w:tcW w:type="dxa" w:w="1760"/>
+            <w:shd w:val="clear" w:color="auto" w:fill="E8F7EE"/>
+          </w:tcPr>
+          <w:p>
+            <w:r/>
+            <w:r>
+              <w:rPr>
+                <w:sz w:val="19"/>
+              </w:rPr>
+              <w:t>Hands-on lab</w:t>
+            </w:r>
+          </w:p>
+        </w:tc>
+        <w:tc>
+          <w:tcPr>
+            <w:tcW w:type="dxa" w:w="1120"/>
+            <w:shd w:val="clear" w:color="auto" w:fill="E8F7EE"/>
+          </w:tcPr>
+          <w:p>
+            <w:r/>
+            <w:r>
+              <w:rPr>
+                <w:sz w:val="19"/>
+              </w:rPr>
+              <w:t>63</w:t>
+            </w:r>
+          </w:p>
+        </w:tc>
+      </w:tr>
+      <w:tr>
+        <w:trPr>
+          <w:cantSplit/>
+        </w:trPr>
+        <w:tc>
+          <w:tcPr>
+            <w:tcW w:type="dxa" w:w="1520"/>
+            <w:shd w:val="clear" w:color="auto" w:fill="E8F7EE"/>
+          </w:tcPr>
+          <w:p>
+            <w:r/>
+            <w:r>
+              <w:rPr>
+                <w:sz w:val="19"/>
+              </w:rPr>
+              <w:t>2:25 – 3:10</w:t>
             </w:r>
           </w:p>
         </w:tc>
@@ -2431,7 +2825,7 @@
                 <w:b/>
                 <w:sz w:val="19"/>
               </w:rPr>
-              <w:t>Lab 2 — Log to Excel — write the audit row before sending the confirmation</w:t>
+              <w:t>Lab 4 — Email Classification — Outlook trigger, a Classify node with five categories, a deterministic handler on every port and a Human review gate in Teams for Priority mail</w:t>
             </w:r>
           </w:p>
         </w:tc>
@@ -2461,88 +2855,7 @@
               <w:rPr>
                 <w:sz w:val="19"/>
               </w:rPr>
-              <w:t>25</w:t>
-            </w:r>
-          </w:p>
-        </w:tc>
-      </w:tr>
-      <w:tr>
-        <w:trPr>
-          <w:cantSplit/>
-        </w:trPr>
-        <w:tc>
-          <w:tcPr>
-            <w:tcW w:type="dxa" w:w="1520"/>
-            <w:shd w:val="clear" w:color="auto" w:fill="EAF1FF"/>
-          </w:tcPr>
-          <w:p>
-            <w:r/>
-            <w:r>
-              <w:rPr>
-                <w:sz w:val="19"/>
-              </w:rPr>
-              <w:t>2:30 – 3:15</w:t>
-            </w:r>
-          </w:p>
-        </w:tc>
-        <w:tc>
-          <w:tcPr>
-            <w:tcW w:type="dxa" w:w="1000"/>
-            <w:shd w:val="clear" w:color="auto" w:fill="EAF1FF"/>
-          </w:tcPr>
-          <w:p>
-            <w:r/>
-            <w:r>
-              <w:rPr>
-                <w:sz w:val="19"/>
-              </w:rPr>
-              <w:t>45 min</w:t>
-            </w:r>
-          </w:p>
-        </w:tc>
-        <w:tc>
-          <w:tcPr>
-            <w:tcW w:type="dxa" w:w="1728"/>
-            <w:shd w:val="clear" w:color="auto" w:fill="EAF1FF"/>
-          </w:tcPr>
-          <w:p>
-            <w:r/>
-            <w:r>
-              <w:rPr>
-                <w:b/>
-                <w:sz w:val="19"/>
-              </w:rPr>
-              <w:t>Module 2: conditions and branching; human in, on and out of the loop; how an approval suspends a running flow</w:t>
-            </w:r>
-          </w:p>
-        </w:tc>
-        <w:tc>
-          <w:tcPr>
-            <w:tcW w:type="dxa" w:w="1760"/>
-            <w:shd w:val="clear" w:color="auto" w:fill="EAF1FF"/>
-          </w:tcPr>
-          <w:p>
-            <w:r/>
-            <w:r>
-              <w:rPr>
-                <w:sz w:val="19"/>
-              </w:rPr>
-              <w:t>Lecture &amp; demo</w:t>
-            </w:r>
-          </w:p>
-        </w:tc>
-        <w:tc>
-          <w:tcPr>
-            <w:tcW w:type="dxa" w:w="1120"/>
-            <w:shd w:val="clear" w:color="auto" w:fill="EAF1FF"/>
-          </w:tcPr>
-          <w:p>
-            <w:r/>
-            <w:r>
-              <w:rPr>
-                <w:sz w:val="19"/>
-              </w:rPr>
-              <w:t>26–29</w:t>
+              <w:t>67</w:t>
             </w:r>
           </w:p>
         </w:tc>
@@ -2562,7 +2875,7 @@
               <w:rPr>
                 <w:sz w:val="19"/>
               </w:rPr>
-              <w:t>3:15 – 3:30</w:t>
+              <w:t>3:10 – 3:25</w:t>
             </w:r>
           </w:p>
         </w:tc>
@@ -2634,6 +2947,87 @@
         <w:tc>
           <w:tcPr>
             <w:tcW w:type="dxa" w:w="1520"/>
+            <w:shd w:val="clear" w:color="auto" w:fill="EAF1FF"/>
+          </w:tcPr>
+          <w:p>
+            <w:r/>
+            <w:r>
+              <w:rPr>
+                <w:sz w:val="19"/>
+              </w:rPr>
+              <w:t>3:25 – 4:10</w:t>
+            </w:r>
+          </w:p>
+        </w:tc>
+        <w:tc>
+          <w:tcPr>
+            <w:tcW w:type="dxa" w:w="1000"/>
+            <w:shd w:val="clear" w:color="auto" w:fill="EAF1FF"/>
+          </w:tcPr>
+          <w:p>
+            <w:r/>
+            <w:r>
+              <w:rPr>
+                <w:sz w:val="19"/>
+              </w:rPr>
+              <w:t>45 min</w:t>
+            </w:r>
+          </w:p>
+        </w:tc>
+        <w:tc>
+          <w:tcPr>
+            <w:tcW w:type="dxa" w:w="1728"/>
+            <w:shd w:val="clear" w:color="auto" w:fill="EAF1FF"/>
+          </w:tcPr>
+          <w:p>
+            <w:r/>
+            <w:r>
+              <w:rPr>
+                <w:b/>
+                <w:sz w:val="19"/>
+              </w:rPr>
+              <w:t>Module 3: workflow versus agent; the new Copilot Studio (model and harness, the new agent designer); agent anatomy — instructions, knowledge, tools, skills, connected agents; what is actually enforced; tools vs skills vs MCP; publishing and channels</w:t>
+            </w:r>
+          </w:p>
+        </w:tc>
+        <w:tc>
+          <w:tcPr>
+            <w:tcW w:type="dxa" w:w="1760"/>
+            <w:shd w:val="clear" w:color="auto" w:fill="EAF1FF"/>
+          </w:tcPr>
+          <w:p>
+            <w:r/>
+            <w:r>
+              <w:rPr>
+                <w:sz w:val="19"/>
+              </w:rPr>
+              <w:t>Lecture &amp; demo</w:t>
+            </w:r>
+          </w:p>
+        </w:tc>
+        <w:tc>
+          <w:tcPr>
+            <w:tcW w:type="dxa" w:w="1120"/>
+            <w:shd w:val="clear" w:color="auto" w:fill="EAF1FF"/>
+          </w:tcPr>
+          <w:p>
+            <w:r/>
+            <w:r>
+              <w:rPr>
+                <w:sz w:val="19"/>
+              </w:rPr>
+              <w:t>71–105</w:t>
+            </w:r>
+          </w:p>
+        </w:tc>
+      </w:tr>
+      <w:tr>
+        <w:trPr>
+          <w:cantSplit/>
+        </w:trPr>
+        <w:tc>
+          <w:tcPr>
+            <w:tcW w:type="dxa" w:w="1520"/>
             <w:shd w:val="clear" w:color="auto" w:fill="E8F7EE"/>
           </w:tcPr>
           <w:p>
@@ -2642,7 +3036,7 @@
               <w:rPr>
                 <w:sz w:val="19"/>
               </w:rPr>
-              <w:t>3:30 – 4:15</w:t>
+              <w:t>4:10 – 4:45</w:t>
             </w:r>
           </w:p>
         </w:tc>
@@ -2657,7 +3051,7 @@
               <w:rPr>
                 <w:sz w:val="19"/>
               </w:rPr>
-              <w:t>45 min</w:t>
+              <w:t>35 min</w:t>
             </w:r>
           </w:p>
         </w:tc>
@@ -2673,7 +3067,7 @@
                 <w:b/>
                 <w:sz w:val="19"/>
               </w:rPr>
-              <w:t>Lab 3 — Leave Application Approval — build and test the approved and rejected branches</w:t>
+              <w:t>Lab 5 — Your First Agent — instructions plus knowledge: build the HR agent, test it in Preview and find out what it refuses</w:t>
             </w:r>
           </w:p>
         </w:tc>
@@ -2703,88 +3097,7 @@
               <w:rPr>
                 <w:sz w:val="19"/>
               </w:rPr>
-              <w:t>30</w:t>
-            </w:r>
-          </w:p>
-        </w:tc>
-      </w:tr>
-      <w:tr>
-        <w:trPr>
-          <w:cantSplit/>
-        </w:trPr>
-        <w:tc>
-          <w:tcPr>
-            <w:tcW w:type="dxa" w:w="1520"/>
-            <w:shd w:val="clear" w:color="auto" w:fill="EAF1FF"/>
-          </w:tcPr>
-          <w:p>
-            <w:r/>
-            <w:r>
-              <w:rPr>
-                <w:sz w:val="19"/>
-              </w:rPr>
-              <w:t>4:15 – 5:05</w:t>
-            </w:r>
-          </w:p>
-        </w:tc>
-        <w:tc>
-          <w:tcPr>
-            <w:tcW w:type="dxa" w:w="1000"/>
-            <w:shd w:val="clear" w:color="auto" w:fill="EAF1FF"/>
-          </w:tcPr>
-          <w:p>
-            <w:r/>
-            <w:r>
-              <w:rPr>
-                <w:sz w:val="19"/>
-              </w:rPr>
-              <w:t>50 min</w:t>
-            </w:r>
-          </w:p>
-        </w:tc>
-        <w:tc>
-          <w:tcPr>
-            <w:tcW w:type="dxa" w:w="1728"/>
-            <w:shd w:val="clear" w:color="auto" w:fill="EAF1FF"/>
-          </w:tcPr>
-          <w:p>
-            <w:r/>
-            <w:r>
-              <w:rPr>
-                <w:b/>
-                <w:sz w:val="19"/>
-              </w:rPr>
-              <w:t>Module 3: workflow versus agent; the new Copilot Studio (model and harness, the new agent designer); agent anatomy — instructions, skills, knowledge, tools; what is actually enforced; connected agents; agent settings; publishing and channels</w:t>
-            </w:r>
-          </w:p>
-        </w:tc>
-        <w:tc>
-          <w:tcPr>
-            <w:tcW w:type="dxa" w:w="1760"/>
-            <w:shd w:val="clear" w:color="auto" w:fill="EAF1FF"/>
-          </w:tcPr>
-          <w:p>
-            <w:r/>
-            <w:r>
-              <w:rPr>
-                <w:sz w:val="19"/>
-              </w:rPr>
-              <w:t>Lecture &amp; demo</w:t>
-            </w:r>
-          </w:p>
-        </w:tc>
-        <w:tc>
-          <w:tcPr>
-            <w:tcW w:type="dxa" w:w="1120"/>
-            <w:shd w:val="clear" w:color="auto" w:fill="EAF1FF"/>
-          </w:tcPr>
-          <w:p>
-            <w:r/>
-            <w:r>
-              <w:rPr>
-                <w:sz w:val="19"/>
-              </w:rPr>
-              <w:t>31–46</w:t>
+              <w:t>106</w:t>
             </w:r>
           </w:p>
         </w:tc>
@@ -2804,7 +3117,7 @@
               <w:rPr>
                 <w:sz w:val="19"/>
               </w:rPr>
-              <w:t>5:05 – 5:50</w:t>
+              <w:t>4:45 – 5:20</w:t>
             </w:r>
           </w:p>
         </w:tc>
@@ -2819,7 +3132,7 @@
               <w:rPr>
                 <w:sz w:val="19"/>
               </w:rPr>
-              <w:t>45 min</w:t>
+              <w:t>35 min</w:t>
             </w:r>
           </w:p>
         </w:tc>
@@ -2835,7 +3148,7 @@
                 <w:b/>
                 <w:sz w:val="19"/>
               </w:rPr>
-              <w:t>Lab 4 — Agents — assemble the Procurement, HR, Sales and IT Support agents (optional extension: Lab 4b — Multi-Agent Content Team, 60–75 min, self-paced)</w:t>
+              <w:t>Lab 6 — Procurement Agent with Tools — a workflow as a tool: the agent fills the inputs, the workflow's logic is enforced, the reference number proves it ran</w:t>
             </w:r>
           </w:p>
         </w:tc>
@@ -2865,7 +3178,169 @@
               <w:rPr>
                 <w:sz w:val="19"/>
               </w:rPr>
-              <w:t>47–48</w:t>
+              <w:t>110</w:t>
+            </w:r>
+          </w:p>
+        </w:tc>
+      </w:tr>
+      <w:tr>
+        <w:trPr>
+          <w:cantSplit/>
+        </w:trPr>
+        <w:tc>
+          <w:tcPr>
+            <w:tcW w:type="dxa" w:w="1520"/>
+            <w:shd w:val="clear" w:color="auto" w:fill="E8F7EE"/>
+          </w:tcPr>
+          <w:p>
+            <w:r/>
+            <w:r>
+              <w:rPr>
+                <w:sz w:val="19"/>
+              </w:rPr>
+              <w:t>5:20 – 5:50</w:t>
+            </w:r>
+          </w:p>
+        </w:tc>
+        <w:tc>
+          <w:tcPr>
+            <w:tcW w:type="dxa" w:w="1000"/>
+            <w:shd w:val="clear" w:color="auto" w:fill="E8F7EE"/>
+          </w:tcPr>
+          <w:p>
+            <w:r/>
+            <w:r>
+              <w:rPr>
+                <w:sz w:val="19"/>
+              </w:rPr>
+              <w:t>30 min</w:t>
+            </w:r>
+          </w:p>
+        </w:tc>
+        <w:tc>
+          <w:tcPr>
+            <w:tcW w:type="dxa" w:w="1728"/>
+            <w:shd w:val="clear" w:color="auto" w:fill="E8F7EE"/>
+          </w:tcPr>
+          <w:p>
+            <w:r/>
+            <w:r>
+              <w:rPr>
+                <w:b/>
+                <w:sz w:val="19"/>
+              </w:rPr>
+              <w:t>Lab 7 — Sales Agent with Knowledge — grounding for the public: 20 SharePoint brochures, and refusing to invent a fee</w:t>
+            </w:r>
+          </w:p>
+        </w:tc>
+        <w:tc>
+          <w:tcPr>
+            <w:tcW w:type="dxa" w:w="1760"/>
+            <w:shd w:val="clear" w:color="auto" w:fill="E8F7EE"/>
+          </w:tcPr>
+          <w:p>
+            <w:r/>
+            <w:r>
+              <w:rPr>
+                <w:sz w:val="19"/>
+              </w:rPr>
+              <w:t>Hands-on lab</w:t>
+            </w:r>
+          </w:p>
+        </w:tc>
+        <w:tc>
+          <w:tcPr>
+            <w:tcW w:type="dxa" w:w="1120"/>
+            <w:shd w:val="clear" w:color="auto" w:fill="E8F7EE"/>
+          </w:tcPr>
+          <w:p>
+            <w:r/>
+            <w:r>
+              <w:rPr>
+                <w:sz w:val="19"/>
+              </w:rPr>
+              <w:t>114</w:t>
+            </w:r>
+          </w:p>
+        </w:tc>
+      </w:tr>
+      <w:tr>
+        <w:trPr>
+          <w:cantSplit/>
+        </w:trPr>
+        <w:tc>
+          <w:tcPr>
+            <w:tcW w:type="dxa" w:w="1520"/>
+            <w:shd w:val="clear" w:color="auto" w:fill="E8F7EE"/>
+          </w:tcPr>
+          <w:p>
+            <w:r/>
+            <w:r>
+              <w:rPr>
+                <w:sz w:val="19"/>
+              </w:rPr>
+              <w:t>5:50 – 6:20</w:t>
+            </w:r>
+          </w:p>
+        </w:tc>
+        <w:tc>
+          <w:tcPr>
+            <w:tcW w:type="dxa" w:w="1000"/>
+            <w:shd w:val="clear" w:color="auto" w:fill="E8F7EE"/>
+          </w:tcPr>
+          <w:p>
+            <w:r/>
+            <w:r>
+              <w:rPr>
+                <w:sz w:val="19"/>
+              </w:rPr>
+              <w:t>30 min</w:t>
+            </w:r>
+          </w:p>
+        </w:tc>
+        <w:tc>
+          <w:tcPr>
+            <w:tcW w:type="dxa" w:w="1728"/>
+            <w:shd w:val="clear" w:color="auto" w:fill="E8F7EE"/>
+          </w:tcPr>
+          <w:p>
+            <w:r/>
+            <w:r>
+              <w:rPr>
+                <w:b/>
+                <w:sz w:val="19"/>
+              </w:rPr>
+              <w:t>Lab 8 — IT Support Agent with Skills — five uploaded skill packages, and the demonstration that a skill is a procedure, not a permission</w:t>
+            </w:r>
+          </w:p>
+        </w:tc>
+        <w:tc>
+          <w:tcPr>
+            <w:tcW w:type="dxa" w:w="1760"/>
+            <w:shd w:val="clear" w:color="auto" w:fill="E8F7EE"/>
+          </w:tcPr>
+          <w:p>
+            <w:r/>
+            <w:r>
+              <w:rPr>
+                <w:sz w:val="19"/>
+              </w:rPr>
+              <w:t>Hands-on lab</w:t>
+            </w:r>
+          </w:p>
+        </w:tc>
+        <w:tc>
+          <w:tcPr>
+            <w:tcW w:type="dxa" w:w="1120"/>
+            <w:shd w:val="clear" w:color="auto" w:fill="E8F7EE"/>
+          </w:tcPr>
+          <w:p>
+            <w:r/>
+            <w:r>
+              <w:rPr>
+                <w:sz w:val="19"/>
+              </w:rPr>
+              <w:t>118</w:t>
             </w:r>
           </w:p>
         </w:tc>
@@ -2885,7 +3360,7 @@
               <w:rPr>
                 <w:sz w:val="19"/>
               </w:rPr>
-              <w:t>5:50 – 6:00</w:t>
+              <w:t>6:20 – 6:30</w:t>
             </w:r>
           </w:p>
         </w:tc>
@@ -2946,7 +3421,7 @@
               <w:rPr>
                 <w:sz w:val="19"/>
               </w:rPr>
-              <w:t>31–46</w:t>
+              <w:t>71–105</w:t>
             </w:r>
           </w:p>
         </w:tc>
@@ -2958,12 +3433,12 @@
         <w:pStyle w:val="Heading2"/>
       </w:pPr>
       <w:r>
-        <w:t>Day 2 — Agent Flows, Human Review, RAG &amp; Assessment</w:t>
+        <w:t>Day 2 — Multi-Agent, Agent Flows, Human Review, RAG, Publishing &amp; Assessment</w:t>
       </w:r>
     </w:p>
     <w:p>
       <w:r>
-        <w:t>Modules 4–5: HTTP and the boundary of agency, the human review gate, and RAG twice over — Labs 5, 5b and 6–10, then the assessment.</w:t>
+        <w:t>Module 3 continued, then Modules 4–5: the multi-agent content team, the workflow/agent boundary crossed both ways, HTTP and the boundary of agency, the human review gate, RAG twice over, and publishing to channels — Labs 9–17, then the assessment.</w:t>
       </w:r>
     </w:p>
     <w:tbl>
@@ -3093,7 +3568,7 @@
               <w:rPr>
                 <w:sz w:val="19"/>
               </w:rPr>
-              <w:t>9:00 – 9:05</w:t>
+              <w:t>9:30 – 9:35</w:t>
             </w:r>
           </w:p>
         </w:tc>
@@ -3154,7 +3629,7 @@
               <w:rPr>
                 <w:sz w:val="19"/>
               </w:rPr>
-              <w:t>31–46</w:t>
+              <w:t>71–105</w:t>
             </w:r>
           </w:p>
         </w:tc>
@@ -3174,7 +3649,572 @@
               <w:rPr>
                 <w:sz w:val="19"/>
               </w:rPr>
-              <w:t>9:05 – 9:35</w:t>
+              <w:t>9:35 – 10:10</w:t>
+            </w:r>
+          </w:p>
+        </w:tc>
+        <w:tc>
+          <w:tcPr>
+            <w:tcW w:type="dxa" w:w="1000"/>
+            <w:shd w:val="clear" w:color="auto" w:fill="E8F7EE"/>
+          </w:tcPr>
+          <w:p>
+            <w:r/>
+            <w:r>
+              <w:rPr>
+                <w:sz w:val="19"/>
+              </w:rPr>
+              <w:t>35 min</w:t>
+            </w:r>
+          </w:p>
+        </w:tc>
+        <w:tc>
+          <w:tcPr>
+            <w:tcW w:type="dxa" w:w="1728"/>
+            <w:shd w:val="clear" w:color="auto" w:fill="E8F7EE"/>
+          </w:tcPr>
+          <w:p>
+            <w:r/>
+            <w:r>
+              <w:rPr>
+                <w:b/>
+                <w:sz w:val="19"/>
+              </w:rPr>
+              <w:t>Lab 9 — Multi-Agent Content Team — one topic, four connected agents: the manager delegates to Research, Blog and Review, and a person approves at the end</w:t>
+            </w:r>
+          </w:p>
+        </w:tc>
+        <w:tc>
+          <w:tcPr>
+            <w:tcW w:type="dxa" w:w="1760"/>
+            <w:shd w:val="clear" w:color="auto" w:fill="E8F7EE"/>
+          </w:tcPr>
+          <w:p>
+            <w:r/>
+            <w:r>
+              <w:rPr>
+                <w:sz w:val="19"/>
+              </w:rPr>
+              <w:t>Hands-on lab</w:t>
+            </w:r>
+          </w:p>
+        </w:tc>
+        <w:tc>
+          <w:tcPr>
+            <w:tcW w:type="dxa" w:w="1120"/>
+            <w:shd w:val="clear" w:color="auto" w:fill="E8F7EE"/>
+          </w:tcPr>
+          <w:p>
+            <w:r/>
+            <w:r>
+              <w:rPr>
+                <w:sz w:val="19"/>
+              </w:rPr>
+              <w:t>122</w:t>
+            </w:r>
+          </w:p>
+        </w:tc>
+      </w:tr>
+      <w:tr>
+        <w:trPr>
+          <w:cantSplit/>
+        </w:trPr>
+        <w:tc>
+          <w:tcPr>
+            <w:tcW w:type="dxa" w:w="1520"/>
+            <w:shd w:val="clear" w:color="auto" w:fill="E8F7EE"/>
+          </w:tcPr>
+          <w:p>
+            <w:r/>
+            <w:r>
+              <w:rPr>
+                <w:sz w:val="19"/>
+              </w:rPr>
+              <w:t>10:10 – 10:35</w:t>
+            </w:r>
+          </w:p>
+        </w:tc>
+        <w:tc>
+          <w:tcPr>
+            <w:tcW w:type="dxa" w:w="1000"/>
+            <w:shd w:val="clear" w:color="auto" w:fill="E8F7EE"/>
+          </w:tcPr>
+          <w:p>
+            <w:r/>
+            <w:r>
+              <w:rPr>
+                <w:sz w:val="19"/>
+              </w:rPr>
+              <w:t>25 min</w:t>
+            </w:r>
+          </w:p>
+        </w:tc>
+        <w:tc>
+          <w:tcPr>
+            <w:tcW w:type="dxa" w:w="1728"/>
+            <w:shd w:val="clear" w:color="auto" w:fill="E8F7EE"/>
+          </w:tcPr>
+          <w:p>
+            <w:r/>
+            <w:r>
+              <w:rPr>
+                <w:b/>
+                <w:sz w:val="19"/>
+              </w:rPr>
+              <w:t>Lab 10 — Calling Agent from Workflow — the workflow calls the model at a fixed step: Start-node topic input, the draft posted to the Training team's General channel</w:t>
+            </w:r>
+          </w:p>
+        </w:tc>
+        <w:tc>
+          <w:tcPr>
+            <w:tcW w:type="dxa" w:w="1760"/>
+            <w:shd w:val="clear" w:color="auto" w:fill="E8F7EE"/>
+          </w:tcPr>
+          <w:p>
+            <w:r/>
+            <w:r>
+              <w:rPr>
+                <w:sz w:val="19"/>
+              </w:rPr>
+              <w:t>Hands-on lab</w:t>
+            </w:r>
+          </w:p>
+        </w:tc>
+        <w:tc>
+          <w:tcPr>
+            <w:tcW w:type="dxa" w:w="1120"/>
+            <w:shd w:val="clear" w:color="auto" w:fill="E8F7EE"/>
+          </w:tcPr>
+          <w:p>
+            <w:r/>
+            <w:r>
+              <w:rPr>
+                <w:sz w:val="19"/>
+              </w:rPr>
+              <w:t>126</w:t>
+            </w:r>
+          </w:p>
+        </w:tc>
+      </w:tr>
+      <w:tr>
+        <w:trPr>
+          <w:cantSplit/>
+        </w:trPr>
+        <w:tc>
+          <w:tcPr>
+            <w:tcW w:type="dxa" w:w="1520"/>
+            <w:shd w:val="clear" w:color="auto" w:fill="E8F7EE"/>
+          </w:tcPr>
+          <w:p>
+            <w:r/>
+            <w:r>
+              <w:rPr>
+                <w:sz w:val="19"/>
+              </w:rPr>
+              <w:t>10:35 – 11:00</w:t>
+            </w:r>
+          </w:p>
+        </w:tc>
+        <w:tc>
+          <w:tcPr>
+            <w:tcW w:type="dxa" w:w="1000"/>
+            <w:shd w:val="clear" w:color="auto" w:fill="E8F7EE"/>
+          </w:tcPr>
+          <w:p>
+            <w:r/>
+            <w:r>
+              <w:rPr>
+                <w:sz w:val="19"/>
+              </w:rPr>
+              <w:t>25 min</w:t>
+            </w:r>
+          </w:p>
+        </w:tc>
+        <w:tc>
+          <w:tcPr>
+            <w:tcW w:type="dxa" w:w="1728"/>
+            <w:shd w:val="clear" w:color="auto" w:fill="E8F7EE"/>
+          </w:tcPr>
+          <w:p>
+            <w:r/>
+            <w:r>
+              <w:rPr>
+                <w:b/>
+                <w:sz w:val="19"/>
+              </w:rPr>
+              <w:t>Lab 11 — Calling Workflow from Agent — the boundary crossed the other way: the Blog Writer Agent runs the published workflow as its tool</w:t>
+            </w:r>
+          </w:p>
+        </w:tc>
+        <w:tc>
+          <w:tcPr>
+            <w:tcW w:type="dxa" w:w="1760"/>
+            <w:shd w:val="clear" w:color="auto" w:fill="E8F7EE"/>
+          </w:tcPr>
+          <w:p>
+            <w:r/>
+            <w:r>
+              <w:rPr>
+                <w:sz w:val="19"/>
+              </w:rPr>
+              <w:t>Hands-on lab</w:t>
+            </w:r>
+          </w:p>
+        </w:tc>
+        <w:tc>
+          <w:tcPr>
+            <w:tcW w:type="dxa" w:w="1120"/>
+            <w:shd w:val="clear" w:color="auto" w:fill="E8F7EE"/>
+          </w:tcPr>
+          <w:p>
+            <w:r/>
+            <w:r>
+              <w:rPr>
+                <w:sz w:val="19"/>
+              </w:rPr>
+              <w:t>130</w:t>
+            </w:r>
+          </w:p>
+        </w:tc>
+      </w:tr>
+      <w:tr>
+        <w:trPr>
+          <w:cantSplit/>
+        </w:trPr>
+        <w:tc>
+          <w:tcPr>
+            <w:tcW w:type="dxa" w:w="1520"/>
+            <w:shd w:val="clear" w:color="auto" w:fill="FFF4E5"/>
+          </w:tcPr>
+          <w:p>
+            <w:r/>
+            <w:r>
+              <w:rPr>
+                <w:sz w:val="19"/>
+              </w:rPr>
+              <w:t>11:00 – 11:15</w:t>
+            </w:r>
+          </w:p>
+        </w:tc>
+        <w:tc>
+          <w:tcPr>
+            <w:tcW w:type="dxa" w:w="1000"/>
+            <w:shd w:val="clear" w:color="auto" w:fill="FFF4E5"/>
+          </w:tcPr>
+          <w:p>
+            <w:r/>
+            <w:r>
+              <w:rPr>
+                <w:sz w:val="19"/>
+              </w:rPr>
+              <w:t>15 min</w:t>
+            </w:r>
+          </w:p>
+        </w:tc>
+        <w:tc>
+          <w:tcPr>
+            <w:tcW w:type="dxa" w:w="1728"/>
+            <w:shd w:val="clear" w:color="auto" w:fill="FFF4E5"/>
+          </w:tcPr>
+          <w:p>
+            <w:r/>
+            <w:r>
+              <w:rPr>
+                <w:sz w:val="19"/>
+              </w:rPr>
+              <w:t>Tea break</w:t>
+            </w:r>
+          </w:p>
+        </w:tc>
+        <w:tc>
+          <w:tcPr>
+            <w:tcW w:type="dxa" w:w="1760"/>
+            <w:shd w:val="clear" w:color="auto" w:fill="FFF4E5"/>
+          </w:tcPr>
+          <w:p>
+            <w:r/>
+            <w:r>
+              <w:rPr>
+                <w:sz w:val="19"/>
+              </w:rPr>
+              <w:t>—</w:t>
+            </w:r>
+          </w:p>
+        </w:tc>
+        <w:tc>
+          <w:tcPr>
+            <w:tcW w:type="dxa" w:w="1120"/>
+            <w:shd w:val="clear" w:color="auto" w:fill="FFF4E5"/>
+          </w:tcPr>
+          <w:p>
+            <w:r/>
+            <w:r>
+              <w:rPr>
+                <w:sz w:val="19"/>
+              </w:rPr>
+              <w:t>—</w:t>
+            </w:r>
+          </w:p>
+        </w:tc>
+      </w:tr>
+      <w:tr>
+        <w:trPr>
+          <w:cantSplit/>
+        </w:trPr>
+        <w:tc>
+          <w:tcPr>
+            <w:tcW w:type="dxa" w:w="1520"/>
+            <w:shd w:val="clear" w:color="auto" w:fill="EAF1FF"/>
+          </w:tcPr>
+          <w:p>
+            <w:r/>
+            <w:r>
+              <w:rPr>
+                <w:sz w:val="19"/>
+              </w:rPr>
+              <w:t>11:15 – 11:40</w:t>
+            </w:r>
+          </w:p>
+        </w:tc>
+        <w:tc>
+          <w:tcPr>
+            <w:tcW w:type="dxa" w:w="1000"/>
+            <w:shd w:val="clear" w:color="auto" w:fill="EAF1FF"/>
+          </w:tcPr>
+          <w:p>
+            <w:r/>
+            <w:r>
+              <w:rPr>
+                <w:sz w:val="19"/>
+              </w:rPr>
+              <w:t>25 min</w:t>
+            </w:r>
+          </w:p>
+        </w:tc>
+        <w:tc>
+          <w:tcPr>
+            <w:tcW w:type="dxa" w:w="1728"/>
+            <w:shd w:val="clear" w:color="auto" w:fill="EAF1FF"/>
+          </w:tcPr>
+          <w:p>
+            <w:r/>
+            <w:r>
+              <w:rPr>
+                <w:b/>
+                <w:sz w:val="19"/>
+              </w:rPr>
+              <w:t>Module 4: agent flows and the Agent node, the HTTP trigger (GET vs POST, the URL generated on Save), request body JSON schema, Response node and status codes, structured output, Compose, the boundary of agency</w:t>
+            </w:r>
+          </w:p>
+        </w:tc>
+        <w:tc>
+          <w:tcPr>
+            <w:tcW w:type="dxa" w:w="1760"/>
+            <w:shd w:val="clear" w:color="auto" w:fill="EAF1FF"/>
+          </w:tcPr>
+          <w:p>
+            <w:r/>
+            <w:r>
+              <w:rPr>
+                <w:sz w:val="19"/>
+              </w:rPr>
+              <w:t>Lecture &amp; demo</w:t>
+            </w:r>
+          </w:p>
+        </w:tc>
+        <w:tc>
+          <w:tcPr>
+            <w:tcW w:type="dxa" w:w="1120"/>
+            <w:shd w:val="clear" w:color="auto" w:fill="EAF1FF"/>
+          </w:tcPr>
+          <w:p>
+            <w:r/>
+            <w:r>
+              <w:rPr>
+                <w:sz w:val="19"/>
+              </w:rPr>
+              <w:t>134–149</w:t>
+            </w:r>
+          </w:p>
+        </w:tc>
+      </w:tr>
+      <w:tr>
+        <w:trPr>
+          <w:cantSplit/>
+        </w:trPr>
+        <w:tc>
+          <w:tcPr>
+            <w:tcW w:type="dxa" w:w="1520"/>
+            <w:shd w:val="clear" w:color="auto" w:fill="E8F7EE"/>
+          </w:tcPr>
+          <w:p>
+            <w:r/>
+            <w:r>
+              <w:rPr>
+                <w:sz w:val="19"/>
+              </w:rPr>
+              <w:t>11:40 – 12:25</w:t>
+            </w:r>
+          </w:p>
+        </w:tc>
+        <w:tc>
+          <w:tcPr>
+            <w:tcW w:type="dxa" w:w="1000"/>
+            <w:shd w:val="clear" w:color="auto" w:fill="E8F7EE"/>
+          </w:tcPr>
+          <w:p>
+            <w:r/>
+            <w:r>
+              <w:rPr>
+                <w:sz w:val="19"/>
+              </w:rPr>
+              <w:t>45 min</w:t>
+            </w:r>
+          </w:p>
+        </w:tc>
+        <w:tc>
+          <w:tcPr>
+            <w:tcW w:type="dxa" w:w="1728"/>
+            <w:shd w:val="clear" w:color="auto" w:fill="E8F7EE"/>
+          </w:tcPr>
+          <w:p>
+            <w:r/>
+            <w:r>
+              <w:rPr>
+                <w:b/>
+                <w:sz w:val="19"/>
+              </w:rPr>
+              <w:t>Lab 12 — HTTP and Application Approval Agent — web form to workflow over HTTP: SharePoint duplicate check, six ordered rules, structured output, four decisions</w:t>
+            </w:r>
+          </w:p>
+        </w:tc>
+        <w:tc>
+          <w:tcPr>
+            <w:tcW w:type="dxa" w:w="1760"/>
+            <w:shd w:val="clear" w:color="auto" w:fill="E8F7EE"/>
+          </w:tcPr>
+          <w:p>
+            <w:r/>
+            <w:r>
+              <w:rPr>
+                <w:sz w:val="19"/>
+              </w:rPr>
+              <w:t>Hands-on lab</w:t>
+            </w:r>
+          </w:p>
+        </w:tc>
+        <w:tc>
+          <w:tcPr>
+            <w:tcW w:type="dxa" w:w="1120"/>
+            <w:shd w:val="clear" w:color="auto" w:fill="E8F7EE"/>
+          </w:tcPr>
+          <w:p>
+            <w:r/>
+            <w:r>
+              <w:rPr>
+                <w:sz w:val="19"/>
+              </w:rPr>
+              <w:t>150</w:t>
+            </w:r>
+          </w:p>
+        </w:tc>
+      </w:tr>
+      <w:tr>
+        <w:trPr>
+          <w:cantSplit/>
+        </w:trPr>
+        <w:tc>
+          <w:tcPr>
+            <w:tcW w:type="dxa" w:w="1520"/>
+            <w:shd w:val="clear" w:color="auto" w:fill="FFF4E5"/>
+          </w:tcPr>
+          <w:p>
+            <w:r/>
+            <w:r>
+              <w:rPr>
+                <w:sz w:val="19"/>
+              </w:rPr>
+              <w:t>12:25 – 1:25</w:t>
+            </w:r>
+          </w:p>
+        </w:tc>
+        <w:tc>
+          <w:tcPr>
+            <w:tcW w:type="dxa" w:w="1000"/>
+            <w:shd w:val="clear" w:color="auto" w:fill="FFF4E5"/>
+          </w:tcPr>
+          <w:p>
+            <w:r/>
+            <w:r>
+              <w:rPr>
+                <w:sz w:val="19"/>
+              </w:rPr>
+              <w:t>60 min</w:t>
+            </w:r>
+          </w:p>
+        </w:tc>
+        <w:tc>
+          <w:tcPr>
+            <w:tcW w:type="dxa" w:w="1728"/>
+            <w:shd w:val="clear" w:color="auto" w:fill="FFF4E5"/>
+          </w:tcPr>
+          <w:p>
+            <w:r/>
+            <w:r>
+              <w:rPr>
+                <w:sz w:val="19"/>
+              </w:rPr>
+              <w:t>Lunch</w:t>
+            </w:r>
+          </w:p>
+        </w:tc>
+        <w:tc>
+          <w:tcPr>
+            <w:tcW w:type="dxa" w:w="1760"/>
+            <w:shd w:val="clear" w:color="auto" w:fill="FFF4E5"/>
+          </w:tcPr>
+          <w:p>
+            <w:r/>
+            <w:r>
+              <w:rPr>
+                <w:sz w:val="19"/>
+              </w:rPr>
+              <w:t>—</w:t>
+            </w:r>
+          </w:p>
+        </w:tc>
+        <w:tc>
+          <w:tcPr>
+            <w:tcW w:type="dxa" w:w="1120"/>
+            <w:shd w:val="clear" w:color="auto" w:fill="FFF4E5"/>
+          </w:tcPr>
+          <w:p>
+            <w:r/>
+            <w:r>
+              <w:rPr>
+                <w:sz w:val="19"/>
+              </w:rPr>
+              <w:t>—</w:t>
+            </w:r>
+          </w:p>
+        </w:tc>
+      </w:tr>
+      <w:tr>
+        <w:trPr>
+          <w:cantSplit/>
+        </w:trPr>
+        <w:tc>
+          <w:tcPr>
+            <w:tcW w:type="dxa" w:w="1520"/>
+            <w:shd w:val="clear" w:color="auto" w:fill="E8F7EE"/>
+          </w:tcPr>
+          <w:p>
+            <w:r/>
+            <w:r>
+              <w:rPr>
+                <w:sz w:val="19"/>
+              </w:rPr>
+              <w:t>1:25 – 1:55</w:t>
             </w:r>
           </w:p>
         </w:tc>
@@ -3205,7 +4245,7 @@
                 <w:b/>
                 <w:sz w:val="19"/>
               </w:rPr>
-              <w:t>Lab 5 — Calling Agent from Workflow — Start-node topic input, M365 Copilot drafts the blog, posted to the Training team's General channel</w:t>
+              <w:t>Lab 13 — HTTP and Chatbot — the agent alone in public: contact gate, grounded FAQ, the refusal it must never break, and the probes that break it</w:t>
             </w:r>
           </w:p>
         </w:tc>
@@ -3235,7 +4275,7 @@
               <w:rPr>
                 <w:sz w:val="19"/>
               </w:rPr>
-              <w:t>49</w:t>
+              <w:t>154</w:t>
             </w:r>
           </w:p>
         </w:tc>
@@ -3255,7 +4295,169 @@
               <w:rPr>
                 <w:sz w:val="19"/>
               </w:rPr>
-              <w:t>9:35 – 10:05</w:t>
+              <w:t>1:55 – 2:30</w:t>
+            </w:r>
+          </w:p>
+        </w:tc>
+        <w:tc>
+          <w:tcPr>
+            <w:tcW w:type="dxa" w:w="1000"/>
+            <w:shd w:val="clear" w:color="auto" w:fill="E8F7EE"/>
+          </w:tcPr>
+          <w:p>
+            <w:r/>
+            <w:r>
+              <w:rPr>
+                <w:sz w:val="19"/>
+              </w:rPr>
+              <w:t>35 min</w:t>
+            </w:r>
+          </w:p>
+        </w:tc>
+        <w:tc>
+          <w:tcPr>
+            <w:tcW w:type="dxa" w:w="1728"/>
+            <w:shd w:val="clear" w:color="auto" w:fill="E8F7EE"/>
+          </w:tcPr>
+          <w:p>
+            <w:r/>
+            <w:r>
+              <w:rPr>
+                <w:b/>
+                <w:sz w:val="19"/>
+              </w:rPr>
+              <w:t>Lab 14 — HTTP and Human Review — the Human review gate in Teams and the run that will not proceed</w:t>
+            </w:r>
+          </w:p>
+        </w:tc>
+        <w:tc>
+          <w:tcPr>
+            <w:tcW w:type="dxa" w:w="1760"/>
+            <w:shd w:val="clear" w:color="auto" w:fill="E8F7EE"/>
+          </w:tcPr>
+          <w:p>
+            <w:r/>
+            <w:r>
+              <w:rPr>
+                <w:sz w:val="19"/>
+              </w:rPr>
+              <w:t>Hands-on lab</w:t>
+            </w:r>
+          </w:p>
+        </w:tc>
+        <w:tc>
+          <w:tcPr>
+            <w:tcW w:type="dxa" w:w="1120"/>
+            <w:shd w:val="clear" w:color="auto" w:fill="E8F7EE"/>
+          </w:tcPr>
+          <w:p>
+            <w:r/>
+            <w:r>
+              <w:rPr>
+                <w:sz w:val="19"/>
+              </w:rPr>
+              <w:t>158</w:t>
+            </w:r>
+          </w:p>
+        </w:tc>
+      </w:tr>
+      <w:tr>
+        <w:trPr>
+          <w:cantSplit/>
+        </w:trPr>
+        <w:tc>
+          <w:tcPr>
+            <w:tcW w:type="dxa" w:w="1520"/>
+            <w:shd w:val="clear" w:color="auto" w:fill="EAF1FF"/>
+          </w:tcPr>
+          <w:p>
+            <w:r/>
+            <w:r>
+              <w:rPr>
+                <w:sz w:val="19"/>
+              </w:rPr>
+              <w:t>2:30 – 2:45</w:t>
+            </w:r>
+          </w:p>
+        </w:tc>
+        <w:tc>
+          <w:tcPr>
+            <w:tcW w:type="dxa" w:w="1000"/>
+            <w:shd w:val="clear" w:color="auto" w:fill="EAF1FF"/>
+          </w:tcPr>
+          <w:p>
+            <w:r/>
+            <w:r>
+              <w:rPr>
+                <w:sz w:val="19"/>
+              </w:rPr>
+              <w:t>15 min</w:t>
+            </w:r>
+          </w:p>
+        </w:tc>
+        <w:tc>
+          <w:tcPr>
+            <w:tcW w:type="dxa" w:w="1728"/>
+            <w:shd w:val="clear" w:color="auto" w:fill="EAF1FF"/>
+          </w:tcPr>
+          <w:p>
+            <w:r/>
+            <w:r>
+              <w:rPr>
+                <w:b/>
+                <w:sz w:val="19"/>
+              </w:rPr>
+              <w:t>Module 5: why retrieval rather than a bigger prompt; the RAG pipeline; chunking, embeddings, dimension and top_k; built-in knowledge versus an external vector store</w:t>
+            </w:r>
+          </w:p>
+        </w:tc>
+        <w:tc>
+          <w:tcPr>
+            <w:tcW w:type="dxa" w:w="1760"/>
+            <w:shd w:val="clear" w:color="auto" w:fill="EAF1FF"/>
+          </w:tcPr>
+          <w:p>
+            <w:r/>
+            <w:r>
+              <w:rPr>
+                <w:sz w:val="19"/>
+              </w:rPr>
+              <w:t>Lecture &amp; demo</w:t>
+            </w:r>
+          </w:p>
+        </w:tc>
+        <w:tc>
+          <w:tcPr>
+            <w:tcW w:type="dxa" w:w="1120"/>
+            <w:shd w:val="clear" w:color="auto" w:fill="EAF1FF"/>
+          </w:tcPr>
+          <w:p>
+            <w:r/>
+            <w:r>
+              <w:rPr>
+                <w:sz w:val="19"/>
+              </w:rPr>
+              <w:t>162–169</w:t>
+            </w:r>
+          </w:p>
+        </w:tc>
+      </w:tr>
+      <w:tr>
+        <w:trPr>
+          <w:cantSplit/>
+        </w:trPr>
+        <w:tc>
+          <w:tcPr>
+            <w:tcW w:type="dxa" w:w="1520"/>
+            <w:shd w:val="clear" w:color="auto" w:fill="E8F7EE"/>
+          </w:tcPr>
+          <w:p>
+            <w:r/>
+            <w:r>
+              <w:rPr>
+                <w:sz w:val="19"/>
+              </w:rPr>
+              <w:t>2:45 – 3:15</w:t>
             </w:r>
           </w:p>
         </w:tc>
@@ -3286,7 +4488,7 @@
                 <w:b/>
                 <w:sz w:val="19"/>
               </w:rPr>
-              <w:t>Lab 5b — Calling Workflow from Agent — the same boundary crossed the other way: the Blog Writer Agent runs the published flow as its tool</w:t>
+              <w:t>Lab 15 — RAG with Knowledge Base — RAG as a product setting: three nodes, no ingestion, nothing you can inspect</w:t>
             </w:r>
           </w:p>
         </w:tc>
@@ -3316,7 +4518,7 @@
               <w:rPr>
                 <w:sz w:val="19"/>
               </w:rPr>
-              <w:t>50</w:t>
+              <w:t>170</w:t>
             </w:r>
           </w:p>
         </w:tc>
@@ -3328,7 +4530,7 @@
         <w:tc>
           <w:tcPr>
             <w:tcW w:type="dxa" w:w="1520"/>
-            <w:shd w:val="clear" w:color="auto" w:fill="EAF1FF"/>
+            <w:shd w:val="clear" w:color="auto" w:fill="E8F7EE"/>
           </w:tcPr>
           <w:p>
             <w:r/>
@@ -3336,14 +4538,14 @@
               <w:rPr>
                 <w:sz w:val="19"/>
               </w:rPr>
-              <w:t>10:05 – 10:25</w:t>
+              <w:t>3:15 – 3:45</w:t>
             </w:r>
           </w:p>
         </w:tc>
         <w:tc>
           <w:tcPr>
             <w:tcW w:type="dxa" w:w="1000"/>
-            <w:shd w:val="clear" w:color="auto" w:fill="EAF1FF"/>
+            <w:shd w:val="clear" w:color="auto" w:fill="E8F7EE"/>
           </w:tcPr>
           <w:p>
             <w:r/>
@@ -3351,14 +4553,14 @@
               <w:rPr>
                 <w:sz w:val="19"/>
               </w:rPr>
-              <w:t>20 min</w:t>
+              <w:t>30 min</w:t>
             </w:r>
           </w:p>
         </w:tc>
         <w:tc>
           <w:tcPr>
             <w:tcW w:type="dxa" w:w="1728"/>
-            <w:shd w:val="clear" w:color="auto" w:fill="EAF1FF"/>
+            <w:shd w:val="clear" w:color="auto" w:fill="E8F7EE"/>
           </w:tcPr>
           <w:p>
             <w:r/>
@@ -3367,14 +4569,14 @@
                 <w:b/>
                 <w:sz w:val="19"/>
               </w:rPr>
-              <w:t>Module 4: agent flows and the Agent node, the new workflow designer, HTTP request and response, JSON schema, structured output, the boundary of agency</w:t>
+              <w:t>Lab 16 — RAG with Pinecone — rebuild the same chatbot on Pinecone and compare the levers</w:t>
             </w:r>
           </w:p>
         </w:tc>
         <w:tc>
           <w:tcPr>
             <w:tcW w:type="dxa" w:w="1760"/>
-            <w:shd w:val="clear" w:color="auto" w:fill="EAF1FF"/>
+            <w:shd w:val="clear" w:color="auto" w:fill="E8F7EE"/>
           </w:tcPr>
           <w:p>
             <w:r/>
@@ -3382,14 +4584,14 @@
               <w:rPr>
                 <w:sz w:val="19"/>
               </w:rPr>
-              <w:t>Lecture &amp; demo</w:t>
+              <w:t>Hands-on lab</w:t>
             </w:r>
           </w:p>
         </w:tc>
         <w:tc>
           <w:tcPr>
             <w:tcW w:type="dxa" w:w="1120"/>
-            <w:shd w:val="clear" w:color="auto" w:fill="EAF1FF"/>
+            <w:shd w:val="clear" w:color="auto" w:fill="E8F7EE"/>
           </w:tcPr>
           <w:p>
             <w:r/>
@@ -3397,7 +4599,7 @@
               <w:rPr>
                 <w:sz w:val="19"/>
               </w:rPr>
-              <w:t>51–58</w:t>
+              <w:t>174</w:t>
             </w:r>
           </w:p>
         </w:tc>
@@ -3417,7 +4619,7 @@
               <w:rPr>
                 <w:sz w:val="19"/>
               </w:rPr>
-              <w:t>10:25 – 10:40</w:t>
+              <w:t>3:45 – 4:00</w:t>
             </w:r>
           </w:p>
         </w:tc>
@@ -3497,7 +4699,7 @@
               <w:rPr>
                 <w:sz w:val="19"/>
               </w:rPr>
-              <w:t>10:40 – 11:30</w:t>
+              <w:t>4:00 – 4:25</w:t>
             </w:r>
           </w:p>
         </w:tc>
@@ -3512,7 +4714,7 @@
               <w:rPr>
                 <w:sz w:val="19"/>
               </w:rPr>
-              <w:t>50 min</w:t>
+              <w:t>25 min</w:t>
             </w:r>
           </w:p>
         </w:tc>
@@ -3528,7 +4730,7 @@
                 <w:b/>
                 <w:sz w:val="19"/>
               </w:rPr>
-              <w:t>Lab 6 — HTTP and Application Approval Agent — web form to agent flow, six ordered rules, four decisions</w:t>
+              <w:t>Lab 17 — Publish to Teams, Microsoft 365 Copilot and the Web — Publish, then Channels +: the HR agent to Microsoft Teams and Microsoft 365 Copilot, the Sales agent to a website — and why a channel is a door, not a brain</w:t>
             </w:r>
           </w:p>
         </w:tc>
@@ -3558,249 +4760,7 @@
               <w:rPr>
                 <w:sz w:val="19"/>
               </w:rPr>
-              <w:t>59</w:t>
-            </w:r>
-          </w:p>
-        </w:tc>
-      </w:tr>
-      <w:tr>
-        <w:trPr>
-          <w:cantSplit/>
-        </w:trPr>
-        <w:tc>
-          <w:tcPr>
-            <w:tcW w:type="dxa" w:w="1520"/>
-            <w:shd w:val="clear" w:color="auto" w:fill="E8F7EE"/>
-          </w:tcPr>
-          <w:p>
-            <w:r/>
-            <w:r>
-              <w:rPr>
-                <w:sz w:val="19"/>
-              </w:rPr>
-              <w:t>11:30 – 12:10</w:t>
-            </w:r>
-          </w:p>
-        </w:tc>
-        <w:tc>
-          <w:tcPr>
-            <w:tcW w:type="dxa" w:w="1000"/>
-            <w:shd w:val="clear" w:color="auto" w:fill="E8F7EE"/>
-          </w:tcPr>
-          <w:p>
-            <w:r/>
-            <w:r>
-              <w:rPr>
-                <w:sz w:val="19"/>
-              </w:rPr>
-              <w:t>40 min</w:t>
-            </w:r>
-          </w:p>
-        </w:tc>
-        <w:tc>
-          <w:tcPr>
-            <w:tcW w:type="dxa" w:w="1728"/>
-            <w:shd w:val="clear" w:color="auto" w:fill="E8F7EE"/>
-          </w:tcPr>
-          <w:p>
-            <w:r/>
-            <w:r>
-              <w:rPr>
-                <w:b/>
-                <w:sz w:val="19"/>
-              </w:rPr>
-              <w:t>Lab 7 — HTTP and Chatbot — the agent alone in public, and the probes that break it</w:t>
-            </w:r>
-          </w:p>
-        </w:tc>
-        <w:tc>
-          <w:tcPr>
-            <w:tcW w:type="dxa" w:w="1760"/>
-            <w:shd w:val="clear" w:color="auto" w:fill="E8F7EE"/>
-          </w:tcPr>
-          <w:p>
-            <w:r/>
-            <w:r>
-              <w:rPr>
-                <w:sz w:val="19"/>
-              </w:rPr>
-              <w:t>Hands-on lab</w:t>
-            </w:r>
-          </w:p>
-        </w:tc>
-        <w:tc>
-          <w:tcPr>
-            <w:tcW w:type="dxa" w:w="1120"/>
-            <w:shd w:val="clear" w:color="auto" w:fill="E8F7EE"/>
-          </w:tcPr>
-          <w:p>
-            <w:r/>
-            <w:r>
-              <w:rPr>
-                <w:sz w:val="19"/>
-              </w:rPr>
-              <w:t>60</w:t>
-            </w:r>
-          </w:p>
-        </w:tc>
-      </w:tr>
-      <w:tr>
-        <w:trPr>
-          <w:cantSplit/>
-        </w:trPr>
-        <w:tc>
-          <w:tcPr>
-            <w:tcW w:type="dxa" w:w="1520"/>
-            <w:shd w:val="clear" w:color="auto" w:fill="FFF4E5"/>
-          </w:tcPr>
-          <w:p>
-            <w:r/>
-            <w:r>
-              <w:rPr>
-                <w:sz w:val="19"/>
-              </w:rPr>
-              <w:t>12:10 – 1:10</w:t>
-            </w:r>
-          </w:p>
-        </w:tc>
-        <w:tc>
-          <w:tcPr>
-            <w:tcW w:type="dxa" w:w="1000"/>
-            <w:shd w:val="clear" w:color="auto" w:fill="FFF4E5"/>
-          </w:tcPr>
-          <w:p>
-            <w:r/>
-            <w:r>
-              <w:rPr>
-                <w:sz w:val="19"/>
-              </w:rPr>
-              <w:t>60 min</w:t>
-            </w:r>
-          </w:p>
-        </w:tc>
-        <w:tc>
-          <w:tcPr>
-            <w:tcW w:type="dxa" w:w="1728"/>
-            <w:shd w:val="clear" w:color="auto" w:fill="FFF4E5"/>
-          </w:tcPr>
-          <w:p>
-            <w:r/>
-            <w:r>
-              <w:rPr>
-                <w:sz w:val="19"/>
-              </w:rPr>
-              <w:t>Lunch</w:t>
-            </w:r>
-          </w:p>
-        </w:tc>
-        <w:tc>
-          <w:tcPr>
-            <w:tcW w:type="dxa" w:w="1760"/>
-            <w:shd w:val="clear" w:color="auto" w:fill="FFF4E5"/>
-          </w:tcPr>
-          <w:p>
-            <w:r/>
-            <w:r>
-              <w:rPr>
-                <w:sz w:val="19"/>
-              </w:rPr>
-              <w:t>—</w:t>
-            </w:r>
-          </w:p>
-        </w:tc>
-        <w:tc>
-          <w:tcPr>
-            <w:tcW w:type="dxa" w:w="1120"/>
-            <w:shd w:val="clear" w:color="auto" w:fill="FFF4E5"/>
-          </w:tcPr>
-          <w:p>
-            <w:r/>
-            <w:r>
-              <w:rPr>
-                <w:sz w:val="19"/>
-              </w:rPr>
-              <w:t>—</w:t>
-            </w:r>
-          </w:p>
-        </w:tc>
-      </w:tr>
-      <w:tr>
-        <w:trPr>
-          <w:cantSplit/>
-        </w:trPr>
-        <w:tc>
-          <w:tcPr>
-            <w:tcW w:type="dxa" w:w="1520"/>
-            <w:shd w:val="clear" w:color="auto" w:fill="E8F7EE"/>
-          </w:tcPr>
-          <w:p>
-            <w:r/>
-            <w:r>
-              <w:rPr>
-                <w:sz w:val="19"/>
-              </w:rPr>
-              <w:t>1:10 – 2:10</w:t>
-            </w:r>
-          </w:p>
-        </w:tc>
-        <w:tc>
-          <w:tcPr>
-            <w:tcW w:type="dxa" w:w="1000"/>
-            <w:shd w:val="clear" w:color="auto" w:fill="E8F7EE"/>
-          </w:tcPr>
-          <w:p>
-            <w:r/>
-            <w:r>
-              <w:rPr>
-                <w:sz w:val="19"/>
-              </w:rPr>
-              <w:t>60 min</w:t>
-            </w:r>
-          </w:p>
-        </w:tc>
-        <w:tc>
-          <w:tcPr>
-            <w:tcW w:type="dxa" w:w="1728"/>
-            <w:shd w:val="clear" w:color="auto" w:fill="E8F7EE"/>
-          </w:tcPr>
-          <w:p>
-            <w:r/>
-            <w:r>
-              <w:rPr>
-                <w:b/>
-                <w:sz w:val="19"/>
-              </w:rPr>
-              <w:t>Lab 8 — HTTP and Human Review — the Human review gate and the run that will not proceed</w:t>
-            </w:r>
-          </w:p>
-        </w:tc>
-        <w:tc>
-          <w:tcPr>
-            <w:tcW w:type="dxa" w:w="1760"/>
-            <w:shd w:val="clear" w:color="auto" w:fill="E8F7EE"/>
-          </w:tcPr>
-          <w:p>
-            <w:r/>
-            <w:r>
-              <w:rPr>
-                <w:sz w:val="19"/>
-              </w:rPr>
-              <w:t>Hands-on lab</w:t>
-            </w:r>
-          </w:p>
-        </w:tc>
-        <w:tc>
-          <w:tcPr>
-            <w:tcW w:type="dxa" w:w="1120"/>
-            <w:shd w:val="clear" w:color="auto" w:fill="E8F7EE"/>
-          </w:tcPr>
-          <w:p>
-            <w:r/>
-            <w:r>
-              <w:rPr>
-                <w:sz w:val="19"/>
-              </w:rPr>
-              <w:t>61</w:t>
+              <w:t>178</w:t>
             </w:r>
           </w:p>
         </w:tc>
@@ -3820,330 +4780,7 @@
               <w:rPr>
                 <w:sz w:val="19"/>
               </w:rPr>
-              <w:t>2:10 – 2:20</w:t>
-            </w:r>
-          </w:p>
-        </w:tc>
-        <w:tc>
-          <w:tcPr>
-            <w:tcW w:type="dxa" w:w="1000"/>
-            <w:shd w:val="clear" w:color="auto" w:fill="EAF1FF"/>
-          </w:tcPr>
-          <w:p>
-            <w:r/>
-            <w:r>
-              <w:rPr>
-                <w:sz w:val="19"/>
-              </w:rPr>
-              <w:t>10 min</w:t>
-            </w:r>
-          </w:p>
-        </w:tc>
-        <w:tc>
-          <w:tcPr>
-            <w:tcW w:type="dxa" w:w="1728"/>
-            <w:shd w:val="clear" w:color="auto" w:fill="EAF1FF"/>
-          </w:tcPr>
-          <w:p>
-            <w:r/>
-            <w:r>
-              <w:rPr>
-                <w:b/>
-                <w:sz w:val="19"/>
-              </w:rPr>
-              <w:t>Module 5: why retrieval rather than a bigger prompt; the RAG pipeline; chunking, embeddings and top_k</w:t>
-            </w:r>
-          </w:p>
-        </w:tc>
-        <w:tc>
-          <w:tcPr>
-            <w:tcW w:type="dxa" w:w="1760"/>
-            <w:shd w:val="clear" w:color="auto" w:fill="EAF1FF"/>
-          </w:tcPr>
-          <w:p>
-            <w:r/>
-            <w:r>
-              <w:rPr>
-                <w:sz w:val="19"/>
-              </w:rPr>
-              <w:t>Lecture &amp; demo</w:t>
-            </w:r>
-          </w:p>
-        </w:tc>
-        <w:tc>
-          <w:tcPr>
-            <w:tcW w:type="dxa" w:w="1120"/>
-            <w:shd w:val="clear" w:color="auto" w:fill="EAF1FF"/>
-          </w:tcPr>
-          <w:p>
-            <w:r/>
-            <w:r>
-              <w:rPr>
-                <w:sz w:val="19"/>
-              </w:rPr>
-              <w:t>62–66</w:t>
-            </w:r>
-          </w:p>
-        </w:tc>
-      </w:tr>
-      <w:tr>
-        <w:trPr>
-          <w:cantSplit/>
-        </w:trPr>
-        <w:tc>
-          <w:tcPr>
-            <w:tcW w:type="dxa" w:w="1520"/>
-            <w:shd w:val="clear" w:color="auto" w:fill="E8F7EE"/>
-          </w:tcPr>
-          <w:p>
-            <w:r/>
-            <w:r>
-              <w:rPr>
-                <w:sz w:val="19"/>
-              </w:rPr>
-              <w:t>2:20 – 3:00</w:t>
-            </w:r>
-          </w:p>
-        </w:tc>
-        <w:tc>
-          <w:tcPr>
-            <w:tcW w:type="dxa" w:w="1000"/>
-            <w:shd w:val="clear" w:color="auto" w:fill="E8F7EE"/>
-          </w:tcPr>
-          <w:p>
-            <w:r/>
-            <w:r>
-              <w:rPr>
-                <w:sz w:val="19"/>
-              </w:rPr>
-              <w:t>40 min</w:t>
-            </w:r>
-          </w:p>
-        </w:tc>
-        <w:tc>
-          <w:tcPr>
-            <w:tcW w:type="dxa" w:w="1728"/>
-            <w:shd w:val="clear" w:color="auto" w:fill="E8F7EE"/>
-          </w:tcPr>
-          <w:p>
-            <w:r/>
-            <w:r>
-              <w:rPr>
-                <w:b/>
-                <w:sz w:val="19"/>
-              </w:rPr>
-              <w:t>Lab 9 — RAG with Knowledge Base — RAG as a product setting: three nodes, no ingestion</w:t>
-            </w:r>
-          </w:p>
-        </w:tc>
-        <w:tc>
-          <w:tcPr>
-            <w:tcW w:type="dxa" w:w="1760"/>
-            <w:shd w:val="clear" w:color="auto" w:fill="E8F7EE"/>
-          </w:tcPr>
-          <w:p>
-            <w:r/>
-            <w:r>
-              <w:rPr>
-                <w:sz w:val="19"/>
-              </w:rPr>
-              <w:t>Hands-on lab</w:t>
-            </w:r>
-          </w:p>
-        </w:tc>
-        <w:tc>
-          <w:tcPr>
-            <w:tcW w:type="dxa" w:w="1120"/>
-            <w:shd w:val="clear" w:color="auto" w:fill="E8F7EE"/>
-          </w:tcPr>
-          <w:p>
-            <w:r/>
-            <w:r>
-              <w:rPr>
-                <w:sz w:val="19"/>
-              </w:rPr>
-              <w:t>67</w:t>
-            </w:r>
-          </w:p>
-        </w:tc>
-      </w:tr>
-      <w:tr>
-        <w:trPr>
-          <w:cantSplit/>
-        </w:trPr>
-        <w:tc>
-          <w:tcPr>
-            <w:tcW w:type="dxa" w:w="1520"/>
-            <w:shd w:val="clear" w:color="auto" w:fill="FFF4E5"/>
-          </w:tcPr>
-          <w:p>
-            <w:r/>
-            <w:r>
-              <w:rPr>
-                <w:sz w:val="19"/>
-              </w:rPr>
-              <w:t>3:00 – 3:15</w:t>
-            </w:r>
-          </w:p>
-        </w:tc>
-        <w:tc>
-          <w:tcPr>
-            <w:tcW w:type="dxa" w:w="1000"/>
-            <w:shd w:val="clear" w:color="auto" w:fill="FFF4E5"/>
-          </w:tcPr>
-          <w:p>
-            <w:r/>
-            <w:r>
-              <w:rPr>
-                <w:sz w:val="19"/>
-              </w:rPr>
-              <w:t>15 min</w:t>
-            </w:r>
-          </w:p>
-        </w:tc>
-        <w:tc>
-          <w:tcPr>
-            <w:tcW w:type="dxa" w:w="1728"/>
-            <w:shd w:val="clear" w:color="auto" w:fill="FFF4E5"/>
-          </w:tcPr>
-          <w:p>
-            <w:r/>
-            <w:r>
-              <w:rPr>
-                <w:sz w:val="19"/>
-              </w:rPr>
-              <w:t>Tea break</w:t>
-            </w:r>
-          </w:p>
-        </w:tc>
-        <w:tc>
-          <w:tcPr>
-            <w:tcW w:type="dxa" w:w="1760"/>
-            <w:shd w:val="clear" w:color="auto" w:fill="FFF4E5"/>
-          </w:tcPr>
-          <w:p>
-            <w:r/>
-            <w:r>
-              <w:rPr>
-                <w:sz w:val="19"/>
-              </w:rPr>
-              <w:t>—</w:t>
-            </w:r>
-          </w:p>
-        </w:tc>
-        <w:tc>
-          <w:tcPr>
-            <w:tcW w:type="dxa" w:w="1120"/>
-            <w:shd w:val="clear" w:color="auto" w:fill="FFF4E5"/>
-          </w:tcPr>
-          <w:p>
-            <w:r/>
-            <w:r>
-              <w:rPr>
-                <w:sz w:val="19"/>
-              </w:rPr>
-              <w:t>—</w:t>
-            </w:r>
-          </w:p>
-        </w:tc>
-      </w:tr>
-      <w:tr>
-        <w:trPr>
-          <w:cantSplit/>
-        </w:trPr>
-        <w:tc>
-          <w:tcPr>
-            <w:tcW w:type="dxa" w:w="1520"/>
-            <w:shd w:val="clear" w:color="auto" w:fill="E8F7EE"/>
-          </w:tcPr>
-          <w:p>
-            <w:r/>
-            <w:r>
-              <w:rPr>
-                <w:sz w:val="19"/>
-              </w:rPr>
-              <w:t>3:15 – 3:55</w:t>
-            </w:r>
-          </w:p>
-        </w:tc>
-        <w:tc>
-          <w:tcPr>
-            <w:tcW w:type="dxa" w:w="1000"/>
-            <w:shd w:val="clear" w:color="auto" w:fill="E8F7EE"/>
-          </w:tcPr>
-          <w:p>
-            <w:r/>
-            <w:r>
-              <w:rPr>
-                <w:sz w:val="19"/>
-              </w:rPr>
-              <w:t>40 min</w:t>
-            </w:r>
-          </w:p>
-        </w:tc>
-        <w:tc>
-          <w:tcPr>
-            <w:tcW w:type="dxa" w:w="1728"/>
-            <w:shd w:val="clear" w:color="auto" w:fill="E8F7EE"/>
-          </w:tcPr>
-          <w:p>
-            <w:r/>
-            <w:r>
-              <w:rPr>
-                <w:b/>
-                <w:sz w:val="19"/>
-              </w:rPr>
-              <w:t>Lab 10 — RAG with Pinecone — rebuild the same chatbot on Pinecone and compare the levers</w:t>
-            </w:r>
-          </w:p>
-        </w:tc>
-        <w:tc>
-          <w:tcPr>
-            <w:tcW w:type="dxa" w:w="1760"/>
-            <w:shd w:val="clear" w:color="auto" w:fill="E8F7EE"/>
-          </w:tcPr>
-          <w:p>
-            <w:r/>
-            <w:r>
-              <w:rPr>
-                <w:sz w:val="19"/>
-              </w:rPr>
-              <w:t>Hands-on lab</w:t>
-            </w:r>
-          </w:p>
-        </w:tc>
-        <w:tc>
-          <w:tcPr>
-            <w:tcW w:type="dxa" w:w="1120"/>
-            <w:shd w:val="clear" w:color="auto" w:fill="E8F7EE"/>
-          </w:tcPr>
-          <w:p>
-            <w:r/>
-            <w:r>
-              <w:rPr>
-                <w:sz w:val="19"/>
-              </w:rPr>
-              <w:t>68</w:t>
-            </w:r>
-          </w:p>
-        </w:tc>
-      </w:tr>
-      <w:tr>
-        <w:trPr>
-          <w:cantSplit/>
-        </w:trPr>
-        <w:tc>
-          <w:tcPr>
-            <w:tcW w:type="dxa" w:w="1520"/>
-            <w:shd w:val="clear" w:color="auto" w:fill="EAF1FF"/>
-          </w:tcPr>
-          <w:p>
-            <w:r/>
-            <w:r>
-              <w:rPr>
-                <w:sz w:val="19"/>
-              </w:rPr>
-              <w:t>3:55 – 4:00</w:t>
+              <w:t>4:25 – 4:30</w:t>
             </w:r>
           </w:p>
         </w:tc>
@@ -4204,7 +4841,7 @@
               <w:rPr>
                 <w:sz w:val="19"/>
               </w:rPr>
-              <w:t>69–72</w:t>
+              <w:t>182–187</w:t>
             </w:r>
           </w:p>
         </w:tc>
@@ -4224,7 +4861,7 @@
               <w:rPr>
                 <w:sz w:val="19"/>
               </w:rPr>
-              <w:t>4:00 – 5:00</w:t>
+              <w:t>4:30 – 5:30</w:t>
             </w:r>
           </w:p>
         </w:tc>
@@ -4285,7 +4922,7 @@
               <w:rPr>
                 <w:sz w:val="19"/>
               </w:rPr>
-              <w:t>73–80</w:t>
+              <w:t>188–193</w:t>
             </w:r>
           </w:p>
         </w:tc>
@@ -4305,7 +4942,7 @@
               <w:rPr>
                 <w:sz w:val="19"/>
               </w:rPr>
-              <w:t>5:00 – 6:00</w:t>
+              <w:t>5:30 – 6:30</w:t>
             </w:r>
           </w:p>
         </w:tc>
@@ -4366,7 +5003,7 @@
               <w:rPr>
                 <w:sz w:val="19"/>
               </w:rPr>
-              <w:t>73–80</w:t>
+              <w:t>188–193</w:t>
             </w:r>
           </w:p>
         </w:tc>
@@ -4399,12 +5036,12 @@
         <w:pStyle w:val="Heading3"/>
       </w:pPr>
       <w:r>
-        <w:t>Lab 0 — Environment Setup · Slides 23</w:t>
+        <w:t>Lab 0 — Environment Setup · Slides 38</w:t>
       </w:r>
     </w:p>
     <w:p>
       <w:r>
-        <w:t>Duration: 40 minutes. Follow the matching detailed, step-by-step lab and its shared workflow visual in the Learner Guide.</w:t>
+        <w:t>Duration: 20 minutes. Follow the matching detailed, step-by-step lab and its shared workflow visual in the Learner Guide.</w:t>
       </w:r>
     </w:p>
     <w:p>
@@ -4412,12 +5049,12 @@
         <w:pStyle w:val="Heading3"/>
       </w:pPr>
       <w:r>
-        <w:t>Lab 1 — Trigger and Actions · Slides 24</w:t>
+        <w:t>Lab 1 — Trigger and Actions · Slides 42</w:t>
       </w:r>
     </w:p>
     <w:p>
       <w:r>
-        <w:t>Duration: 40 minutes. Follow the matching detailed, step-by-step lab and its shared workflow visual in the Learner Guide.</w:t>
+        <w:t>Duration: 30 minutes. Follow the matching detailed, step-by-step lab and its shared workflow visual in the Learner Guide.</w:t>
       </w:r>
     </w:p>
     <w:p>
@@ -4425,7 +5062,33 @@
         <w:pStyle w:val="Heading3"/>
       </w:pPr>
       <w:r>
-        <w:t>Lab 2 — Log to Excel · Slides 25</w:t>
+        <w:t>Lab 2 — Log to Excel · Slides 46</w:t>
+      </w:r>
+    </w:p>
+    <w:p>
+      <w:r>
+        <w:t>Duration: 30 minutes. Follow the matching detailed, step-by-step lab and its shared workflow visual in the Learner Guide.</w:t>
+      </w:r>
+    </w:p>
+    <w:p>
+      <w:pPr>
+        <w:pStyle w:val="Heading3"/>
+      </w:pPr>
+      <w:r>
+        <w:t>Lab 3 — Leave Application Approval · Slides 63</w:t>
+      </w:r>
+    </w:p>
+    <w:p>
+      <w:r>
+        <w:t>Duration: 35 minutes. Follow the matching detailed, step-by-step lab and its shared workflow visual in the Learner Guide.</w:t>
+      </w:r>
+    </w:p>
+    <w:p>
+      <w:pPr>
+        <w:pStyle w:val="Heading3"/>
+      </w:pPr>
+      <w:r>
+        <w:t>Lab 4 — Email Classification · Slides 67</w:t>
       </w:r>
     </w:p>
     <w:p>
@@ -4438,12 +5101,12 @@
         <w:pStyle w:val="Heading3"/>
       </w:pPr>
       <w:r>
-        <w:t>Lab 3 — Leave Application Approval · Slides 30</w:t>
+        <w:t>Lab 5 — Your First Agent · Slides 106</w:t>
       </w:r>
     </w:p>
     <w:p>
       <w:r>
-        <w:t>Duration: 45 minutes. Follow the matching detailed, step-by-step lab and its shared workflow visual in the Learner Guide.</w:t>
+        <w:t>Duration: 35 minutes. Follow the matching detailed, step-by-step lab and its shared workflow visual in the Learner Guide.</w:t>
       </w:r>
     </w:p>
     <w:p>
@@ -4451,12 +5114,12 @@
         <w:pStyle w:val="Heading3"/>
       </w:pPr>
       <w:r>
-        <w:t>Lab 4 — Agents · Slides 47</w:t>
+        <w:t>Lab 6 — Procurement Agent with Tools · Slides 110</w:t>
       </w:r>
     </w:p>
     <w:p>
       <w:r>
-        <w:t>Duration: 45 minutes. Follow the matching detailed, step-by-step lab and its shared workflow visual in the Learner Guide.</w:t>
+        <w:t>Duration: 35 minutes. Follow the matching detailed, step-by-step lab and its shared workflow visual in the Learner Guide.</w:t>
       </w:r>
     </w:p>
     <w:p>
@@ -4464,12 +5127,25 @@
         <w:pStyle w:val="Heading3"/>
       </w:pPr>
       <w:r>
-        <w:t>Lab 4b — Multi-Agent Content Team · Slides 48</w:t>
+        <w:t>Lab 7 — Sales Agent with Knowledge · Slides 114</w:t>
       </w:r>
     </w:p>
     <w:p>
       <w:r>
-        <w:t>Duration: 60–75 minutes (optional — self-paced extension). Follow the matching detailed, step-by-step lab and its shared workflow visual in the Learner Guide.</w:t>
+        <w:t>Duration: 30 minutes. Follow the matching detailed, step-by-step lab and its shared workflow visual in the Learner Guide.</w:t>
+      </w:r>
+    </w:p>
+    <w:p>
+      <w:pPr>
+        <w:pStyle w:val="Heading3"/>
+      </w:pPr>
+      <w:r>
+        <w:t>Lab 8 — IT Support Agent with Skills · Slides 118</w:t>
+      </w:r>
+    </w:p>
+    <w:p>
+      <w:r>
+        <w:t>Duration: 30 minutes. Follow the matching detailed, step-by-step lab and its shared workflow visual in the Learner Guide.</w:t>
       </w:r>
     </w:p>
     <w:p>
@@ -4485,7 +5161,59 @@
         <w:pStyle w:val="Heading3"/>
       </w:pPr>
       <w:r>
-        <w:t>Lab 5 — Calling Agent from Workflow · Slides 49</w:t>
+        <w:t>Lab 9 — Multi-Agent Content Team · Slides 122</w:t>
+      </w:r>
+    </w:p>
+    <w:p>
+      <w:r>
+        <w:t>Duration: 35 minutes. Follow the matching detailed, step-by-step lab and its shared workflow visual in the Learner Guide.</w:t>
+      </w:r>
+    </w:p>
+    <w:p>
+      <w:pPr>
+        <w:pStyle w:val="Heading3"/>
+      </w:pPr>
+      <w:r>
+        <w:t>Lab 10 — Calling Agent from Workflow · Slides 126</w:t>
+      </w:r>
+    </w:p>
+    <w:p>
+      <w:r>
+        <w:t>Duration: 25 minutes. Follow the matching detailed, step-by-step lab and its shared workflow visual in the Learner Guide.</w:t>
+      </w:r>
+    </w:p>
+    <w:p>
+      <w:pPr>
+        <w:pStyle w:val="Heading3"/>
+      </w:pPr>
+      <w:r>
+        <w:t>Lab 11 — Calling Workflow from Agent · Slides 130</w:t>
+      </w:r>
+    </w:p>
+    <w:p>
+      <w:r>
+        <w:t>Duration: 25 minutes. Follow the matching detailed, step-by-step lab and its shared workflow visual in the Learner Guide.</w:t>
+      </w:r>
+    </w:p>
+    <w:p>
+      <w:pPr>
+        <w:pStyle w:val="Heading3"/>
+      </w:pPr>
+      <w:r>
+        <w:t>Lab 12 — HTTP and Application Approval Agent · Slides 150</w:t>
+      </w:r>
+    </w:p>
+    <w:p>
+      <w:r>
+        <w:t>Duration: 45 minutes. Follow the matching detailed, step-by-step lab and its shared workflow visual in the Learner Guide.</w:t>
+      </w:r>
+    </w:p>
+    <w:p>
+      <w:pPr>
+        <w:pStyle w:val="Heading3"/>
+      </w:pPr>
+      <w:r>
+        <w:t>Lab 13 — HTTP and Chatbot · Slides 154</w:t>
       </w:r>
     </w:p>
     <w:p>
@@ -4498,7 +5226,20 @@
         <w:pStyle w:val="Heading3"/>
       </w:pPr>
       <w:r>
-        <w:t>Lab 5b — Calling Workflow from Agent · Slides 50</w:t>
+        <w:t>Lab 14 — HTTP and Human Review · Slides 158</w:t>
+      </w:r>
+    </w:p>
+    <w:p>
+      <w:r>
+        <w:t>Duration: 35 minutes. Follow the matching detailed, step-by-step lab and its shared workflow visual in the Learner Guide.</w:t>
+      </w:r>
+    </w:p>
+    <w:p>
+      <w:pPr>
+        <w:pStyle w:val="Heading3"/>
+      </w:pPr>
+      <w:r>
+        <w:t>Lab 15 — RAG with Knowledge Base · Slides 170</w:t>
       </w:r>
     </w:p>
     <w:p>
@@ -4511,12 +5252,12 @@
         <w:pStyle w:val="Heading3"/>
       </w:pPr>
       <w:r>
-        <w:t>Lab 6 — HTTP and Application Approval Agent · Slides 59</w:t>
+        <w:t>Lab 16 — RAG with Pinecone · Slides 174</w:t>
       </w:r>
     </w:p>
     <w:p>
       <w:r>
-        <w:t>Duration: 50 minutes. Follow the matching detailed, step-by-step lab and its shared workflow visual in the Learner Guide.</w:t>
+        <w:t>Duration: 30 minutes. Follow the matching detailed, step-by-step lab and its shared workflow visual in the Learner Guide.</w:t>
       </w:r>
     </w:p>
     <w:p>
@@ -4524,51 +5265,12 @@
         <w:pStyle w:val="Heading3"/>
       </w:pPr>
       <w:r>
-        <w:t>Lab 7 — HTTP and Chatbot · Slides 60</w:t>
+        <w:t>Lab 17 — Publish to Teams, Microsoft 365 Copilot and the Web · Slides 178</w:t>
       </w:r>
     </w:p>
     <w:p>
       <w:r>
-        <w:t>Duration: 40 minutes. Follow the matching detailed, step-by-step lab and its shared workflow visual in the Learner Guide.</w:t>
-      </w:r>
-    </w:p>
-    <w:p>
-      <w:pPr>
-        <w:pStyle w:val="Heading3"/>
-      </w:pPr>
-      <w:r>
-        <w:t>Lab 8 — HTTP and Human Review · Slides 61</w:t>
-      </w:r>
-    </w:p>
-    <w:p>
-      <w:r>
-        <w:t>Duration: 60 minutes. Follow the matching detailed, step-by-step lab and its shared workflow visual in the Learner Guide.</w:t>
-      </w:r>
-    </w:p>
-    <w:p>
-      <w:pPr>
-        <w:pStyle w:val="Heading3"/>
-      </w:pPr>
-      <w:r>
-        <w:t>Lab 9 — RAG with Knowledge Base · Slides 67</w:t>
-      </w:r>
-    </w:p>
-    <w:p>
-      <w:r>
-        <w:t>Duration: 40 minutes. Follow the matching detailed, step-by-step lab and its shared workflow visual in the Learner Guide.</w:t>
-      </w:r>
-    </w:p>
-    <w:p>
-      <w:pPr>
-        <w:pStyle w:val="Heading3"/>
-      </w:pPr>
-      <w:r>
-        <w:t>Lab 10 — RAG with Pinecone · Slides 68</w:t>
-      </w:r>
-    </w:p>
-    <w:p>
-      <w:r>
-        <w:t>Duration: 40 minutes. Follow the matching detailed, step-by-step lab and its shared workflow visual in the Learner Guide.</w:t>
+        <w:t>Duration: 25 minutes. Follow the matching detailed, step-by-step lab and its shared workflow visual in the Learner Guide.</w:t>
       </w:r>
     </w:p>
     <w:p>
@@ -4611,7 +5313,7 @@
                 <w:b/>
                 <w:sz w:val="20"/>
               </w:rPr>
-              <w:t>Microsoft Power Automate</w:t>
+              <w:t>Microsoft Copilot Studio (new experience)</w:t>
             </w:r>
           </w:p>
         </w:tc>
@@ -4625,7 +5327,7 @@
               <w:rPr>
                 <w:sz w:val="20"/>
               </w:rPr>
-              <w:t>make.powerautomate.com — build and run flows</w:t>
+              <w:t>copilotstudio.microsoft.com — the one designer for every lab: build and run workflows, build and publish agents</w:t>
             </w:r>
           </w:p>
         </w:tc>
@@ -4643,7 +5345,7 @@
                 <w:b/>
                 <w:sz w:val="20"/>
               </w:rPr>
-              <w:t>Microsoft Copilot Studio</w:t>
+              <w:t>Microsoft Power Automate</w:t>
             </w:r>
           </w:p>
         </w:tc>
@@ -4657,7 +5359,7 @@
               <w:rPr>
                 <w:sz w:val="20"/>
               </w:rPr>
-              <w:t>copilotstudio.microsoft.com — build and publish agents</w:t>
+              <w:t>make.powerautomate.com — the connector engine underneath the workflows; never opened directly in this course</w:t>
             </w:r>
           </w:p>
         </w:tc>
@@ -4689,7 +5391,7 @@
               <w:rPr>
                 <w:sz w:val="20"/>
               </w:rPr>
-              <w:t>admin.powerplatform.microsoft.com — create the Copilot Studio Training Developer environment (Dataverse + Copilot Credits)</w:t>
+              <w:t>admin.powerplatform.microsoft.com — provision/reset one Training Class Sandbox per cohort (Dataverse + Copilot Credits)</w:t>
             </w:r>
           </w:p>
         </w:tc>
@@ -4753,7 +5455,7 @@
               <w:rPr>
                 <w:sz w:val="20"/>
               </w:rPr>
-              <w:t>pinecone.io — free-tier vector database, required for Lab 10 only</w:t>
+              <w:t>pinecone.io — free-tier vector database, required for Lab 16 only</w:t>
             </w:r>
           </w:p>
         </w:tc>
@@ -4849,7 +5551,7 @@
         <w:pStyle w:val="ListBullet"/>
       </w:pPr>
       <w:r>
-        <w:t>Practical Performance (PP) — 1 hour. Candidates build a working flow and agent, mirroring the hands-on labs.</w:t>
+        <w:t>Practical Performance (PP) — 1 hour. Candidates build a working workflow and agent in Copilot Studio, mirroring the hands-on labs.</w:t>
       </w:r>
     </w:p>
     <w:p>
@@ -4878,7 +5580,7 @@
     </w:p>
     <w:p>
       <w:r>
-        <w:t>Formative assessment is continuous: each lab includes a Checkpoint that the facilitator verifies before the class moves on. Labs 6–8 progressively verify an HTTP-triggered agent flow, an unsupervised public chatbot and a blocking human review gate; Labs 9–10 verify the same grounded chatbot built two different ways, including the probes that test whether either will invent an answer.</w:t>
+        <w:t>Formative assessment is continuous: each lab includes a Checkpoint that the facilitator verifies before the class moves on. Labs 1–4 verify deterministic workflows and the first model-chosen branch; Labs 5–8 verify one agent part at a time; Labs 9–11 verify multi-agent delegation and the workflow/agent boundary in both directions; Labs 12–14 progressively verify an HTTP-triggered agent flow, an unsupervised public chatbot and a blocking human review gate; Labs 15–16 verify the same grounded chatbot built two different ways, including the probes that test whether either will invent an answer; Lab 17 verifies the published agent in each channel.</w:t>
       </w:r>
     </w:p>
     <w:sectPr>

--- a/courseware/LP-Business Process Automation with Power Automate and Copilot Studio Agents.docx
+++ b/courseware/LP-Business Process Automation with Power Automate and Copilot Studio Agents.docx
@@ -206,7 +206,7 @@
           <w:color w:val="1F6FEB"/>
           <w:sz w:val="24"/>
         </w:rPr>
-        <w:t>Version 8.1</w:t>
+        <w:t>Version 8.2</w:t>
       </w:r>
     </w:p>
     <w:p>
@@ -1452,6 +1452,64 @@
                 <w:sz w:val="19"/>
               </w:rPr>
               <w:t>Deck lab order corrected — Lab 17 (Publish to Teams, Microsoft 365 Copilot and the Web) now appears LAST, after the two RAG labs, matching the order the Lesson Plan schedules and the Learner Guide follows. Previously the deck grouped it with the Module 3 agent labs, so the slides jumped Lab 11 to Lab 17 and back to Lab 12. No lab content, duration or timing changed.</w:t>
+            </w:r>
+          </w:p>
+        </w:tc>
+        <w:tc>
+          <w:tcPr>
+            <w:tcW w:type="dxa" w:w="2160"/>
+          </w:tcPr>
+          <w:p>
+            <w:r/>
+            <w:r>
+              <w:rPr>
+                <w:sz w:val="19"/>
+              </w:rPr>
+              <w:t>Course Development Team</w:t>
+            </w:r>
+          </w:p>
+        </w:tc>
+      </w:tr>
+      <w:tr>
+        <w:tc>
+          <w:tcPr>
+            <w:tcW w:type="dxa" w:w="2160"/>
+          </w:tcPr>
+          <w:p>
+            <w:r/>
+            <w:r>
+              <w:rPr>
+                <w:sz w:val="19"/>
+              </w:rPr>
+              <w:t>8.2</w:t>
+            </w:r>
+          </w:p>
+        </w:tc>
+        <w:tc>
+          <w:tcPr>
+            <w:tcW w:type="dxa" w:w="2160"/>
+          </w:tcPr>
+          <w:p>
+            <w:r/>
+            <w:r>
+              <w:rPr>
+                <w:sz w:val="19"/>
+              </w:rPr>
+              <w:t>6 September 2026</w:t>
+            </w:r>
+          </w:p>
+        </w:tc>
+        <w:tc>
+          <w:tcPr>
+            <w:tcW w:type="dxa" w:w="2160"/>
+          </w:tcPr>
+          <w:p>
+            <w:r/>
+            <w:r>
+              <w:rPr>
+                <w:sz w:val="19"/>
+              </w:rPr>
+              <w:t>Training-account credentials revised — the “Your Training Account” slide and Lab 0 now list two credential sets: the Microsoft 365 Premium learner accounts (Office 365 + Copilot 365, 6 learners each) first, then the two Copilot Studio / Power Automate training accounts (training1 and training2). Passwords are no longer printed in the courseware — the trainer issues them in class. The previous ten-account training1–training10 list is retired.</w:t>
             </w:r>
           </w:p>
         </w:tc>
@@ -1924,7 +1982,7 @@
     </w:p>
     <w:p>
       <w:r>
-        <w:t>The Slides column maps each session to the matching slides in the facilitator deck (Business Process Automation with Power Automate and Copilot Studio Agents-v8.1.pptx, 193 slides) so trainers can pace delivery against the deck.</w:t>
+        <w:t>The Slides column maps each session to the matching slides in the facilitator deck (Business Process Automation with Power Automate and Copilot Studio Agents-v8.2.pptx, 193 slides) so trainers can pace delivery against the deck.</w:t>
       </w:r>
     </w:p>
     <w:p>
